--- a/docs/기획서_3-4장_시스템아키텍처및구현.docx
+++ b/docs/기획서_3-4장_시스템아키텍처및구현.docx
@@ -41,7 +41,7 @@
           <w:b w:val="0"/>
           <w:sz w:val="21"/>
         </w:rPr>
-        <w:t>네 가지 도서관 데이터를 쓴다. 실시간 API 호출과 사전 구축 데이터셋이 각각 다른 역할을 맡는다.</w:t>
+        <w:t>도서관 데이터 네 가지를 활용한다. 실시간 API 호출과 사전 구축 데이터셋이 각각 다른 역할을 맡는다.</w:t>
       </w:r>
     </w:p>
     <w:tbl>
@@ -573,16 +573,16 @@
     </w:p>
     <w:p>
       <w:pPr>
-        <w:ind w:firstLine="227"/>
-        <w:jc w:val="both"/>
+        <w:spacing w:before="220" w:after="80"/>
       </w:pPr>
       <w:r>
         <w:rPr>
           <w:rFonts w:ascii="맑은 고딕" w:hAnsi="맑은 고딕" w:eastAsia="맑은 고딕"/>
-          <w:b w:val="0"/>
-          <w:sz w:val="21"/>
+          <w:b/>
+          <w:color w:val="334155"/>
+          <w:sz w:val="22"/>
         </w:rPr>
-        <w:t>정보나루 API는 아이가 만든 이야기에서 추출한 키워드를 검색어로 넘긴다. 응답의 bookname, authors, publisher, class_no를 서비스 계약 필드로 매핑해 화면과 인쇄물에 쓴다. 청구기호가 함께 나오므로 아이는 영수증을 들고 서가로 바로 갈 수 있다.</w:t>
+        <w:t>실시간 연동 — 도서관 정보나루</w:t>
       </w:r>
     </w:p>
     <w:p>
@@ -596,7 +596,21 @@
           <w:b w:val="0"/>
           <w:sz w:val="21"/>
         </w:rPr>
-        <w:t>시드 데이터셋은 이야기 9편과 편당 5권씩 45권의 큐레이션 도서를 담는다. 텍스트 파일 하나가 진실 소스이고, 백엔드가 이 파일을 파싱해 DB를 채운다. 이야기를 추가하거나 본문을 고칠 때 코드를 건드리지 않아도 된다.</w:t>
+        <w:t>아이 창작물에서 추출한 키워드를 srchBooks 검색어로 전달한다. 응답의 bookname, authors, publisher, class_no를 서비스 필드로 매핑해 화면과 인쇄물에 반영한다. 청구기호가 함께 제공되므로 아이가 서가에서 실물 도서를 찾는 데까지 연결된다.</w:t>
+      </w:r>
+    </w:p>
+    <w:p>
+      <w:pPr>
+        <w:spacing w:before="220" w:after="80"/>
+      </w:pPr>
+      <w:r>
+        <w:rPr>
+          <w:rFonts w:ascii="맑은 고딕" w:hAnsi="맑은 고딕" w:eastAsia="맑은 고딕"/>
+          <w:b/>
+          <w:color w:val="334155"/>
+          <w:sz w:val="22"/>
+        </w:rPr>
+        <w:t>사전 구축 — 전래동화 시드 데이터셋</w:t>
       </w:r>
     </w:p>
     <w:p>
@@ -610,7 +624,35 @@
           <w:b w:val="0"/>
           <w:sz w:val="21"/>
         </w:rPr>
-        <w:t>판권기 서지에는 확보한 것만 적었다. 콩쥐팥쥐전은 1926년 딱지본 서지를 확인해 발행 정보를 인쇄하고, 나머지 여덟 편은 "원작: 옛이야기(구전) — 국립중앙도서관 소장 자료 기반"으로 표기한다. 아홉 편 모두에 그럴듯한 연도를 채우는 편이 보기에는 좋다. 그러나 아이가 가져가는 실물에 확인되지 않은 서지가 박히는 것은 자료 신뢰도의 문제다.</w:t>
+        <w:t>이야기 9편과 편당 5권씩 45권의 큐레이션 도서를 담는다. 텍스트 파일 하나를 진실 소스로 두고 백엔드가 이를 파싱해 데이터베이스를 채운다. 이야기 추가나 본문 수정에 코드 변경이 필요하지 않다. 편별 구성은 제목, 이모지, 키워드, 요약, 원작 도입부 본문, 창작 유도 질문, 추천 도서 5권이다.</w:t>
+      </w:r>
+    </w:p>
+    <w:p>
+      <w:pPr>
+        <w:spacing w:before="220" w:after="80"/>
+      </w:pPr>
+      <w:r>
+        <w:rPr>
+          <w:rFonts w:ascii="맑은 고딕" w:hAnsi="맑은 고딕" w:eastAsia="맑은 고딕"/>
+          <w:b/>
+          <w:color w:val="334155"/>
+          <w:sz w:val="22"/>
+        </w:rPr>
+        <w:t>판권기 서지 표기 원칙</w:t>
+      </w:r>
+    </w:p>
+    <w:p>
+      <w:pPr>
+        <w:ind w:firstLine="227"/>
+        <w:jc w:val="both"/>
+      </w:pPr>
+      <w:r>
+        <w:rPr>
+          <w:rFonts w:ascii="맑은 고딕" w:hAnsi="맑은 고딕" w:eastAsia="맑은 고딕"/>
+          <w:b w:val="0"/>
+          <w:sz w:val="21"/>
+        </w:rPr>
+        <w:t>인쇄물 판권기에는 확인된 서지만 기재한다. 콩쥐팥쥐전은 1926년 딱지본 서지를 확인해 발행 정보를 인쇄하고, 나머지 8편은 "원작: 옛이야기(구전) — 국립중앙도서관 소장 자료 기반"으로 표기한다. 아동이 소장하는 실물에 미확인 서지가 기재되지 않도록 하기 위한 기준이다.</w:t>
       </w:r>
     </w:p>
     <w:p>
@@ -683,96 +725,16 @@
     </w:p>
     <w:p>
       <w:pPr>
-        <w:ind w:firstLine="227"/>
-        <w:jc w:val="both"/>
+        <w:spacing w:before="220" w:after="80"/>
       </w:pPr>
       <w:r>
         <w:rPr>
           <w:rFonts w:ascii="맑은 고딕" w:hAnsi="맑은 고딕" w:eastAsia="맑은 고딕"/>
-          <w:b w:val="0"/>
-          <w:sz w:val="21"/>
+          <w:b/>
+          <w:color w:val="334155"/>
+          <w:sz w:val="22"/>
         </w:rPr>
-        <w:t xml:space="preserve">사용자 흐름은 다섯 단계다. </w:t>
-      </w:r>
-      <w:r>
-        <w:rPr>
-          <w:rFonts w:ascii="맑은 고딕" w:hAnsi="맑은 고딕" w:eastAsia="맑은 고딕"/>
-          <w:b/>
-          <w:sz w:val="21"/>
-        </w:rPr>
-        <w:t>서가</w:t>
-      </w:r>
-      <w:r>
-        <w:rPr>
-          <w:rFonts w:ascii="맑은 고딕" w:hAnsi="맑은 고딕" w:eastAsia="맑은 고딕"/>
-          <w:b w:val="0"/>
-          <w:sz w:val="21"/>
-        </w:rPr>
-        <w:t xml:space="preserve">에서 이야기를 고른다. 원작 본문이 준비된 이야기만 열리고, 준비 중인 이야기는 잠금 표시된다. </w:t>
-      </w:r>
-      <w:r>
-        <w:rPr>
-          <w:rFonts w:ascii="맑은 고딕" w:hAnsi="맑은 고딕" w:eastAsia="맑은 고딕"/>
-          <w:b/>
-          <w:sz w:val="21"/>
-        </w:rPr>
-        <w:t>북뷰어</w:t>
-      </w:r>
-      <w:r>
-        <w:rPr>
-          <w:rFonts w:ascii="맑은 고딕" w:hAnsi="맑은 고딕" w:eastAsia="맑은 고딕"/>
-          <w:b w:val="0"/>
-          <w:sz w:val="21"/>
-        </w:rPr>
-        <w:t xml:space="preserve">에서 원작을 그림책처럼 넘겨 읽는다. 페이지마다 성우 음성이 나오고 자동으로 넘어간다. </w:t>
-      </w:r>
-      <w:r>
-        <w:rPr>
-          <w:rFonts w:ascii="맑은 고딕" w:hAnsi="맑은 고딕" w:eastAsia="맑은 고딕"/>
-          <w:b/>
-          <w:sz w:val="21"/>
-        </w:rPr>
-        <w:t>상상 입력</w:t>
-      </w:r>
-      <w:r>
-        <w:rPr>
-          <w:rFonts w:ascii="맑은 고딕" w:hAnsi="맑은 고딕" w:eastAsia="맑은 고딕"/>
-          <w:b w:val="0"/>
-          <w:sz w:val="21"/>
-        </w:rPr>
-        <w:t xml:space="preserve">에서 아이가 마이크에 말하면 음성 인식이 텍스트로 옮기고, 진행자가 오인식을 고칠 수 있다. </w:t>
-      </w:r>
-      <w:r>
-        <w:rPr>
-          <w:rFonts w:ascii="맑은 고딕" w:hAnsi="맑은 고딕" w:eastAsia="맑은 고딕"/>
-          <w:b/>
-          <w:sz w:val="21"/>
-        </w:rPr>
-        <w:t>생성</w:t>
-      </w:r>
-      <w:r>
-        <w:rPr>
-          <w:rFonts w:ascii="맑은 고딕" w:hAnsi="맑은 고딕" w:eastAsia="맑은 고딕"/>
-          <w:b w:val="0"/>
-          <w:sz w:val="21"/>
-        </w:rPr>
-        <w:t xml:space="preserve">은 프롬프트를 조립해 Groq API를 호출하고 페이지 단위로 분할된 이야기와 키워드를 받는다. </w:t>
-      </w:r>
-      <w:r>
-        <w:rPr>
-          <w:rFonts w:ascii="맑은 고딕" w:hAnsi="맑은 고딕" w:eastAsia="맑은 고딕"/>
-          <w:b/>
-          <w:sz w:val="21"/>
-        </w:rPr>
-        <w:t>출력</w:t>
-      </w:r>
-      <w:r>
-        <w:rPr>
-          <w:rFonts w:ascii="맑은 고딕" w:hAnsi="맑은 고딕" w:eastAsia="맑은 고딕"/>
-          <w:b w:val="0"/>
-          <w:sz w:val="21"/>
-        </w:rPr>
-        <w:t>은 제본용 PDF와 상상 영수증 두 가지를 만든다.</w:t>
+        <w:t>사용자 흐름</w:t>
       </w:r>
     </w:p>
     <w:p>
@@ -786,7 +748,625 @@
           <w:b w:val="0"/>
           <w:sz w:val="21"/>
         </w:rPr>
-        <w:t>아키텍처를 두 줄기로 분리한 것이 이 설계의 핵심 결정이다. 워크숍 현장은 노트북에서 직접 실행하고, 배포본은 제출 링크와 시연 영상 녹화에만 쓴다. 도서관 와이파이와 호스팅 서버가 동시에 살아 있어야 하는 구조를 만들면 실패 지점이 늘어난다.</w:t>
+        <w:t xml:space="preserve">서비스는 5단계로 진행된다. </w:t>
+      </w:r>
+      <w:r>
+        <w:rPr>
+          <w:rFonts w:ascii="맑은 고딕" w:hAnsi="맑은 고딕" w:eastAsia="맑은 고딕"/>
+          <w:b/>
+          <w:sz w:val="21"/>
+        </w:rPr>
+        <w:t>① 서가</w:t>
+      </w:r>
+      <w:r>
+        <w:rPr>
+          <w:rFonts w:ascii="맑은 고딕" w:hAnsi="맑은 고딕" w:eastAsia="맑은 고딕"/>
+          <w:b w:val="0"/>
+          <w:sz w:val="21"/>
+        </w:rPr>
+        <w:t xml:space="preserve">에서 이야기를 선택한다. 원작 본문이 준비된 이야기만 열리고 나머지는 잠금 상태로 표시된다. </w:t>
+      </w:r>
+      <w:r>
+        <w:rPr>
+          <w:rFonts w:ascii="맑은 고딕" w:hAnsi="맑은 고딕" w:eastAsia="맑은 고딕"/>
+          <w:b/>
+          <w:sz w:val="21"/>
+        </w:rPr>
+        <w:t>② 북뷰어</w:t>
+      </w:r>
+      <w:r>
+        <w:rPr>
+          <w:rFonts w:ascii="맑은 고딕" w:hAnsi="맑은 고딕" w:eastAsia="맑은 고딕"/>
+          <w:b w:val="0"/>
+          <w:sz w:val="21"/>
+        </w:rPr>
+        <w:t xml:space="preserve">에서 원작 도입부를 페이지 단위로 열람한다. 페이지마다 음성이 재생되고 자동으로 넘어간다. </w:t>
+      </w:r>
+      <w:r>
+        <w:rPr>
+          <w:rFonts w:ascii="맑은 고딕" w:hAnsi="맑은 고딕" w:eastAsia="맑은 고딕"/>
+          <w:b/>
+          <w:sz w:val="21"/>
+        </w:rPr>
+        <w:t>③ 상상 입력</w:t>
+      </w:r>
+      <w:r>
+        <w:rPr>
+          <w:rFonts w:ascii="맑은 고딕" w:hAnsi="맑은 고딕" w:eastAsia="맑은 고딕"/>
+          <w:b w:val="0"/>
+          <w:sz w:val="21"/>
+        </w:rPr>
+        <w:t xml:space="preserve">에서 아동의 구술을 음성 인식으로 받고 진행자가 오인식을 교정한다. </w:t>
+      </w:r>
+      <w:r>
+        <w:rPr>
+          <w:rFonts w:ascii="맑은 고딕" w:hAnsi="맑은 고딕" w:eastAsia="맑은 고딕"/>
+          <w:b/>
+          <w:sz w:val="21"/>
+        </w:rPr>
+        <w:t>④ 생성</w:t>
+      </w:r>
+      <w:r>
+        <w:rPr>
+          <w:rFonts w:ascii="맑은 고딕" w:hAnsi="맑은 고딕" w:eastAsia="맑은 고딕"/>
+          <w:b w:val="0"/>
+          <w:sz w:val="21"/>
+        </w:rPr>
+        <w:t xml:space="preserve">은 프롬프트를 조립해 Groq API를 호출하고 페이지 단위로 분할된 창작 동화와 키워드를 수신한다. </w:t>
+      </w:r>
+      <w:r>
+        <w:rPr>
+          <w:rFonts w:ascii="맑은 고딕" w:hAnsi="맑은 고딕" w:eastAsia="맑은 고딕"/>
+          <w:b/>
+          <w:sz w:val="21"/>
+        </w:rPr>
+        <w:t>⑤ 출력</w:t>
+      </w:r>
+      <w:r>
+        <w:rPr>
+          <w:rFonts w:ascii="맑은 고딕" w:hAnsi="맑은 고딕" w:eastAsia="맑은 고딕"/>
+          <w:b w:val="0"/>
+          <w:sz w:val="21"/>
+        </w:rPr>
+        <w:t>은 제본용 PDF를 생성하고 연계 도서를 담은 상상 영수증을 제시한다.</w:t>
+      </w:r>
+    </w:p>
+    <w:p>
+      <w:pPr>
+        <w:spacing w:before="220" w:after="80"/>
+      </w:pPr>
+      <w:r>
+        <w:rPr>
+          <w:rFonts w:ascii="맑은 고딕" w:hAnsi="맑은 고딕" w:eastAsia="맑은 고딕"/>
+          <w:b/>
+          <w:color w:val="334155"/>
+          <w:sz w:val="22"/>
+        </w:rPr>
+        <w:t>API 구성</w:t>
+      </w:r>
+    </w:p>
+    <w:tbl>
+      <w:tblPr>
+        <w:tblStyle w:val="TableGrid"/>
+        <w:tblW w:type="auto" w:w="0"/>
+        <w:jc w:val="center"/>
+        <w:tblLook w:firstColumn="1" w:firstRow="1" w:lastColumn="0" w:lastRow="0" w:noHBand="0" w:noVBand="1" w:val="04A0"/>
+      </w:tblPr>
+      <w:tblGrid>
+        <w:gridCol w:w="3213"/>
+        <w:gridCol w:w="3213"/>
+        <w:gridCol w:w="3213"/>
+      </w:tblGrid>
+      <w:tr>
+        <w:tc>
+          <w:tcPr>
+            <w:tcW w:type="dxa" w:w="1247"/>
+            <w:shd w:val="clear" w:fill="EFF3F8"/>
+          </w:tcPr>
+          <w:p>
+            <w:pPr>
+              <w:spacing w:line="300" w:lineRule="auto" w:after="20"/>
+              <w:jc w:val="center"/>
+            </w:pPr>
+            <w:r/>
+            <w:r>
+              <w:rPr>
+                <w:rFonts w:ascii="맑은 고딕" w:hAnsi="맑은 고딕" w:eastAsia="맑은 고딕"/>
+                <w:b/>
+                <w:sz w:val="19"/>
+              </w:rPr>
+              <w:t>메서드</w:t>
+            </w:r>
+          </w:p>
+        </w:tc>
+        <w:tc>
+          <w:tcPr>
+            <w:tcW w:type="dxa" w:w="3572"/>
+            <w:shd w:val="clear" w:fill="EFF3F8"/>
+          </w:tcPr>
+          <w:p>
+            <w:pPr>
+              <w:spacing w:line="300" w:lineRule="auto" w:after="20"/>
+              <w:jc w:val="center"/>
+            </w:pPr>
+            <w:r/>
+            <w:r>
+              <w:rPr>
+                <w:rFonts w:ascii="맑은 고딕" w:hAnsi="맑은 고딕" w:eastAsia="맑은 고딕"/>
+                <w:b/>
+                <w:sz w:val="19"/>
+              </w:rPr>
+              <w:t>엔드포인트</w:t>
+            </w:r>
+          </w:p>
+        </w:tc>
+        <w:tc>
+          <w:tcPr>
+            <w:tcW w:type="dxa" w:w="4819"/>
+            <w:shd w:val="clear" w:fill="EFF3F8"/>
+          </w:tcPr>
+          <w:p>
+            <w:pPr>
+              <w:spacing w:line="300" w:lineRule="auto" w:after="20"/>
+              <w:jc w:val="center"/>
+            </w:pPr>
+            <w:r/>
+            <w:r>
+              <w:rPr>
+                <w:rFonts w:ascii="맑은 고딕" w:hAnsi="맑은 고딕" w:eastAsia="맑은 고딕"/>
+                <w:b/>
+                <w:sz w:val="19"/>
+              </w:rPr>
+              <w:t>기능</w:t>
+            </w:r>
+          </w:p>
+        </w:tc>
+      </w:tr>
+      <w:tr>
+        <w:tc>
+          <w:tcPr>
+            <w:tcW w:type="dxa" w:w="1247"/>
+          </w:tcPr>
+          <w:p>
+            <w:pPr>
+              <w:spacing w:line="300" w:lineRule="auto" w:after="20"/>
+            </w:pPr>
+            <w:r/>
+            <w:r>
+              <w:rPr>
+                <w:rFonts w:ascii="맑은 고딕" w:hAnsi="맑은 고딕" w:eastAsia="맑은 고딕"/>
+                <w:b w:val="0"/>
+                <w:sz w:val="19"/>
+              </w:rPr>
+              <w:t>GET</w:t>
+            </w:r>
+          </w:p>
+        </w:tc>
+        <w:tc>
+          <w:tcPr>
+            <w:tcW w:type="dxa" w:w="3572"/>
+          </w:tcPr>
+          <w:p>
+            <w:pPr>
+              <w:spacing w:line="300" w:lineRule="auto" w:after="20"/>
+            </w:pPr>
+            <w:r/>
+            <w:r>
+              <w:rPr>
+                <w:rFonts w:ascii="맑은 고딕" w:hAnsi="맑은 고딕" w:eastAsia="맑은 고딕"/>
+                <w:b w:val="0"/>
+                <w:sz w:val="19"/>
+              </w:rPr>
+              <w:t>/api/stories</w:t>
+            </w:r>
+          </w:p>
+        </w:tc>
+        <w:tc>
+          <w:tcPr>
+            <w:tcW w:type="dxa" w:w="4819"/>
+          </w:tcPr>
+          <w:p>
+            <w:pPr>
+              <w:spacing w:line="300" w:lineRule="auto" w:after="20"/>
+            </w:pPr>
+            <w:r/>
+            <w:r>
+              <w:rPr>
+                <w:rFonts w:ascii="맑은 고딕" w:hAnsi="맑은 고딕" w:eastAsia="맑은 고딕"/>
+                <w:b w:val="0"/>
+                <w:sz w:val="19"/>
+              </w:rPr>
+              <w:t>서가 목록 — 이야기 9편, 표지, 잠금 여부</w:t>
+            </w:r>
+          </w:p>
+        </w:tc>
+      </w:tr>
+      <w:tr>
+        <w:tc>
+          <w:tcPr>
+            <w:tcW w:type="dxa" w:w="1247"/>
+          </w:tcPr>
+          <w:p>
+            <w:pPr>
+              <w:spacing w:line="300" w:lineRule="auto" w:after="20"/>
+            </w:pPr>
+            <w:r/>
+            <w:r>
+              <w:rPr>
+                <w:rFonts w:ascii="맑은 고딕" w:hAnsi="맑은 고딕" w:eastAsia="맑은 고딕"/>
+                <w:b w:val="0"/>
+                <w:sz w:val="19"/>
+              </w:rPr>
+              <w:t>GET</w:t>
+            </w:r>
+          </w:p>
+        </w:tc>
+        <w:tc>
+          <w:tcPr>
+            <w:tcW w:type="dxa" w:w="3572"/>
+          </w:tcPr>
+          <w:p>
+            <w:pPr>
+              <w:spacing w:line="300" w:lineRule="auto" w:after="20"/>
+            </w:pPr>
+            <w:r/>
+            <w:r>
+              <w:rPr>
+                <w:rFonts w:ascii="맑은 고딕" w:hAnsi="맑은 고딕" w:eastAsia="맑은 고딕"/>
+                <w:b w:val="0"/>
+                <w:sz w:val="19"/>
+              </w:rPr>
+              <w:t>/api/stories/{id}</w:t>
+            </w:r>
+          </w:p>
+        </w:tc>
+        <w:tc>
+          <w:tcPr>
+            <w:tcW w:type="dxa" w:w="4819"/>
+          </w:tcPr>
+          <w:p>
+            <w:pPr>
+              <w:spacing w:line="300" w:lineRule="auto" w:after="20"/>
+            </w:pPr>
+            <w:r/>
+            <w:r>
+              <w:rPr>
+                <w:rFonts w:ascii="맑은 고딕" w:hAnsi="맑은 고딕" w:eastAsia="맑은 고딕"/>
+                <w:b w:val="0"/>
+                <w:sz w:val="19"/>
+              </w:rPr>
+              <w:t>이야기 상세 — 원작 도입부 본문, 삽화·음성 경로, 창작 유도 질문</w:t>
+            </w:r>
+          </w:p>
+        </w:tc>
+      </w:tr>
+      <w:tr>
+        <w:tc>
+          <w:tcPr>
+            <w:tcW w:type="dxa" w:w="1247"/>
+          </w:tcPr>
+          <w:p>
+            <w:pPr>
+              <w:spacing w:line="300" w:lineRule="auto" w:after="20"/>
+            </w:pPr>
+            <w:r/>
+            <w:r>
+              <w:rPr>
+                <w:rFonts w:ascii="맑은 고딕" w:hAnsi="맑은 고딕" w:eastAsia="맑은 고딕"/>
+                <w:b w:val="0"/>
+                <w:sz w:val="19"/>
+              </w:rPr>
+              <w:t>POST</w:t>
+            </w:r>
+          </w:p>
+        </w:tc>
+        <w:tc>
+          <w:tcPr>
+            <w:tcW w:type="dxa" w:w="3572"/>
+          </w:tcPr>
+          <w:p>
+            <w:pPr>
+              <w:spacing w:line="300" w:lineRule="auto" w:after="20"/>
+            </w:pPr>
+            <w:r/>
+            <w:r>
+              <w:rPr>
+                <w:rFonts w:ascii="맑은 고딕" w:hAnsi="맑은 고딕" w:eastAsia="맑은 고딕"/>
+                <w:b w:val="0"/>
+                <w:sz w:val="19"/>
+              </w:rPr>
+              <w:t>/api/stories/{id}/generate</w:t>
+            </w:r>
+          </w:p>
+        </w:tc>
+        <w:tc>
+          <w:tcPr>
+            <w:tcW w:type="dxa" w:w="4819"/>
+          </w:tcPr>
+          <w:p>
+            <w:pPr>
+              <w:spacing w:line="300" w:lineRule="auto" w:after="20"/>
+            </w:pPr>
+            <w:r/>
+            <w:r>
+              <w:rPr>
+                <w:rFonts w:ascii="맑은 고딕" w:hAnsi="맑은 고딕" w:eastAsia="맑은 고딕"/>
+                <w:b w:val="0"/>
+                <w:sz w:val="19"/>
+              </w:rPr>
+              <w:t>창작 동화 생성 — 아동 구술 입력, 세션 생성</w:t>
+            </w:r>
+          </w:p>
+        </w:tc>
+      </w:tr>
+      <w:tr>
+        <w:tc>
+          <w:tcPr>
+            <w:tcW w:type="dxa" w:w="1247"/>
+          </w:tcPr>
+          <w:p>
+            <w:pPr>
+              <w:spacing w:line="300" w:lineRule="auto" w:after="20"/>
+            </w:pPr>
+            <w:r/>
+            <w:r>
+              <w:rPr>
+                <w:rFonts w:ascii="맑은 고딕" w:hAnsi="맑은 고딕" w:eastAsia="맑은 고딕"/>
+                <w:b w:val="0"/>
+                <w:sz w:val="19"/>
+              </w:rPr>
+              <w:t>GET</w:t>
+            </w:r>
+          </w:p>
+        </w:tc>
+        <w:tc>
+          <w:tcPr>
+            <w:tcW w:type="dxa" w:w="3572"/>
+          </w:tcPr>
+          <w:p>
+            <w:pPr>
+              <w:spacing w:line="300" w:lineRule="auto" w:after="20"/>
+            </w:pPr>
+            <w:r/>
+            <w:r>
+              <w:rPr>
+                <w:rFonts w:ascii="맑은 고딕" w:hAnsi="맑은 고딕" w:eastAsia="맑은 고딕"/>
+                <w:b w:val="0"/>
+                <w:sz w:val="19"/>
+              </w:rPr>
+              <w:t>/api/sessions/{id}</w:t>
+            </w:r>
+          </w:p>
+        </w:tc>
+        <w:tc>
+          <w:tcPr>
+            <w:tcW w:type="dxa" w:w="4819"/>
+          </w:tcPr>
+          <w:p>
+            <w:pPr>
+              <w:spacing w:line="300" w:lineRule="auto" w:after="20"/>
+            </w:pPr>
+            <w:r/>
+            <w:r>
+              <w:rPr>
+                <w:rFonts w:ascii="맑은 고딕" w:hAnsi="맑은 고딕" w:eastAsia="맑은 고딕"/>
+                <w:b w:val="0"/>
+                <w:sz w:val="19"/>
+              </w:rPr>
+              <w:t>세션 조회 — 생성된 동화</w:t>
+            </w:r>
+          </w:p>
+        </w:tc>
+      </w:tr>
+      <w:tr>
+        <w:tc>
+          <w:tcPr>
+            <w:tcW w:type="dxa" w:w="1247"/>
+          </w:tcPr>
+          <w:p>
+            <w:pPr>
+              <w:spacing w:line="300" w:lineRule="auto" w:after="20"/>
+            </w:pPr>
+            <w:r/>
+            <w:r>
+              <w:rPr>
+                <w:rFonts w:ascii="맑은 고딕" w:hAnsi="맑은 고딕" w:eastAsia="맑은 고딕"/>
+                <w:b w:val="0"/>
+                <w:sz w:val="19"/>
+              </w:rPr>
+              <w:t>GET</w:t>
+            </w:r>
+          </w:p>
+        </w:tc>
+        <w:tc>
+          <w:tcPr>
+            <w:tcW w:type="dxa" w:w="3572"/>
+          </w:tcPr>
+          <w:p>
+            <w:pPr>
+              <w:spacing w:line="300" w:lineRule="auto" w:after="20"/>
+            </w:pPr>
+            <w:r/>
+            <w:r>
+              <w:rPr>
+                <w:rFonts w:ascii="맑은 고딕" w:hAnsi="맑은 고딕" w:eastAsia="맑은 고딕"/>
+                <w:b w:val="0"/>
+                <w:sz w:val="19"/>
+              </w:rPr>
+              <w:t>/api/sessions/{id}/recommendations</w:t>
+            </w:r>
+          </w:p>
+        </w:tc>
+        <w:tc>
+          <w:tcPr>
+            <w:tcW w:type="dxa" w:w="4819"/>
+          </w:tcPr>
+          <w:p>
+            <w:pPr>
+              <w:spacing w:line="300" w:lineRule="auto" w:after="20"/>
+            </w:pPr>
+            <w:r/>
+            <w:r>
+              <w:rPr>
+                <w:rFonts w:ascii="맑은 고딕" w:hAnsi="맑은 고딕" w:eastAsia="맑은 고딕"/>
+                <w:b w:val="0"/>
+                <w:sz w:val="19"/>
+              </w:rPr>
+              <w:t>연계 도서 추천 — 정보나루 실호출</w:t>
+            </w:r>
+          </w:p>
+        </w:tc>
+      </w:tr>
+      <w:tr>
+        <w:tc>
+          <w:tcPr>
+            <w:tcW w:type="dxa" w:w="1247"/>
+          </w:tcPr>
+          <w:p>
+            <w:pPr>
+              <w:spacing w:line="300" w:lineRule="auto" w:after="20"/>
+            </w:pPr>
+            <w:r/>
+            <w:r>
+              <w:rPr>
+                <w:rFonts w:ascii="맑은 고딕" w:hAnsi="맑은 고딕" w:eastAsia="맑은 고딕"/>
+                <w:b w:val="0"/>
+                <w:sz w:val="19"/>
+              </w:rPr>
+              <w:t>POST</w:t>
+            </w:r>
+          </w:p>
+        </w:tc>
+        <w:tc>
+          <w:tcPr>
+            <w:tcW w:type="dxa" w:w="3572"/>
+          </w:tcPr>
+          <w:p>
+            <w:pPr>
+              <w:spacing w:line="300" w:lineRule="auto" w:after="20"/>
+            </w:pPr>
+            <w:r/>
+            <w:r>
+              <w:rPr>
+                <w:rFonts w:ascii="맑은 고딕" w:hAnsi="맑은 고딕" w:eastAsia="맑은 고딕"/>
+                <w:b w:val="0"/>
+                <w:sz w:val="19"/>
+              </w:rPr>
+              <w:t>/api/sessions/{id}/pdf</w:t>
+            </w:r>
+          </w:p>
+        </w:tc>
+        <w:tc>
+          <w:tcPr>
+            <w:tcW w:type="dxa" w:w="4819"/>
+          </w:tcPr>
+          <w:p>
+            <w:pPr>
+              <w:spacing w:line="300" w:lineRule="auto" w:after="20"/>
+            </w:pPr>
+            <w:r/>
+            <w:r>
+              <w:rPr>
+                <w:rFonts w:ascii="맑은 고딕" w:hAnsi="맑은 고딕" w:eastAsia="맑은 고딕"/>
+                <w:b w:val="0"/>
+                <w:sz w:val="19"/>
+              </w:rPr>
+              <w:t>제본 PDF 생성 — 작가명은 요청 바디로만 전달</w:t>
+            </w:r>
+          </w:p>
+        </w:tc>
+      </w:tr>
+      <w:tr>
+        <w:tc>
+          <w:tcPr>
+            <w:tcW w:type="dxa" w:w="1247"/>
+          </w:tcPr>
+          <w:p>
+            <w:pPr>
+              <w:spacing w:line="300" w:lineRule="auto" w:after="20"/>
+            </w:pPr>
+            <w:r/>
+            <w:r>
+              <w:rPr>
+                <w:rFonts w:ascii="맑은 고딕" w:hAnsi="맑은 고딕" w:eastAsia="맑은 고딕"/>
+                <w:b w:val="0"/>
+                <w:sz w:val="19"/>
+              </w:rPr>
+              <w:t>GET</w:t>
+            </w:r>
+          </w:p>
+        </w:tc>
+        <w:tc>
+          <w:tcPr>
+            <w:tcW w:type="dxa" w:w="3572"/>
+          </w:tcPr>
+          <w:p>
+            <w:pPr>
+              <w:spacing w:line="300" w:lineRule="auto" w:after="20"/>
+            </w:pPr>
+            <w:r/>
+            <w:r>
+              <w:rPr>
+                <w:rFonts w:ascii="맑은 고딕" w:hAnsi="맑은 고딕" w:eastAsia="맑은 고딕"/>
+                <w:b w:val="0"/>
+                <w:sz w:val="19"/>
+              </w:rPr>
+              <w:t>/health</w:t>
+            </w:r>
+          </w:p>
+        </w:tc>
+        <w:tc>
+          <w:tcPr>
+            <w:tcW w:type="dxa" w:w="4819"/>
+          </w:tcPr>
+          <w:p>
+            <w:pPr>
+              <w:spacing w:line="300" w:lineRule="auto" w:after="20"/>
+            </w:pPr>
+            <w:r/>
+            <w:r>
+              <w:rPr>
+                <w:rFonts w:ascii="맑은 고딕" w:hAnsi="맑은 고딕" w:eastAsia="맑은 고딕"/>
+                <w:b w:val="0"/>
+                <w:sz w:val="19"/>
+              </w:rPr>
+              <w:t>상태 점검 — 배포 헬스체크</w:t>
+            </w:r>
+          </w:p>
+        </w:tc>
+      </w:tr>
+    </w:tbl>
+    <w:p>
+      <w:pPr>
+        <w:spacing w:after="40"/>
+      </w:pPr>
+    </w:p>
+    <w:p>
+      <w:pPr>
+        <w:spacing w:before="220" w:after="80"/>
+      </w:pPr>
+      <w:r>
+        <w:rPr>
+          <w:rFonts w:ascii="맑은 고딕" w:hAnsi="맑은 고딕" w:eastAsia="맑은 고딕"/>
+          <w:b/>
+          <w:color w:val="334155"/>
+          <w:sz w:val="22"/>
+        </w:rPr>
+        <w:t>이중 운영 구조</w:t>
+      </w:r>
+    </w:p>
+    <w:p>
+      <w:pPr>
+        <w:ind w:firstLine="227"/>
+        <w:jc w:val="both"/>
+      </w:pPr>
+      <w:r>
+        <w:rPr>
+          <w:rFonts w:ascii="맑은 고딕" w:hAnsi="맑은 고딕" w:eastAsia="맑은 고딕"/>
+          <w:b w:val="0"/>
+          <w:sz w:val="21"/>
+        </w:rPr>
+        <w:t>워크숍 현장은 노트북에서 애플리케이션을 직접 실행한다. 배포본은 제출 링크와 시연 영상 녹화 용도로 분리했다. 현장 운영이 외부 호스팅 가용성에 의존하지 않게 하려는 구성이며, 도서관 네트워크 사정과 무관하게 인쇄까지 완료할 수 있다.</w:t>
       </w:r>
     </w:p>
     <w:p>
@@ -934,7 +1514,7 @@
                 <w:b w:val="0"/>
                 <w:sz w:val="19"/>
               </w:rPr>
-              <w:t>외부 API 호출이 많아 비동기 처리가 자연스럽고, 응답 스키마 검증이 내장돼 프론트 계약을 코드로 고정</w:t>
+              <w:t>외부 API 호출 비중이 높아 비동기 처리에 적합하고, 응답 스키마 검증이 내장돼 프론트엔드 계약을 코드로 고정할 수 있다</w:t>
             </w:r>
           </w:p>
         </w:tc>
@@ -955,7 +1535,7 @@
                 <w:b w:val="0"/>
                 <w:sz w:val="19"/>
               </w:rPr>
-              <w:t>DB</w:t>
+              <w:t>데이터베이스</w:t>
             </w:r>
           </w:p>
         </w:tc>
@@ -995,7 +1575,7 @@
                 <w:b w:val="0"/>
                 <w:sz w:val="19"/>
               </w:rPr>
-              <w:t>데이터가 5MB 미만이라 규모는 판단 근거가 못 된다. 개발 숙련도와 배포 경로가 기준이 됐다</w:t>
+              <w:t>데이터 규모가 5MB 미만이라 성능 요구가 없다. 로컬은 운영 환경 표준을, 배포는 임시 볼륨 특성을 따랐다</w:t>
             </w:r>
           </w:p>
         </w:tc>
@@ -1056,7 +1636,7 @@
                 <w:b w:val="0"/>
                 <w:sz w:val="19"/>
               </w:rPr>
-              <w:t>HTML과 CSS를 그대로 쓰므로 디자인 담당자가 템플릿을 직접 수정할 수 있다</w:t>
+              <w:t>HTML·CSS를 그대로 사용하므로 디자인 산출물을 변환 없이 반영하고, 화면 미리보기와 인쇄물이 동일한 엔진을 거친다</w:t>
             </w:r>
           </w:p>
         </w:tc>
@@ -1117,7 +1697,7 @@
                 <w:b w:val="0"/>
                 <w:sz w:val="19"/>
               </w:rPr>
-              <w:t>응답 2초대로 아이가 기다릴 수 있는 범위. JSON 스키마 강제 지원</w:t>
+              <w:t>응답 2초대로 아동의 대기 한계 안에 들고, JSON 스키마 강제 출력을 지원한다</w:t>
             </w:r>
           </w:p>
         </w:tc>
@@ -1138,7 +1718,7 @@
                 <w:b w:val="0"/>
                 <w:sz w:val="19"/>
               </w:rPr>
-              <w:t>음성</w:t>
+              <w:t>음성 합성</w:t>
             </w:r>
           </w:p>
         </w:tc>
@@ -1157,7 +1737,7 @@
                 <w:b w:val="0"/>
                 <w:sz w:val="19"/>
               </w:rPr>
-              <w:t>edge-tts 사전 생성</w:t>
+              <w:t>edge-tts (사전 생성)</w:t>
             </w:r>
           </w:p>
         </w:tc>
@@ -1176,7 +1756,7 @@
                 <w:b w:val="0"/>
                 <w:sz w:val="19"/>
               </w:rPr>
-              <w:t>원작 본문은 고정 텍스트다. 런타임 호출을 없애 현장 실패 지점을 하나 줄였다</w:t>
+              <w:t>원작 본문은 고정 텍스트다. 런타임 호출을 제거해 현장 실패 지점을 줄였다</w:t>
             </w:r>
           </w:p>
         </w:tc>
@@ -1235,7 +1815,7 @@
                 <w:b w:val="0"/>
                 <w:sz w:val="19"/>
               </w:rPr>
-              <w:t>외부 음원은 제출물의 라이선스 근거가 필요해진다. 노이즈 버스트를 합성하면 그 문제가 사라진다</w:t>
+              <w:t>페이지 넘김음을 노이즈 버스트로 합성한다. 외부 음원 반입에 따르는 라이선스 관리가 불필요하다</w:t>
             </w:r>
           </w:p>
         </w:tc>
@@ -1275,7 +1855,7 @@
                 <w:b w:val="0"/>
                 <w:sz w:val="19"/>
               </w:rPr>
-              <w:t>Vanilla HTML, CSS, JS</w:t>
+              <w:t>Vanilla HTML/CSS/JS</w:t>
             </w:r>
           </w:p>
         </w:tc>
@@ -1294,7 +1874,7 @@
                 <w:b w:val="0"/>
                 <w:sz w:val="19"/>
               </w:rPr>
-              <w:t>빌드 단계를 넣으면 디자인 담당자가 자기 결과물을 직접 고칠 수 없다</w:t>
+              <w:t>빌드 단계 없이 디자인 담당자가 결과물을 직접 수정할 수 있다</w:t>
             </w:r>
           </w:p>
         </w:tc>
@@ -1353,7 +1933,7 @@
                 <w:b w:val="0"/>
                 <w:sz w:val="19"/>
               </w:rPr>
-              <w:t>Chromium 실행에 시스템 라이브러리가 필요해 컨테이너 런타임을 택했다</w:t>
+              <w:t>Chromium 구동에 시스템 라이브러리가 필요해 컨테이너 런타임을 사용한다</w:t>
             </w:r>
           </w:p>
         </w:tc>
@@ -1375,21 +1955,7 @@
           <w:b w:val="0"/>
           <w:sz w:val="21"/>
         </w:rPr>
-        <w:t>PDF 엔진은 한 번 갈아엎었다. 처음에는 WeasyPrint를 택했는데 Windows에서 GTK 런타임 부재로 import부터 실패했다. GTK를 설치하면 되지만 그 부담이 개발 PC, 워크숍 노트북, 배포 환경 세 곳에 퍼진다. 워크숍 당일 새 노트북에서 세팅이 막히는 시나리오가 치명적이라 Playwright로 교체했다. 부수 효과가 따라왔다. 화면 미리보기와 인쇄물이 같은 Chromium 엔진을 쓰게 되어 디자이너가 브라우저에서 본 그대로 종이에 나온다.</w:t>
-      </w:r>
-    </w:p>
-    <w:p>
-      <w:pPr>
-        <w:ind w:firstLine="227"/>
-        <w:jc w:val="both"/>
-      </w:pPr>
-      <w:r>
-        <w:rPr>
-          <w:rFonts w:ascii="맑은 고딕" w:hAnsi="맑은 고딕" w:eastAsia="맑은 고딕"/>
-          <w:b w:val="0"/>
-          <w:sz w:val="21"/>
-        </w:rPr>
-        <w:t>인증은 만들지 않았다. 워크숍은 진행자 한 명이 아이들을 순차로 진행하는 단발 세션이다. 로그인, 계정, 히스토리 누적이 필요한 지점이 없다. 세션 범위 안에서 아이 입력에 따라 결과가 달라지는 개인화는 사용자 식별과 별개다.</w:t>
+        <w:t>인증 체계는 두지 않았다. 워크숍은 진행자 1인이 아동을 순차 진행하는 단발 세션으로, 로그인과 히스토리 누적이 요구되지 않는다. 세션 범위에서 아동 입력에 따라 결과가 달라지는 개인화는 사용자 식별과 무관하게 동작한다.</w:t>
       </w:r>
     </w:p>
     <w:p>
@@ -1436,7 +2002,21 @@
           <w:b w:val="0"/>
           <w:sz w:val="21"/>
         </w:rPr>
-        <w:t>파이프라인은 사전 구축과 런타임 정제로 나뉜다.</w:t>
+        <w:t>파이프라인은 사전 구축과 런타임 정제로 구성된다.</w:t>
+      </w:r>
+    </w:p>
+    <w:p>
+      <w:pPr>
+        <w:spacing w:before="220" w:after="80"/>
+      </w:pPr>
+      <w:r>
+        <w:rPr>
+          <w:rFonts w:ascii="맑은 고딕" w:hAnsi="맑은 고딕" w:eastAsia="맑은 고딕"/>
+          <w:b/>
+          <w:color w:val="334155"/>
+          <w:sz w:val="22"/>
+        </w:rPr>
+        <w:t>사전 구축 — 시드 파일 파싱</w:t>
       </w:r>
     </w:p>
     <w:p>
@@ -1447,18 +2027,24 @@
       <w:r>
         <w:rPr>
           <w:rFonts w:ascii="맑은 고딕" w:hAnsi="맑은 고딕" w:eastAsia="맑은 고딕"/>
-          <w:b/>
+          <w:b w:val="0"/>
           <w:sz w:val="21"/>
         </w:rPr>
-        <w:t>사전 구축</w:t>
+        <w:t>정규표현식으로 이야기 블록과 추천 도서 블록을 읽고 번호로 짝지어 이야기 단위를 조립한다. 두 블록이 파일에서 떨어져 있어도 번호로 연결되므로 편집 순서에 제약이 없다. 파싱 결과는 부팅 시점에 데이터베이스로 적재되며, 기존 행이 있으면 건너뛰는 멱등 동작이다. 적재 결과는 편수와 제목으로 로그에 남겨 배포본의 데이터 상태를 즉시 확인할 수 있게 했다.</w:t>
       </w:r>
+    </w:p>
+    <w:p>
+      <w:pPr>
+        <w:spacing w:before="220" w:after="80"/>
+      </w:pPr>
       <w:r>
         <w:rPr>
           <w:rFonts w:ascii="맑은 고딕" w:hAnsi="맑은 고딕" w:eastAsia="맑은 고딕"/>
-          <w:b w:val="0"/>
-          <w:sz w:val="21"/>
+          <w:b/>
+          <w:color w:val="334155"/>
+          <w:sz w:val="22"/>
         </w:rPr>
-        <w:t>은 시드 파일 파싱이다. 정규표현식으로 이야기 블록과 추천 도서 블록을 읽고, 같은 번호끼리 짝지어 이야기 하나를 조립한다. 두 블록이 파일에서 떨어져 있어도 번호로 연결되므로 편집 순서에 제약이 없다. 파서가 읽는 항목은 제목, 이모지, 키워드, 요약, 원작 본문 페이지, 아이에게 던지는 질문, 추천 도서 다섯 권이다.</w:t>
+        <w:t>런타임 정제 — 정보나루 응답 매핑</w:t>
       </w:r>
     </w:p>
     <w:p>
@@ -1469,18 +2055,10 @@
       <w:r>
         <w:rPr>
           <w:rFonts w:ascii="맑은 고딕" w:hAnsi="맑은 고딕" w:eastAsia="맑은 고딕"/>
-          <w:b/>
-          <w:sz w:val="21"/>
-        </w:rPr>
-        <w:t>런타임 정제</w:t>
-      </w:r>
-      <w:r>
-        <w:rPr>
-          <w:rFonts w:ascii="맑은 고딕" w:hAnsi="맑은 고딕" w:eastAsia="맑은 고딕"/>
           <w:b w:val="0"/>
           <w:sz w:val="21"/>
         </w:rPr>
-        <w:t>는 정보나루 응답을 다룬다. API 응답과 서비스 계약의 필드 이름이 달라 매핑이 필요하다.</w:t>
+        <w:t>API 응답 필드명과 서비스 계약 필드명이 달라 매핑 계층을 둔다.</w:t>
       </w:r>
     </w:p>
     <w:tbl>
@@ -1555,7 +2133,7 @@
                 <w:b/>
                 <w:sz w:val="19"/>
               </w:rPr>
-              <w:t>누락 시 처리</w:t>
+              <w:t>결측 시 처리</w:t>
             </w:r>
           </w:p>
         </w:tc>
@@ -1614,7 +2192,7 @@
                 <w:b w:val="0"/>
                 <w:sz w:val="19"/>
               </w:rPr>
-              <w:t>제목 없는 항목은 결과에서 제외</w:t>
+              <w:t>해당 항목만 결과에서 제외</w:t>
             </w:r>
           </w:p>
         </w:tc>
@@ -1813,51 +2391,21 @@
           <w:b w:val="0"/>
           <w:sz w:val="21"/>
         </w:rPr>
-        <w:t>칸이 비어 있어도 응답 전체를 버리지 않는다. 제목이 없는 항목만 걸러내고 나머지는 빈 값으로 채워 넘긴다. 도서 다섯 권 중 저자 정보가 없는 한 권 때문에 영수증이 통째로 실패하면 아이가 서가로 갈 근거를 잃는다.</w:t>
+        <w:t>일부 필드가 비어도 응답 전체를 폐기하지 않는다. 제목이 없는 항목만 제외하고 나머지는 빈 값으로 채워 전달한다. 5권 중 1권의 저자 정보 누락으로 추천 결과 전체가 실패하는 상황을 방지한다.</w:t>
       </w:r>
     </w:p>
     <w:p>
       <w:pPr>
-        <w:ind w:firstLine="227"/>
-        <w:jc w:val="both"/>
+        <w:spacing w:before="220" w:after="80"/>
       </w:pPr>
       <w:r>
         <w:rPr>
           <w:rFonts w:ascii="맑은 고딕" w:hAnsi="맑은 고딕" w:eastAsia="맑은 고딕"/>
           <w:b/>
-          <w:sz w:val="21"/>
+          <w:color w:val="334155"/>
+          <w:sz w:val="22"/>
         </w:rPr>
-        <w:t>자산 연결은 파일 존재 여부로 판단한다.</w:t>
-      </w:r>
-      <w:r>
-        <w:rPr>
-          <w:rFonts w:ascii="맑은 고딕" w:hAnsi="맑은 고딕" w:eastAsia="맑은 고딕"/>
-          <w:b w:val="0"/>
-          <w:sz w:val="21"/>
-        </w:rPr>
-        <w:t xml:space="preserve"> 표지, 삽화, 음성 모두 경로 규칙을 정해두고 파일이 실제로 있을 때만 DB에 경로를 채운다. 없으면 빈 문자열이 들어가고 화면은 대체 표시로 넘어간다. 삽화가 순차로 들어오는 동안에도 확보된 쪽은 그림이 뜨고 나머지는 안내 문구가 자리를 지켰다. 코드 수정 없이 자산만 채우면 화면이 완성된다.</w:t>
-      </w:r>
-    </w:p>
-    <w:p>
-      <w:pPr>
-        <w:ind w:firstLine="227"/>
-        <w:jc w:val="both"/>
-      </w:pPr>
-      <w:r>
-        <w:rPr>
-          <w:rFonts w:ascii="맑은 고딕" w:hAnsi="맑은 고딕" w:eastAsia="맑은 고딕"/>
-          <w:b/>
-          <w:sz w:val="21"/>
-        </w:rPr>
-        <w:t>정제 계층에서 겪은 결함이 하나 있다.</w:t>
-      </w:r>
-      <w:r>
-        <w:rPr>
-          <w:rFonts w:ascii="맑은 고딕" w:hAnsi="맑은 고딕" w:eastAsia="맑은 고딕"/>
-          <w:b w:val="0"/>
-          <w:sz w:val="21"/>
-        </w:rPr>
-        <w:t xml:space="preserve"> 초기 구현은 데이터를 저장할 때 HTML 이스케이프를 걸고, 렌더링할 때 템플릿 엔진이 한 번 더 걸었다. 두 겹이 쌓인 결과가 인쇄물에 그대로 드러났다. 아이가 가져갈 그림책에 따옴표가 엔티티 문자로 찍혔다. 기존 테스트가 API 응답만 검사해 이 결함을 잡지 못했다.</w:t>
+        <w:t>자산 연결 — 파일 존재 기반</w:t>
       </w:r>
     </w:p>
     <w:p>
@@ -1871,7 +2419,155 @@
           <w:b w:val="0"/>
           <w:sz w:val="21"/>
         </w:rPr>
-        <w:t>원인은 이스케이프 책임이 두 계층에 걸쳐 있었다는 점이다. 이스케이프는 데이터의 성질이 아니고 특정 출력 맥락의 요구다. 저장 계층이 그 책임을 가지면 출력 맥락이 둘 이상일 때 반드시 어긋난다. 저장은 원본 그대로 두고 이스케이프를 렌더 계층 한 곳으로 옮겼다. 회귀 방지를 위해 렌더링된 PDF에서 텍스트를 추출해 엔티티 문자를 검사하는 테스트를 추가했다.</w:t>
+        <w:t>표지, 삽화, 음성은 경로 규칙을 정해 두고 파일이 실제로 존재할 때만 데이터베이스에 경로를 기록한다. 파일이 없으면 빈 값이 들어가고 화면은 대체 표시로 전환한다. 제작 자산이 순차 입고되는 동안에도 확보된 항목부터 화면에 반영되며, 코드 수정 없이 파일 배치와 재적재만으로 완성된다.</w:t>
+      </w:r>
+    </w:p>
+    <w:p>
+      <w:pPr>
+        <w:spacing w:before="220" w:after="80"/>
+      </w:pPr>
+      <w:r>
+        <w:rPr>
+          <w:rFonts w:ascii="맑은 고딕" w:hAnsi="맑은 고딕" w:eastAsia="맑은 고딕"/>
+          <w:b/>
+          <w:color w:val="334155"/>
+          <w:sz w:val="22"/>
+        </w:rPr>
+        <w:t>원작 콘텐츠 제공</w:t>
+      </w:r>
+    </w:p>
+    <w:p>
+      <w:pPr>
+        <w:ind w:firstLine="227"/>
+        <w:jc w:val="both"/>
+      </w:pPr>
+      <w:r>
+        <w:rPr>
+          <w:rFonts w:ascii="맑은 고딕" w:hAnsi="맑은 고딕" w:eastAsia="맑은 고딕"/>
+          <w:b w:val="0"/>
+          <w:sz w:val="21"/>
+        </w:rPr>
+        <w:t>정제된 원작 본문은 북뷰어 화면에서 페이지 단위로 제공된다. 콩쥐팥쥐전 기준 도입부 6쪽이며 각 쪽에 삽화와 음성이 대응한다.</w:t>
+      </w:r>
+    </w:p>
+    <w:p>
+      <w:pPr>
+        <w:spacing w:after="60"/>
+        <w:ind w:left="369" w:hanging="198"/>
+      </w:pPr>
+      <w:r>
+        <w:rPr>
+          <w:rFonts w:ascii="맑은 고딕" w:hAnsi="맑은 고딕" w:eastAsia="맑은 고딕"/>
+          <w:b w:val="0"/>
+          <w:sz w:val="21"/>
+        </w:rPr>
+        <w:t xml:space="preserve">· </w:t>
+      </w:r>
+      <w:r>
+        <w:rPr>
+          <w:rFonts w:ascii="맑은 고딕" w:hAnsi="맑은 고딕" w:eastAsia="맑은 고딕"/>
+          <w:b/>
+          <w:sz w:val="21"/>
+        </w:rPr>
+        <w:t>열람 범위</w:t>
+      </w:r>
+      <w:r>
+        <w:rPr>
+          <w:rFonts w:ascii="맑은 고딕" w:hAnsi="맑은 고딕" w:eastAsia="맑은 고딕"/>
+          <w:b w:val="0"/>
+          <w:sz w:val="21"/>
+        </w:rPr>
+        <w:t xml:space="preserve"> — 물독이 새는 것을 발견하는 지점까지 제공하고 해결 장면은 포함하지 않는다. 마지막 쪽 이후 창작 유도 질문("콩쥐는 어떻게 물을 가득 채울 수 있을까요?")을 제시한다. 질문은 이야기별로 시드 데이터에서 받는다. 삽화 6장에도 해결 요소를 넣지 않아 그림이 답을 노출하지 않게 했다.</w:t>
+      </w:r>
+    </w:p>
+    <w:p>
+      <w:pPr>
+        <w:spacing w:after="60"/>
+        <w:ind w:left="369" w:hanging="198"/>
+      </w:pPr>
+      <w:r>
+        <w:rPr>
+          <w:rFonts w:ascii="맑은 고딕" w:hAnsi="맑은 고딕" w:eastAsia="맑은 고딕"/>
+          <w:b w:val="0"/>
+          <w:sz w:val="21"/>
+        </w:rPr>
+        <w:t xml:space="preserve">· </w:t>
+      </w:r>
+      <w:r>
+        <w:rPr>
+          <w:rFonts w:ascii="맑은 고딕" w:hAnsi="맑은 고딕" w:eastAsia="맑은 고딕"/>
+          <w:b/>
+          <w:sz w:val="21"/>
+        </w:rPr>
+        <w:t>자동 진행</w:t>
+      </w:r>
+      <w:r>
+        <w:rPr>
+          <w:rFonts w:ascii="맑은 고딕" w:hAnsi="맑은 고딕" w:eastAsia="맑은 고딕"/>
+          <w:b w:val="0"/>
+          <w:sz w:val="21"/>
+        </w:rPr>
+        <w:t xml:space="preserve"> — 페이지 음성 종료 후 1.5초 뒤 다음 쪽으로 넘어간다. 고정 시간이 아니라 음성 길이를 기준으로 삼아 쪽별 문장 길이 차이를 흡수한다. 음성이 없는 이야기는 글자 수 기반 타이머로 대체한다.</w:t>
+      </w:r>
+    </w:p>
+    <w:p>
+      <w:pPr>
+        <w:spacing w:after="60"/>
+        <w:ind w:left="369" w:hanging="198"/>
+      </w:pPr>
+      <w:r>
+        <w:rPr>
+          <w:rFonts w:ascii="맑은 고딕" w:hAnsi="맑은 고딕" w:eastAsia="맑은 고딕"/>
+          <w:b w:val="0"/>
+          <w:sz w:val="21"/>
+        </w:rPr>
+        <w:t xml:space="preserve">· </w:t>
+      </w:r>
+      <w:r>
+        <w:rPr>
+          <w:rFonts w:ascii="맑은 고딕" w:hAnsi="맑은 고딕" w:eastAsia="맑은 고딕"/>
+          <w:b/>
+          <w:sz w:val="21"/>
+        </w:rPr>
+        <w:t>진행 제어</w:t>
+      </w:r>
+      <w:r>
+        <w:rPr>
+          <w:rFonts w:ascii="맑은 고딕" w:hAnsi="맑은 고딕" w:eastAsia="맑은 고딕"/>
+          <w:b w:val="0"/>
+          <w:sz w:val="21"/>
+        </w:rPr>
+        <w:t xml:space="preserve"> — 일시정지, 이전, 다음, 건너뛰기를 제공한다. 이전·다음 조작 시 자동 진행을 정지한다. 진행 타이머는 단일 지점에서 생성·해제하며 화면 전환 시 일괄 해제한다. 브라우저가 재생을 중단한 경우도 일시정지 상태로 처리해 재개할 수 있게 했다.</w:t>
+      </w:r>
+    </w:p>
+    <w:p>
+      <w:pPr>
+        <w:spacing w:after="60"/>
+        <w:ind w:left="369" w:hanging="198"/>
+      </w:pPr>
+      <w:r>
+        <w:rPr>
+          <w:rFonts w:ascii="맑은 고딕" w:hAnsi="맑은 고딕" w:eastAsia="맑은 고딕"/>
+          <w:b w:val="0"/>
+          <w:sz w:val="21"/>
+        </w:rPr>
+        <w:t xml:space="preserve">· </w:t>
+      </w:r>
+      <w:r>
+        <w:rPr>
+          <w:rFonts w:ascii="맑은 고딕" w:hAnsi="맑은 고딕" w:eastAsia="맑은 고딕"/>
+          <w:b/>
+          <w:sz w:val="21"/>
+        </w:rPr>
+        <w:t>준비 상태 표시</w:t>
+      </w:r>
+      <w:r>
+        <w:rPr>
+          <w:rFonts w:ascii="맑은 고딕" w:hAnsi="맑은 고딕" w:eastAsia="맑은 고딕"/>
+          <w:b w:val="0"/>
+          <w:sz w:val="21"/>
+        </w:rPr>
+        <w:t xml:space="preserve"> — 원작 본문이 없는 이야기는 서가에서 잠금 처리한다. 표지 명도를 낮추고 자물쇠를 표시하며, 선택 시 카드 흔들림과 안내를 노출한다. 잠금 여부는 별도 플래그가 아니라 원작 본문 유무에서 파생되므로 자산 입고만으로 해제된다.</w:t>
       </w:r>
     </w:p>
     <w:p>
@@ -1885,7 +2581,7 @@
           <w:color w:val="1E3A8A"/>
           <w:sz w:val="24"/>
         </w:rPr>
-        <w:t>4.2 원작 열람 인터페이스</w:t>
+        <w:t>4.2 [AI 핵심 구현] LLM 기반 사용자 입력 실시간 동화 자동 생성 로직</w:t>
       </w:r>
     </w:p>
     <w:p>
@@ -1899,7 +2595,7 @@
           <w:color w:val="334155"/>
           <w:sz w:val="22"/>
         </w:rPr>
-        <w:t>어디까지 보여줄 것인가</w:t>
+        <w:t>생성 파이프라인</w:t>
       </w:r>
     </w:p>
     <w:p>
@@ -1913,243 +2609,30 @@
           <w:b w:val="0"/>
           <w:sz w:val="21"/>
         </w:rPr>
-        <w:t>아이가 이야기를 바꾸려면 먼저 알아야 한다. 초기 화면은 원작 요약 두 문장을 카드 하나에 담는 것이 전부였다. 콩쥐팥쥐를 모르는 아이는 무엇을 상상해야 할지 모른 채 마이크 앞에 서게 된다.</w:t>
+        <w:t>아동 구술 텍스트를 받아 프롬프트를 조립하고, Groq API 응답을 검증한 뒤 세션에 저장하는 4단계로 동작한다.</w:t>
       </w:r>
     </w:p>
     <w:p>
       <w:pPr>
-        <w:ind w:firstLine="227"/>
-        <w:jc w:val="both"/>
+        <w:spacing w:line="300" w:lineRule="auto" w:before="80" w:after="160"/>
+        <w:ind w:left="369"/>
       </w:pPr>
       <w:r>
         <w:rPr>
-          <w:rFonts w:ascii="맑은 고딕" w:hAnsi="맑은 고딕" w:eastAsia="맑은 고딕"/>
-          <w:b w:val="0"/>
-          <w:sz w:val="21"/>
+          <w:rFonts w:ascii="Consolas" w:hAnsi="Consolas"/>
+          <w:color w:val="334155"/>
+          <w:sz w:val="19"/>
         </w:rPr>
-        <w:t xml:space="preserve">원작을 그림책처럼 넘겨 읽는 화면으로 바꿨다. </w:t>
+        <w:t>아동 구술 → 프롬프트 조립(원작 요약·질문·구술) → Groq API 호출</w:t>
       </w:r>
       <w:r>
         <w:rPr>
-          <w:rFonts w:ascii="맑은 고딕" w:hAnsi="맑은 고딕" w:eastAsia="맑은 고딕"/>
-          <w:b/>
-          <w:sz w:val="21"/>
+          <w:rFonts w:ascii="Consolas" w:hAnsi="Consolas"/>
+          <w:color w:val="334155"/>
+          <w:sz w:val="19"/>
         </w:rPr>
-        <w:t>결말까지 담을지가 다음 판단이었다.</w:t>
-      </w:r>
-      <w:r>
-        <w:rPr>
-          <w:rFonts w:ascii="맑은 고딕" w:hAnsi="맑은 고딕" w:eastAsia="맑은 고딕"/>
-          <w:b w:val="0"/>
-          <w:sz w:val="21"/>
-        </w:rPr>
-        <w:t xml:space="preserve"> 처음에는 여섯 쪽에 전체 줄거리를 넣었다. 검토 과정에서 두 가지 문제가 드러났다. 아이가 결말을 알면 원작을 그대로 따라가려 하고, 전체를 여섯 쪽에 압축하느라 장면 하나하나가 얕아졌다.</w:t>
-      </w:r>
-    </w:p>
-    <w:p>
-      <w:pPr>
-        <w:ind w:firstLine="227"/>
-        <w:jc w:val="both"/>
-      </w:pPr>
-      <w:r>
-        <w:rPr>
-          <w:rFonts w:ascii="맑은 고딕" w:hAnsi="맑은 고딕" w:eastAsia="맑은 고딕"/>
-          <w:b w:val="0"/>
-          <w:sz w:val="21"/>
-        </w:rPr>
-        <w:t xml:space="preserve">지금은 </w:t>
-      </w:r>
-      <w:r>
-        <w:rPr>
-          <w:rFonts w:ascii="맑은 고딕" w:hAnsi="맑은 고딕" w:eastAsia="맑은 고딕"/>
-          <w:b/>
-          <w:sz w:val="21"/>
-        </w:rPr>
-        <w:t>물독이 새는 것을 발견하는 지점까지만</w:t>
-      </w:r>
-      <w:r>
-        <w:rPr>
-          <w:rFonts w:ascii="맑은 고딕" w:hAnsi="맑은 고딕" w:eastAsia="맑은 고딕"/>
-          <w:b w:val="0"/>
-          <w:sz w:val="21"/>
-        </w:rPr>
-        <w:t xml:space="preserve"> 보여준다. 두꺼비가 나타나 문제를 해결하는 장면은 담지 않는다. 마지막 쪽을 읽고 나면 화면이 묻는다. "콩쥐는 어떻게 물을 가득 채울 수 있을까요?" 답을 모르는 아이가 두꺼비 대신 다른 방법을 떠올린다. 삽화 여섯 장에도 두꺼비를 넣지 않아 그림이 답을 먼저 알려주지 않게 했다.</w:t>
-      </w:r>
-    </w:p>
-    <w:p>
-      <w:pPr>
-        <w:ind w:firstLine="227"/>
-        <w:jc w:val="both"/>
-      </w:pPr>
-      <w:r>
-        <w:rPr>
-          <w:rFonts w:ascii="맑은 고딕" w:hAnsi="맑은 고딕" w:eastAsia="맑은 고딕"/>
-          <w:b w:val="0"/>
-          <w:sz w:val="21"/>
-        </w:rPr>
-        <w:t>질문은 이야기마다 다르므로 시드 데이터에서 받는다. 본문 여섯 쪽도 앞부분만 다루게 되면서 장면당 서술을 늘릴 여유가 생겼다.</w:t>
-      </w:r>
-    </w:p>
-    <w:p>
-      <w:pPr>
-        <w:spacing w:before="220" w:after="80"/>
-      </w:pPr>
-      <w:r>
-        <w:rPr>
-          <w:rFonts w:ascii="맑은 고딕" w:hAnsi="맑은 고딕" w:eastAsia="맑은 고딕"/>
-          <w:b/>
-          <w:color w:val="334155"/>
-          <w:sz w:val="22"/>
-        </w:rPr>
-        <w:t>자동 진행과 조작</w:t>
-      </w:r>
-    </w:p>
-    <w:p>
-      <w:pPr>
-        <w:ind w:firstLine="227"/>
-        <w:jc w:val="both"/>
-      </w:pPr>
-      <w:r>
-        <w:rPr>
-          <w:rFonts w:ascii="맑은 고딕" w:hAnsi="맑은 고딕" w:eastAsia="맑은 고딕"/>
-          <w:b w:val="0"/>
-          <w:sz w:val="21"/>
-        </w:rPr>
-        <w:t>아이는 글을 빨리 읽지 못하고 진행자는 열 명 남짓을 동시에 챙긴다. 페이지를 손으로 넘기게 두면 진행이 멈춘다.</w:t>
-      </w:r>
-    </w:p>
-    <w:p>
-      <w:pPr>
-        <w:ind w:firstLine="227"/>
-        <w:jc w:val="both"/>
-      </w:pPr>
-      <w:r>
-        <w:rPr>
-          <w:rFonts w:ascii="맑은 고딕" w:hAnsi="맑은 고딕" w:eastAsia="맑은 고딕"/>
-          <w:b w:val="0"/>
-          <w:sz w:val="21"/>
-        </w:rPr>
-        <w:t>페이지마다 성우 음성을 붙이고 음성이 끝나면 1.5초 여유를 둔 뒤 다음 쪽으로 넘어가게 했다. 자동 진행의 기준을 고정 시간이 아니라 음성 길이로 잡은 이유는 쪽마다 문장 길이가 다르기 때문이다. 짧은 쪽에서 지루하게 기다리거나 긴 쪽에서 잘리는 일이 없다. 음성이 없는 이야기는 글자 수 기반 타이머로 대체한다.</w:t>
-      </w:r>
-    </w:p>
-    <w:p>
-      <w:pPr>
-        <w:ind w:firstLine="227"/>
-        <w:jc w:val="both"/>
-      </w:pPr>
-      <w:r>
-        <w:rPr>
-          <w:rFonts w:ascii="맑은 고딕" w:hAnsi="맑은 고딕" w:eastAsia="맑은 고딕"/>
-          <w:b w:val="0"/>
-          <w:sz w:val="21"/>
-        </w:rPr>
-        <w:t>진행자가 통제할 수 있어야 하므로 일시정지, 이전, 다음, 건너뛰기를 모두 노출했다. 이전이나 다음을 누르면 자동 진행이 멈춘다. 아이가 그림을 더 보려는 신호로 해석하는 편이 자연스럽다.</w:t>
-      </w:r>
-    </w:p>
-    <w:p>
-      <w:pPr>
-        <w:ind w:firstLine="227"/>
-        <w:jc w:val="both"/>
-      </w:pPr>
-      <w:r>
-        <w:rPr>
-          <w:rFonts w:ascii="맑은 고딕" w:hAnsi="맑은 고딕" w:eastAsia="맑은 고딕"/>
-          <w:b/>
-          <w:sz w:val="21"/>
-        </w:rPr>
-        <w:t>타이머 관리가 이 화면의 숨은 위험이었다.</w:t>
-      </w:r>
-      <w:r>
-        <w:rPr>
-          <w:rFonts w:ascii="맑은 고딕" w:hAnsi="맑은 고딕" w:eastAsia="맑은 고딕"/>
-          <w:b w:val="0"/>
-          <w:sz w:val="21"/>
-        </w:rPr>
-        <w:t xml:space="preserve"> 화면을 벗어난 뒤에도 타이머가 살아 있으면 다른 화면에서 페이지가 넘어가고 음성이 흘러나온다. 타이머를 한 곳에서만 만들고 한 함수에서만 해제하도록 정리했다. 화면 전환 지점이 그 함수를 부르므로 버튼을 추가해도 해제가 새지 않는다.</w:t>
-      </w:r>
-    </w:p>
-    <w:p>
-      <w:pPr>
-        <w:ind w:firstLine="227"/>
-        <w:jc w:val="both"/>
-      </w:pPr>
-      <w:r>
-        <w:rPr>
-          <w:rFonts w:ascii="맑은 고딕" w:hAnsi="맑은 고딕" w:eastAsia="맑은 고딕"/>
-          <w:b w:val="0"/>
-          <w:sz w:val="21"/>
-        </w:rPr>
-        <w:t>브라우저가 미디어를 대신 멈추는 경우도 처리했다. 태블릿 화면이 잠기거나 전화가 오면 재생이 중단되는데, 우리 코드가 멈춘 것과 구분하지 못하면 이야기가 조용히 서 버린다. 외부 요인의 정지를 일시정지 상태로 승격시켜 진행자가 다시 누르면 이어지게 했다.</w:t>
-      </w:r>
-    </w:p>
-    <w:p>
-      <w:pPr>
-        <w:spacing w:before="220" w:after="80"/>
-      </w:pPr>
-      <w:r>
-        <w:rPr>
-          <w:rFonts w:ascii="맑은 고딕" w:hAnsi="맑은 고딕" w:eastAsia="맑은 고딕"/>
-          <w:b/>
-          <w:color w:val="334155"/>
-          <w:sz w:val="22"/>
-        </w:rPr>
-        <w:t>준비 상태 표시</w:t>
-      </w:r>
-    </w:p>
-    <w:p>
-      <w:pPr>
-        <w:ind w:firstLine="227"/>
-        <w:jc w:val="both"/>
-      </w:pPr>
-      <w:r>
-        <w:rPr>
-          <w:rFonts w:ascii="맑은 고딕" w:hAnsi="맑은 고딕" w:eastAsia="맑은 고딕"/>
-          <w:b w:val="0"/>
-          <w:sz w:val="21"/>
-        </w:rPr>
-        <w:t>원작 본문이 확보된 이야기는 현재 콩쥐팥쥐전 한 편이다. 나머지 여덟 편을 열면 요약 두 문장만 나와 미완성으로 읽힌다.</w:t>
-      </w:r>
-    </w:p>
-    <w:p>
-      <w:pPr>
-        <w:ind w:firstLine="227"/>
-        <w:jc w:val="both"/>
-      </w:pPr>
-      <w:r>
-        <w:rPr>
-          <w:rFonts w:ascii="맑은 고딕" w:hAnsi="맑은 고딕" w:eastAsia="맑은 고딕"/>
-          <w:b w:val="0"/>
-          <w:sz w:val="21"/>
-        </w:rPr>
-        <w:t>서가에서 준비되지 않은 이야기를 잠근다. 표지를 회색으로 낮추고 자물쇠를 올린다. 누르면 카드가 0.42초 흔들리고 안내가 잠깐 뜬다. 아무 반응이 없으면 고장으로 보이므로 눌렸다는 사실은 돌려주되 진행은 막는다.</w:t>
-      </w:r>
-    </w:p>
-    <w:p>
-      <w:pPr>
-        <w:ind w:firstLine="227"/>
-        <w:jc w:val="both"/>
-      </w:pPr>
-      <w:r>
-        <w:rPr>
-          <w:rFonts w:ascii="맑은 고딕" w:hAnsi="맑은 고딕" w:eastAsia="맑은 고딕"/>
-          <w:b w:val="0"/>
-          <w:sz w:val="21"/>
-        </w:rPr>
-        <w:t>잠금 여부를 별도 플래그로 두지 않고 원작 본문 유무에서 파생시켰다. 본문과 삽화가 채워지면 코드 수정 없이 열린다.</w:t>
-      </w:r>
-    </w:p>
-    <w:p>
-      <w:pPr>
-        <w:spacing w:before="300" w:after="140"/>
-      </w:pPr>
-      <w:r>
-        <w:rPr>
-          <w:rFonts w:ascii="맑은 고딕" w:hAnsi="맑은 고딕" w:eastAsia="맑은 고딕"/>
-          <w:b/>
-          <w:color w:val="1E3A8A"/>
-          <w:sz w:val="24"/>
-        </w:rPr>
-        <w:t>4.3 LLM 기반 실시간 동화 자동 생성</w:t>
+        <w:br/>
+        <w:t xml:space="preserve">  → 응답 검증(JSON 파싱 · 페이지 수 · 한자) → 세션 저장 · 반환</w:t>
       </w:r>
     </w:p>
     <w:p>
@@ -2177,7 +2660,21 @@
           <w:b w:val="0"/>
           <w:sz w:val="21"/>
         </w:rPr>
-        <w:t>초기 8B 모델은 아이의 구술을 이어쓰지 않고 원작 앞부분을 다시 요약했다. 생성된 다섯 쪽 중 두 쪽이 도입부 재서술이고, 아이가 말한 내용은 세 번째 쪽에서야 등장했다. "아이가 이어 쓴다"는 컨셉의 핵심이 무너지는 지점이다.</w:t>
+        <w:t>프롬프트는 원작 요약을 배경지식으로만 제공하고 본문 반복을 금지한다. 생성 첫 페이지가 아동 구술 지점에서 곧바로 이어지도록 규칙으로 명시했다. 초기 8B 모델은 생성 5쪽 중 2쪽을 원작 도입부 재서술에 소모했고, 프롬프트 개정과 70B 모델 적용 후 해소됐다. 배포 환경 실측에서 구술 "제비가 박씨를 물어다 줬어…" 입력에 대해 생성 1쪽이 해당 문장에서 시작하고 2쪽부터 새 전개가 이어지는 것을 확인했다.</w:t>
+      </w:r>
+    </w:p>
+    <w:p>
+      <w:pPr>
+        <w:spacing w:before="220" w:after="80"/>
+      </w:pPr>
+      <w:r>
+        <w:rPr>
+          <w:rFonts w:ascii="맑은 고딕" w:hAnsi="맑은 고딕" w:eastAsia="맑은 고딕"/>
+          <w:b/>
+          <w:color w:val="334155"/>
+          <w:sz w:val="22"/>
+        </w:rPr>
+        <w:t>문화적 왜곡 방지</w:t>
       </w:r>
     </w:p>
     <w:p>
@@ -2191,7 +2688,21 @@
           <w:b w:val="0"/>
           <w:sz w:val="21"/>
         </w:rPr>
-        <w:t>프롬프트 v1.3에서 이어쓰기를 명시적 법칙으로 올렸다. 원작 요약은 상황 이해용 배경지식일 뿐이며 이미 책 앞쪽에 인쇄되어 있으므로 본문에서 반복하지 말 것, 생성되는 첫 쪽은 아이 구술이 시작되는 내용부터 곧바로 이어질 것. 모델도 8B에서 70B로 올렸다.</w:t>
+        <w:t>한국 고유명사의 영문 표기 왜곡을 프롬프트에서 제어한다. 등장인물과 동물 이름의 변형·오역을 금지하고 표기 예시(콩쥐→Kongjwi, 두꺼비→Toad)를 제공한다. temperature는 0.3으로 설정해 고유명사 변동을 억제했다. 8B 모델에서 관측된 오역(팥쥐→Rabbit)은 70B 적용 후 재현되지 않는다.</w:t>
+      </w:r>
+    </w:p>
+    <w:p>
+      <w:pPr>
+        <w:spacing w:before="220" w:after="80"/>
+      </w:pPr>
+      <w:r>
+        <w:rPr>
+          <w:rFonts w:ascii="맑은 고딕" w:hAnsi="맑은 고딕" w:eastAsia="맑은 고딕"/>
+          <w:b/>
+          <w:color w:val="334155"/>
+          <w:sz w:val="22"/>
+        </w:rPr>
+        <w:t>출력 구조 강제와 검증</w:t>
       </w:r>
     </w:p>
     <w:p>
@@ -2205,119 +2716,13 @@
           <w:b w:val="0"/>
           <w:sz w:val="21"/>
         </w:rPr>
-        <w:t>효과는 실측으로 확인됐다. 아이가 "제비가 박씨를 물어다 줬어! 박을 타니까 금은보화가 쏟아져서 흥부가 부자가 됐어"라고 말한 입력에서, 생성 1쪽이 그 문장 그대로 시작하고 2쪽부터 새 전개가 붙었다.</w:t>
+        <w:t>페이지 분할을 모델이 판단하도록 JSON 스키마를 강제한다. 서버에서 문자 수로 자르면 문장 중간이 끊기기 때문이다.</w:t>
       </w:r>
     </w:p>
     <w:p>
       <w:pPr>
-        <w:ind w:firstLine="227"/>
-        <w:jc w:val="both"/>
-      </w:pPr>
-      <w:r>
-        <w:rPr>
-          <w:rFonts w:ascii="맑은 고딕" w:hAnsi="맑은 고딕" w:eastAsia="맑은 고딕"/>
-          <w:b w:val="0"/>
-          <w:sz w:val="21"/>
-        </w:rPr>
-        <w:t>모델 전환에는 함정이 있었다. 처음 지정한 llama-3.1-70b-versatile이 서비스에서 은퇴된 모델명이라 호출 자체가 실패한다. 사용 가능 목록을 조회해 후속 모델인 llama-3.3-70b-versatile로 치환했다.</w:t>
-      </w:r>
-    </w:p>
-    <w:p>
-      <w:pPr>
-        <w:spacing w:before="220" w:after="80"/>
-      </w:pPr>
-      <w:r>
-        <w:rPr>
-          <w:rFonts w:ascii="맑은 고딕" w:hAnsi="맑은 고딕" w:eastAsia="맑은 고딕"/>
-          <w:b/>
-          <w:color w:val="334155"/>
-          <w:sz w:val="22"/>
-        </w:rPr>
-        <w:t>문화적 왜곡과 표기 방지</w:t>
-      </w:r>
-    </w:p>
-    <w:p>
-      <w:pPr>
-        <w:ind w:firstLine="227"/>
-        <w:jc w:val="both"/>
-      </w:pPr>
-      <w:r>
-        <w:rPr>
-          <w:rFonts w:ascii="맑은 고딕" w:hAnsi="맑은 고딕" w:eastAsia="맑은 고딕"/>
-          <w:b w:val="0"/>
-          <w:sz w:val="21"/>
-        </w:rPr>
-        <w:t>한국 고유명사가 영문 번역에서 왜곡되는 문제를 프롬프트로 다뤘다. 등장인물과 동물 이름을 환각으로 변형하거나 오역하지 말 것을 명시하고, 표기 예시(콩쥐→Kongjwi, 두꺼비→Toad)를 제시했다. temperature는 0.3으로 낮췄다. 창의성 수치를 높이면 인물 이름이 흔들린다. 8B 모델에서는 팥쥐가 Rabbit으로 번역되는 오역이 나왔고, 70B 전환 후 이 유형은 사라졌다.</w:t>
-      </w:r>
-    </w:p>
-    <w:p>
-      <w:pPr>
-        <w:ind w:firstLine="227"/>
-        <w:jc w:val="both"/>
-      </w:pPr>
-      <w:r>
-        <w:rPr>
-          <w:rFonts w:ascii="맑은 고딕" w:hAnsi="맑은 고딕" w:eastAsia="맑은 고딕"/>
-          <w:b/>
-          <w:sz w:val="21"/>
-        </w:rPr>
-        <w:t>한자 혼입은 검증 계층에서 막았다.</w:t>
-      </w:r>
-      <w:r>
-        <w:rPr>
-          <w:rFonts w:ascii="맑은 고딕" w:hAnsi="맑은 고딕" w:eastAsia="맑은 고딕"/>
-          <w:b w:val="0"/>
-          <w:sz w:val="21"/>
-        </w:rPr>
-        <w:t xml:space="preserve"> 70B 모델이 한국어 문장에 한자를 간헐적으로 섞는다. 인쇄 미리보기에서 발견됐는데, 재현을 시도하니 다섯 번 중 한 번도 나오지 않을 만큼 확률이 낮았다. 낮은 확률이 오히려 위험하다. 프롬프트로만 막으면 언젠가 새어나오고, 아동 사용자가 읽지 못하는 글자가 인쇄물에 박히면 되돌릴 수 없다.</w:t>
-      </w:r>
-    </w:p>
-    <w:p>
-      <w:pPr>
-        <w:ind w:firstLine="227"/>
-        <w:jc w:val="both"/>
-      </w:pPr>
-      <w:r>
-        <w:rPr>
-          <w:rFonts w:ascii="맑은 고딕" w:hAnsi="맑은 고딕" w:eastAsia="맑은 고딕"/>
-          <w:b w:val="0"/>
-          <w:sz w:val="21"/>
-        </w:rPr>
-        <w:t>생성 결과를 검증할 때 본문과 키워드의 CJK 한자를 검사해 발견되면 오류로 처리한다. 페이지 수 검증과 같은 경로를 타고 재시도로 넘어간다.</w:t>
-      </w:r>
-    </w:p>
-    <w:p>
-      <w:pPr>
-        <w:spacing w:before="220" w:after="80"/>
-      </w:pPr>
-      <w:r>
-        <w:rPr>
-          <w:rFonts w:ascii="맑은 고딕" w:hAnsi="맑은 고딕" w:eastAsia="맑은 고딕"/>
-          <w:b/>
-          <w:color w:val="334155"/>
-          <w:sz w:val="22"/>
-        </w:rPr>
-        <w:t>출력 구조 강제</w:t>
-      </w:r>
-    </w:p>
-    <w:p>
-      <w:pPr>
-        <w:ind w:firstLine="227"/>
-        <w:jc w:val="both"/>
-      </w:pPr>
-      <w:r>
-        <w:rPr>
-          <w:rFonts w:ascii="맑은 고딕" w:hAnsi="맑은 고딕" w:eastAsia="맑은 고딕"/>
-          <w:b w:val="0"/>
-          <w:sz w:val="21"/>
-        </w:rPr>
-        <w:t>그림책은 페이지마다 문장이 나뉘어야 한다. 서버에서 문자 수로 자르면 문장 중간이 끊기므로 분할 판단을 모델에 맡겼다.</w:t>
-      </w:r>
-    </w:p>
-    <w:p>
-      <w:pPr>
-        <w:spacing w:line="288" w:lineRule="auto" w:before="80" w:after="160"/>
-        <w:ind w:left="340"/>
+        <w:spacing w:line="300" w:lineRule="auto" w:before="80" w:after="160"/>
+        <w:ind w:left="369"/>
       </w:pPr>
       <w:r>
         <w:rPr>
@@ -2384,7 +2789,340 @@
           <w:b w:val="0"/>
           <w:sz w:val="21"/>
         </w:rPr>
-        <w:t>response_format을 JSON 객체로 고정하고, 인사말이나 마크다운 코드 블록을 한 글자도 출력하지 말 것을 프롬프트에 못박았다. 페이지 수는 3~5로 제한했다. 아이 집중력과 제본 두께를 함께 고려한 값이다. 키워드를 같은 응답에 포함시켜 도서 추천용 2차 LLM 호출을 없앴다.</w:t>
+        <w:t>response_format을 JSON 객체로 고정하고 인사말·마크다운 코드블록 출력을 금지한다. 키워드를 같은 응답에 포함시켜 도서 추천용 2차 호출을 제거했다. 수신한 응답은 다음 항목을 검증한다.</w:t>
+      </w:r>
+    </w:p>
+    <w:tbl>
+      <w:tblPr>
+        <w:tblStyle w:val="TableGrid"/>
+        <w:tblW w:type="auto" w:w="0"/>
+        <w:jc w:val="center"/>
+        <w:tblLook w:firstColumn="1" w:firstRow="1" w:lastColumn="0" w:lastRow="0" w:noHBand="0" w:noVBand="1" w:val="04A0"/>
+      </w:tblPr>
+      <w:tblGrid>
+        <w:gridCol w:w="3213"/>
+        <w:gridCol w:w="3213"/>
+        <w:gridCol w:w="3213"/>
+      </w:tblGrid>
+      <w:tr>
+        <w:tc>
+          <w:tcPr>
+            <w:tcW w:type="dxa" w:w="2041"/>
+            <w:shd w:val="clear" w:fill="EFF3F8"/>
+          </w:tcPr>
+          <w:p>
+            <w:pPr>
+              <w:spacing w:line="300" w:lineRule="auto" w:after="20"/>
+              <w:jc w:val="center"/>
+            </w:pPr>
+            <w:r/>
+            <w:r>
+              <w:rPr>
+                <w:rFonts w:ascii="맑은 고딕" w:hAnsi="맑은 고딕" w:eastAsia="맑은 고딕"/>
+                <w:b/>
+                <w:sz w:val="19"/>
+              </w:rPr>
+              <w:t>검증 항목</w:t>
+            </w:r>
+          </w:p>
+        </w:tc>
+        <w:tc>
+          <w:tcPr>
+            <w:tcW w:type="dxa" w:w="4535"/>
+            <w:shd w:val="clear" w:fill="EFF3F8"/>
+          </w:tcPr>
+          <w:p>
+            <w:pPr>
+              <w:spacing w:line="300" w:lineRule="auto" w:after="20"/>
+              <w:jc w:val="center"/>
+            </w:pPr>
+            <w:r/>
+            <w:r>
+              <w:rPr>
+                <w:rFonts w:ascii="맑은 고딕" w:hAnsi="맑은 고딕" w:eastAsia="맑은 고딕"/>
+                <w:b/>
+                <w:sz w:val="19"/>
+              </w:rPr>
+              <w:t>기준</w:t>
+            </w:r>
+          </w:p>
+        </w:tc>
+        <w:tc>
+          <w:tcPr>
+            <w:tcW w:type="dxa" w:w="3061"/>
+            <w:shd w:val="clear" w:fill="EFF3F8"/>
+          </w:tcPr>
+          <w:p>
+            <w:pPr>
+              <w:spacing w:line="300" w:lineRule="auto" w:after="20"/>
+              <w:jc w:val="center"/>
+            </w:pPr>
+            <w:r/>
+            <w:r>
+              <w:rPr>
+                <w:rFonts w:ascii="맑은 고딕" w:hAnsi="맑은 고딕" w:eastAsia="맑은 고딕"/>
+                <w:b/>
+                <w:sz w:val="19"/>
+              </w:rPr>
+              <w:t>위반 시</w:t>
+            </w:r>
+          </w:p>
+        </w:tc>
+      </w:tr>
+      <w:tr>
+        <w:tc>
+          <w:tcPr>
+            <w:tcW w:type="dxa" w:w="2041"/>
+          </w:tcPr>
+          <w:p>
+            <w:pPr>
+              <w:spacing w:line="300" w:lineRule="auto" w:after="20"/>
+            </w:pPr>
+            <w:r/>
+            <w:r>
+              <w:rPr>
+                <w:rFonts w:ascii="맑은 고딕" w:hAnsi="맑은 고딕" w:eastAsia="맑은 고딕"/>
+                <w:b w:val="0"/>
+                <w:sz w:val="19"/>
+              </w:rPr>
+              <w:t>JSON 파싱</w:t>
+            </w:r>
+          </w:p>
+        </w:tc>
+        <w:tc>
+          <w:tcPr>
+            <w:tcW w:type="dxa" w:w="4535"/>
+          </w:tcPr>
+          <w:p>
+            <w:pPr>
+              <w:spacing w:line="300" w:lineRule="auto" w:after="20"/>
+            </w:pPr>
+            <w:r/>
+            <w:r>
+              <w:rPr>
+                <w:rFonts w:ascii="맑은 고딕" w:hAnsi="맑은 고딕" w:eastAsia="맑은 고딕"/>
+                <w:b w:val="0"/>
+                <w:sz w:val="19"/>
+              </w:rPr>
+              <w:t>스키마 일치</w:t>
+            </w:r>
+          </w:p>
+        </w:tc>
+        <w:tc>
+          <w:tcPr>
+            <w:tcW w:type="dxa" w:w="3061"/>
+          </w:tcPr>
+          <w:p>
+            <w:pPr>
+              <w:spacing w:line="300" w:lineRule="auto" w:after="20"/>
+            </w:pPr>
+            <w:r/>
+            <w:r>
+              <w:rPr>
+                <w:rFonts w:ascii="맑은 고딕" w:hAnsi="맑은 고딕" w:eastAsia="맑은 고딕"/>
+                <w:b w:val="0"/>
+                <w:sz w:val="19"/>
+              </w:rPr>
+              <w:t>재시도 1회</w:t>
+            </w:r>
+          </w:p>
+        </w:tc>
+      </w:tr>
+      <w:tr>
+        <w:tc>
+          <w:tcPr>
+            <w:tcW w:type="dxa" w:w="2041"/>
+          </w:tcPr>
+          <w:p>
+            <w:pPr>
+              <w:spacing w:line="300" w:lineRule="auto" w:after="20"/>
+            </w:pPr>
+            <w:r/>
+            <w:r>
+              <w:rPr>
+                <w:rFonts w:ascii="맑은 고딕" w:hAnsi="맑은 고딕" w:eastAsia="맑은 고딕"/>
+                <w:b w:val="0"/>
+                <w:sz w:val="19"/>
+              </w:rPr>
+              <w:t>페이지 수</w:t>
+            </w:r>
+          </w:p>
+        </w:tc>
+        <w:tc>
+          <w:tcPr>
+            <w:tcW w:type="dxa" w:w="4535"/>
+          </w:tcPr>
+          <w:p>
+            <w:pPr>
+              <w:spacing w:line="300" w:lineRule="auto" w:after="20"/>
+            </w:pPr>
+            <w:r/>
+            <w:r>
+              <w:rPr>
+                <w:rFonts w:ascii="맑은 고딕" w:hAnsi="맑은 고딕" w:eastAsia="맑은 고딕"/>
+                <w:b w:val="0"/>
+                <w:sz w:val="19"/>
+              </w:rPr>
+              <w:t>3~5쪽 (아동 집중력·제본 두께 기준)</w:t>
+            </w:r>
+          </w:p>
+        </w:tc>
+        <w:tc>
+          <w:tcPr>
+            <w:tcW w:type="dxa" w:w="3061"/>
+          </w:tcPr>
+          <w:p>
+            <w:pPr>
+              <w:spacing w:line="300" w:lineRule="auto" w:after="20"/>
+            </w:pPr>
+            <w:r/>
+            <w:r>
+              <w:rPr>
+                <w:rFonts w:ascii="맑은 고딕" w:hAnsi="맑은 고딕" w:eastAsia="맑은 고딕"/>
+                <w:b w:val="0"/>
+                <w:sz w:val="19"/>
+              </w:rPr>
+              <w:t>재시도 1회</w:t>
+            </w:r>
+          </w:p>
+        </w:tc>
+      </w:tr>
+      <w:tr>
+        <w:tc>
+          <w:tcPr>
+            <w:tcW w:type="dxa" w:w="2041"/>
+          </w:tcPr>
+          <w:p>
+            <w:pPr>
+              <w:spacing w:line="300" w:lineRule="auto" w:after="20"/>
+            </w:pPr>
+            <w:r/>
+            <w:r>
+              <w:rPr>
+                <w:rFonts w:ascii="맑은 고딕" w:hAnsi="맑은 고딕" w:eastAsia="맑은 고딕"/>
+                <w:b w:val="0"/>
+                <w:sz w:val="19"/>
+              </w:rPr>
+              <w:t>한자 혼입</w:t>
+            </w:r>
+          </w:p>
+        </w:tc>
+        <w:tc>
+          <w:tcPr>
+            <w:tcW w:type="dxa" w:w="4535"/>
+          </w:tcPr>
+          <w:p>
+            <w:pPr>
+              <w:spacing w:line="300" w:lineRule="auto" w:after="20"/>
+            </w:pPr>
+            <w:r/>
+            <w:r>
+              <w:rPr>
+                <w:rFonts w:ascii="맑은 고딕" w:hAnsi="맑은 고딕" w:eastAsia="맑은 고딕"/>
+                <w:b w:val="0"/>
+                <w:sz w:val="19"/>
+              </w:rPr>
+              <w:t>본문·키워드에 CJK 한자 불포함</w:t>
+            </w:r>
+          </w:p>
+        </w:tc>
+        <w:tc>
+          <w:tcPr>
+            <w:tcW w:type="dxa" w:w="3061"/>
+          </w:tcPr>
+          <w:p>
+            <w:pPr>
+              <w:spacing w:line="300" w:lineRule="auto" w:after="20"/>
+            </w:pPr>
+            <w:r/>
+            <w:r>
+              <w:rPr>
+                <w:rFonts w:ascii="맑은 고딕" w:hAnsi="맑은 고딕" w:eastAsia="맑은 고딕"/>
+                <w:b w:val="0"/>
+                <w:sz w:val="19"/>
+              </w:rPr>
+              <w:t>재시도 1회</w:t>
+            </w:r>
+          </w:p>
+        </w:tc>
+      </w:tr>
+      <w:tr>
+        <w:tc>
+          <w:tcPr>
+            <w:tcW w:type="dxa" w:w="2041"/>
+          </w:tcPr>
+          <w:p>
+            <w:pPr>
+              <w:spacing w:line="300" w:lineRule="auto" w:after="20"/>
+            </w:pPr>
+            <w:r/>
+            <w:r>
+              <w:rPr>
+                <w:rFonts w:ascii="맑은 고딕" w:hAnsi="맑은 고딕" w:eastAsia="맑은 고딕"/>
+                <w:b w:val="0"/>
+                <w:sz w:val="19"/>
+              </w:rPr>
+              <w:t>응답 시간</w:t>
+            </w:r>
+          </w:p>
+        </w:tc>
+        <w:tc>
+          <w:tcPr>
+            <w:tcW w:type="dxa" w:w="4535"/>
+          </w:tcPr>
+          <w:p>
+            <w:pPr>
+              <w:spacing w:line="300" w:lineRule="auto" w:after="20"/>
+            </w:pPr>
+            <w:r/>
+            <w:r>
+              <w:rPr>
+                <w:rFonts w:ascii="맑은 고딕" w:hAnsi="맑은 고딕" w:eastAsia="맑은 고딕"/>
+                <w:b w:val="0"/>
+                <w:sz w:val="19"/>
+              </w:rPr>
+              <w:t>15초 타임아웃</w:t>
+            </w:r>
+          </w:p>
+        </w:tc>
+        <w:tc>
+          <w:tcPr>
+            <w:tcW w:type="dxa" w:w="3061"/>
+          </w:tcPr>
+          <w:p>
+            <w:pPr>
+              <w:spacing w:line="300" w:lineRule="auto" w:after="20"/>
+            </w:pPr>
+            <w:r/>
+            <w:r>
+              <w:rPr>
+                <w:rFonts w:ascii="맑은 고딕" w:hAnsi="맑은 고딕" w:eastAsia="맑은 고딕"/>
+                <w:b w:val="0"/>
+                <w:sz w:val="19"/>
+              </w:rPr>
+              <w:t>재시도 1회 후 재입력 유도</w:t>
+            </w:r>
+          </w:p>
+        </w:tc>
+      </w:tr>
+    </w:tbl>
+    <w:p>
+      <w:pPr>
+        <w:spacing w:after="40"/>
+      </w:pPr>
+    </w:p>
+    <w:p>
+      <w:pPr>
+        <w:ind w:firstLine="227"/>
+        <w:jc w:val="both"/>
+      </w:pPr>
+      <w:r>
+        <w:rPr>
+          <w:rFonts w:ascii="맑은 고딕" w:hAnsi="맑은 고딕" w:eastAsia="맑은 고딕"/>
+          <w:b w:val="0"/>
+          <w:sz w:val="21"/>
+        </w:rPr>
+        <w:t>한자 검증을 코드 계층에 둔 이유는 발생 빈도가 낮기 때문이다. 70B 모델이 한국어 문장에 한자를 간헐적으로 혼입하는데, 재현 시도 5회에서 한 번도 나타나지 않을 만큼 확률이 낮아 프롬프트 지시만으로는 차단을 보장할 수 없다. 아동이 읽을 수 없는 문자가 인쇄물에 포함되면 회수가 불가능하므로 출력 검증으로 처리한다.</w:t>
       </w:r>
     </w:p>
     <w:p>
@@ -2398,7 +3136,7 @@
           <w:b w:val="0"/>
           <w:sz w:val="21"/>
         </w:rPr>
-        <w:t>파싱 실패, 페이지 수 범위 위반, 한자 혼입은 모두 재시도로 처리한다. 15초 타임아웃 안에 응답이 오지 않거나 검증에 걸리면 한 번 더 호출하고, 두 번 모두 실패하면 화면에서 재입력을 유도한다. 배포 환경 실측 응답 시간은 2.0초다.</w:t>
+        <w:t>배포 환경 실측 생성 시간은 2.0초, 로컬 1.6초다.</w:t>
       </w:r>
     </w:p>
     <w:p>
@@ -2412,7 +3150,7 @@
           <w:color w:val="1E3A8A"/>
           <w:sz w:val="24"/>
         </w:rPr>
-        <w:t>4.4 O4O 기반 영수증 및 PDF 출력 시스템</w:t>
+        <w:t>4.3 O4O 기반 영수증·PDF 출력 시스템 구현</w:t>
       </w:r>
     </w:p>
     <w:p>
@@ -2440,13 +3178,13 @@
           <w:b w:val="0"/>
           <w:sz w:val="21"/>
         </w:rPr>
-        <w:t>인쇄물은 A4 가로 한 장에 A5 두 면을 배치하고 반으로 접어 책이 된다. 접는 순서 때문에 쪽 배치가 뒤섞인다. N쪽 책에서 시트 i의 배치는 다음과 같다.</w:t>
+        <w:t>인쇄물은 A4 가로 1장에 A5 2면을 배치하고 반으로 접어 책 형태가 된다. 접지 순서에 따라 쪽 배치가 재배열된다. N쪽 도서에서 시트 i의 배치는 다음과 같다.</w:t>
       </w:r>
     </w:p>
     <w:p>
       <w:pPr>
-        <w:spacing w:line="288" w:lineRule="auto" w:before="80" w:after="160"/>
-        <w:ind w:left="340"/>
+        <w:spacing w:line="300" w:lineRule="auto" w:before="80" w:after="160"/>
+        <w:ind w:left="369"/>
       </w:pPr>
       <w:r>
         <w:rPr>
@@ -2477,7 +3215,7 @@
           <w:b w:val="0"/>
           <w:sz w:val="21"/>
         </w:rPr>
-        <w:t>8쪽이면 1면[8|1] 2면[2|7] 3면[6|3] 4면[4|5]가 된다. 두 장을 겹쳐 한 번 접으면 표지부터 판권기까지 순서대로 읽힌다.</w:t>
+        <w:t>8쪽 기준 1면[8|1], 2면[2|7], 3면[6|3], 4면[4|5]로 배치되며, 2장을 겹쳐 접으면 표지부터 판권기까지 순서대로 읽힌다. 쪽수와 무관하게 표지가 1면 오른쪽, 판권기가 1면 왼쪽에 고정되는 것을 4쪽·8쪽·12쪽 단위 테스트로 검증한다.</w:t>
       </w:r>
     </w:p>
     <w:p>
@@ -2491,7 +3229,427 @@
           <w:b w:val="0"/>
           <w:sz w:val="21"/>
         </w:rPr>
-        <w:t>이 알고리즘은 한 번 고쳐 썼다. 처음에는 4쪽 묶음마다 독립적으로 접는 방식으로 구현했는데, 8쪽 이상에서 판권기가 겉표지 뒷면이 아니라 중간 시트로 밀려났다. 4쪽 단일 시트에서는 두 방식의 결과가 같아 초기 테스트에서 드러나지 않았다. 디자인 담당자가 실제 이야기로 뽑아 접어보며 1면 왼쪽과 3면 왼쪽이 바뀐 것 같다고 지적해 발견했다. 표준 중철 배치로 교체하고, 쪽수와 무관하게 표지가 1면 오른쪽, 판권기가 1면 왼쪽에 오는 것을 4쪽, 8쪽, 12쪽에서 검증했다.</w:t>
+        <w:t>접지 구조상 총 쪽수는 4의 배수여야 한다. 창작 동화가 3쪽으로 끝나면 2면이 남으며, 남는 면은 안내 문구 없이 비워 지면 전체를 아동의 그림 공간으로 제공한다.</w:t>
+      </w:r>
+    </w:p>
+    <w:p>
+      <w:pPr>
+        <w:spacing w:before="220" w:after="80"/>
+      </w:pPr>
+      <w:r>
+        <w:rPr>
+          <w:rFonts w:ascii="맑은 고딕" w:hAnsi="맑은 고딕" w:eastAsia="맑은 고딕"/>
+          <w:b/>
+          <w:color w:val="334155"/>
+          <w:sz w:val="22"/>
+        </w:rPr>
+        <w:t>페이지 구성</w:t>
+      </w:r>
+    </w:p>
+    <w:tbl>
+      <w:tblPr>
+        <w:tblStyle w:val="TableGrid"/>
+        <w:tblW w:type="auto" w:w="0"/>
+        <w:jc w:val="center"/>
+        <w:tblLook w:firstColumn="1" w:firstRow="1" w:lastColumn="0" w:lastRow="0" w:noHBand="0" w:noVBand="1" w:val="04A0"/>
+      </w:tblPr>
+      <w:tblGrid>
+        <w:gridCol w:w="3213"/>
+        <w:gridCol w:w="3213"/>
+        <w:gridCol w:w="3213"/>
+      </w:tblGrid>
+      <w:tr>
+        <w:tc>
+          <w:tcPr>
+            <w:tcW w:type="dxa" w:w="1361"/>
+            <w:shd w:val="clear" w:fill="EFF3F8"/>
+          </w:tcPr>
+          <w:p>
+            <w:pPr>
+              <w:spacing w:line="300" w:lineRule="auto" w:after="20"/>
+              <w:jc w:val="center"/>
+            </w:pPr>
+            <w:r/>
+            <w:r>
+              <w:rPr>
+                <w:rFonts w:ascii="맑은 고딕" w:hAnsi="맑은 고딕" w:eastAsia="맑은 고딕"/>
+                <w:b/>
+                <w:sz w:val="19"/>
+              </w:rPr>
+              <w:t>순서</w:t>
+            </w:r>
+          </w:p>
+        </w:tc>
+        <w:tc>
+          <w:tcPr>
+            <w:tcW w:type="dxa" w:w="1928"/>
+            <w:shd w:val="clear" w:fill="EFF3F8"/>
+          </w:tcPr>
+          <w:p>
+            <w:pPr>
+              <w:spacing w:line="300" w:lineRule="auto" w:after="20"/>
+              <w:jc w:val="center"/>
+            </w:pPr>
+            <w:r/>
+            <w:r>
+              <w:rPr>
+                <w:rFonts w:ascii="맑은 고딕" w:hAnsi="맑은 고딕" w:eastAsia="맑은 고딕"/>
+                <w:b/>
+                <w:sz w:val="19"/>
+              </w:rPr>
+              <w:t>구성</w:t>
+            </w:r>
+          </w:p>
+        </w:tc>
+        <w:tc>
+          <w:tcPr>
+            <w:tcW w:type="dxa" w:w="6350"/>
+            <w:shd w:val="clear" w:fill="EFF3F8"/>
+          </w:tcPr>
+          <w:p>
+            <w:pPr>
+              <w:spacing w:line="300" w:lineRule="auto" w:after="20"/>
+              <w:jc w:val="center"/>
+            </w:pPr>
+            <w:r/>
+            <w:r>
+              <w:rPr>
+                <w:rFonts w:ascii="맑은 고딕" w:hAnsi="맑은 고딕" w:eastAsia="맑은 고딕"/>
+                <w:b/>
+                <w:sz w:val="19"/>
+              </w:rPr>
+              <w:t>내용</w:t>
+            </w:r>
+          </w:p>
+        </w:tc>
+      </w:tr>
+      <w:tr>
+        <w:tc>
+          <w:tcPr>
+            <w:tcW w:type="dxa" w:w="1361"/>
+          </w:tcPr>
+          <w:p>
+            <w:pPr>
+              <w:spacing w:line="300" w:lineRule="auto" w:after="20"/>
+            </w:pPr>
+            <w:r/>
+            <w:r>
+              <w:rPr>
+                <w:rFonts w:ascii="맑은 고딕" w:hAnsi="맑은 고딕" w:eastAsia="맑은 고딕"/>
+                <w:b w:val="0"/>
+                <w:sz w:val="19"/>
+              </w:rPr>
+              <w:t>1</w:t>
+            </w:r>
+          </w:p>
+        </w:tc>
+        <w:tc>
+          <w:tcPr>
+            <w:tcW w:type="dxa" w:w="1928"/>
+          </w:tcPr>
+          <w:p>
+            <w:pPr>
+              <w:spacing w:line="300" w:lineRule="auto" w:after="20"/>
+            </w:pPr>
+            <w:r/>
+            <w:r>
+              <w:rPr>
+                <w:rFonts w:ascii="맑은 고딕" w:hAnsi="맑은 고딕" w:eastAsia="맑은 고딕"/>
+                <w:b w:val="0"/>
+                <w:sz w:val="19"/>
+              </w:rPr>
+              <w:t>표지</w:t>
+            </w:r>
+          </w:p>
+        </w:tc>
+        <w:tc>
+          <w:tcPr>
+            <w:tcW w:type="dxa" w:w="6350"/>
+          </w:tcPr>
+          <w:p>
+            <w:pPr>
+              <w:spacing w:line="300" w:lineRule="auto" w:after="20"/>
+            </w:pPr>
+            <w:r/>
+            <w:r>
+              <w:rPr>
+                <w:rFonts w:ascii="맑은 고딕" w:hAnsi="맑은 고딕" w:eastAsia="맑은 고딕"/>
+                <w:b w:val="0"/>
+                <w:sz w:val="19"/>
+              </w:rPr>
+              <w:t>표지 이미지, 이야기 제목, 꼬마 작가명</w:t>
+            </w:r>
+          </w:p>
+        </w:tc>
+      </w:tr>
+      <w:tr>
+        <w:tc>
+          <w:tcPr>
+            <w:tcW w:type="dxa" w:w="1361"/>
+          </w:tcPr>
+          <w:p>
+            <w:pPr>
+              <w:spacing w:line="300" w:lineRule="auto" w:after="20"/>
+            </w:pPr>
+            <w:r/>
+            <w:r>
+              <w:rPr>
+                <w:rFonts w:ascii="맑은 고딕" w:hAnsi="맑은 고딕" w:eastAsia="맑은 고딕"/>
+                <w:b w:val="0"/>
+                <w:sz w:val="19"/>
+              </w:rPr>
+              <w:t>2</w:t>
+            </w:r>
+          </w:p>
+        </w:tc>
+        <w:tc>
+          <w:tcPr>
+            <w:tcW w:type="dxa" w:w="1928"/>
+          </w:tcPr>
+          <w:p>
+            <w:pPr>
+              <w:spacing w:line="300" w:lineRule="auto" w:after="20"/>
+            </w:pPr>
+            <w:r/>
+            <w:r>
+              <w:rPr>
+                <w:rFonts w:ascii="맑은 고딕" w:hAnsi="맑은 고딕" w:eastAsia="맑은 고딕"/>
+                <w:b w:val="0"/>
+                <w:sz w:val="19"/>
+              </w:rPr>
+              <w:t>원작 도입부</w:t>
+            </w:r>
+          </w:p>
+        </w:tc>
+        <w:tc>
+          <w:tcPr>
+            <w:tcW w:type="dxa" w:w="6350"/>
+          </w:tcPr>
+          <w:p>
+            <w:pPr>
+              <w:spacing w:line="300" w:lineRule="auto" w:after="20"/>
+            </w:pPr>
+            <w:r/>
+            <w:r>
+              <w:rPr>
+                <w:rFonts w:ascii="맑은 고딕" w:hAnsi="맑은 고딕" w:eastAsia="맑은 고딕"/>
+                <w:b w:val="0"/>
+                <w:sz w:val="19"/>
+              </w:rPr>
+              <w:t>아이가 열람한 원작 앞부분</w:t>
+            </w:r>
+          </w:p>
+        </w:tc>
+      </w:tr>
+      <w:tr>
+        <w:tc>
+          <w:tcPr>
+            <w:tcW w:type="dxa" w:w="1361"/>
+          </w:tcPr>
+          <w:p>
+            <w:pPr>
+              <w:spacing w:line="300" w:lineRule="auto" w:after="20"/>
+            </w:pPr>
+            <w:r/>
+            <w:r>
+              <w:rPr>
+                <w:rFonts w:ascii="맑은 고딕" w:hAnsi="맑은 고딕" w:eastAsia="맑은 고딕"/>
+                <w:b w:val="0"/>
+                <w:sz w:val="19"/>
+              </w:rPr>
+              <w:t>3 ~ N+2</w:t>
+            </w:r>
+          </w:p>
+        </w:tc>
+        <w:tc>
+          <w:tcPr>
+            <w:tcW w:type="dxa" w:w="1928"/>
+          </w:tcPr>
+          <w:p>
+            <w:pPr>
+              <w:spacing w:line="300" w:lineRule="auto" w:after="20"/>
+            </w:pPr>
+            <w:r/>
+            <w:r>
+              <w:rPr>
+                <w:rFonts w:ascii="맑은 고딕" w:hAnsi="맑은 고딕" w:eastAsia="맑은 고딕"/>
+                <w:b w:val="0"/>
+                <w:sz w:val="19"/>
+              </w:rPr>
+              <w:t>창작 본문</w:t>
+            </w:r>
+          </w:p>
+        </w:tc>
+        <w:tc>
+          <w:tcPr>
+            <w:tcW w:type="dxa" w:w="6350"/>
+          </w:tcPr>
+          <w:p>
+            <w:pPr>
+              <w:spacing w:line="300" w:lineRule="auto" w:after="20"/>
+            </w:pPr>
+            <w:r/>
+            <w:r>
+              <w:rPr>
+                <w:rFonts w:ascii="맑은 고딕" w:hAnsi="맑은 고딕" w:eastAsia="맑은 고딕"/>
+                <w:b w:val="0"/>
+                <w:sz w:val="19"/>
+              </w:rPr>
+              <w:t>LLM 생성 페이지 (3~5쪽), 상단 그림칸 + 하단 본문</w:t>
+            </w:r>
+          </w:p>
+        </w:tc>
+      </w:tr>
+      <w:tr>
+        <w:tc>
+          <w:tcPr>
+            <w:tcW w:type="dxa" w:w="1361"/>
+          </w:tcPr>
+          <w:p>
+            <w:pPr>
+              <w:spacing w:line="300" w:lineRule="auto" w:after="20"/>
+            </w:pPr>
+            <w:r/>
+            <w:r>
+              <w:rPr>
+                <w:rFonts w:ascii="맑은 고딕" w:hAnsi="맑은 고딕" w:eastAsia="맑은 고딕"/>
+                <w:b w:val="0"/>
+                <w:sz w:val="19"/>
+              </w:rPr>
+              <w:t>N+3 ~</w:t>
+            </w:r>
+          </w:p>
+        </w:tc>
+        <w:tc>
+          <w:tcPr>
+            <w:tcW w:type="dxa" w:w="1928"/>
+          </w:tcPr>
+          <w:p>
+            <w:pPr>
+              <w:spacing w:line="300" w:lineRule="auto" w:after="20"/>
+            </w:pPr>
+            <w:r/>
+            <w:r>
+              <w:rPr>
+                <w:rFonts w:ascii="맑은 고딕" w:hAnsi="맑은 고딕" w:eastAsia="맑은 고딕"/>
+                <w:b w:val="0"/>
+                <w:sz w:val="19"/>
+              </w:rPr>
+              <w:t>여백</w:t>
+            </w:r>
+          </w:p>
+        </w:tc>
+        <w:tc>
+          <w:tcPr>
+            <w:tcW w:type="dxa" w:w="6350"/>
+          </w:tcPr>
+          <w:p>
+            <w:pPr>
+              <w:spacing w:line="300" w:lineRule="auto" w:after="20"/>
+            </w:pPr>
+            <w:r/>
+            <w:r>
+              <w:rPr>
+                <w:rFonts w:ascii="맑은 고딕" w:hAnsi="맑은 고딕" w:eastAsia="맑은 고딕"/>
+                <w:b w:val="0"/>
+                <w:sz w:val="19"/>
+              </w:rPr>
+              <w:t>4의 배수 보정분, 문구 없이 공백</w:t>
+            </w:r>
+          </w:p>
+        </w:tc>
+      </w:tr>
+      <w:tr>
+        <w:tc>
+          <w:tcPr>
+            <w:tcW w:type="dxa" w:w="1361"/>
+          </w:tcPr>
+          <w:p>
+            <w:pPr>
+              <w:spacing w:line="300" w:lineRule="auto" w:after="20"/>
+            </w:pPr>
+            <w:r/>
+            <w:r>
+              <w:rPr>
+                <w:rFonts w:ascii="맑은 고딕" w:hAnsi="맑은 고딕" w:eastAsia="맑은 고딕"/>
+                <w:b w:val="0"/>
+                <w:sz w:val="19"/>
+              </w:rPr>
+              <w:t>마지막</w:t>
+            </w:r>
+          </w:p>
+        </w:tc>
+        <w:tc>
+          <w:tcPr>
+            <w:tcW w:type="dxa" w:w="1928"/>
+          </w:tcPr>
+          <w:p>
+            <w:pPr>
+              <w:spacing w:line="300" w:lineRule="auto" w:after="20"/>
+            </w:pPr>
+            <w:r/>
+            <w:r>
+              <w:rPr>
+                <w:rFonts w:ascii="맑은 고딕" w:hAnsi="맑은 고딕" w:eastAsia="맑은 고딕"/>
+                <w:b w:val="0"/>
+                <w:sz w:val="19"/>
+              </w:rPr>
+              <w:t>판권기</w:t>
+            </w:r>
+          </w:p>
+        </w:tc>
+        <w:tc>
+          <w:tcPr>
+            <w:tcW w:type="dxa" w:w="6350"/>
+          </w:tcPr>
+          <w:p>
+            <w:pPr>
+              <w:spacing w:line="300" w:lineRule="auto" w:after="20"/>
+            </w:pPr>
+            <w:r/>
+            <w:r>
+              <w:rPr>
+                <w:rFonts w:ascii="맑은 고딕" w:hAnsi="맑은 고딕" w:eastAsia="맑은 고딕"/>
+                <w:b w:val="0"/>
+                <w:sz w:val="19"/>
+              </w:rPr>
+              <w:t>원작 출처, 발행처, 발행일, 개인정보 고지</w:t>
+            </w:r>
+          </w:p>
+        </w:tc>
+      </w:tr>
+    </w:tbl>
+    <w:p>
+      <w:pPr>
+        <w:spacing w:after="40"/>
+      </w:pPr>
+    </w:p>
+    <w:p>
+      <w:pPr>
+        <w:ind w:firstLine="227"/>
+        <w:jc w:val="both"/>
+      </w:pPr>
+      <w:r>
+        <w:rPr>
+          <w:rFonts w:ascii="맑은 고딕" w:hAnsi="맑은 고딕" w:eastAsia="맑은 고딕"/>
+          <w:b w:val="0"/>
+          <w:sz w:val="21"/>
+        </w:rPr>
+        <w:t>인쇄 시 그림칸 테두리와 화면용 안내 문구는 제거되어 아동이 지면 전체에 자유롭게 그릴 수 있다.</w:t>
+      </w:r>
+    </w:p>
+    <w:p>
+      <w:pPr>
+        <w:spacing w:before="220" w:after="80"/>
+      </w:pPr>
+      <w:r>
+        <w:rPr>
+          <w:rFonts w:ascii="맑은 고딕" w:hAnsi="맑은 고딕" w:eastAsia="맑은 고딕"/>
+          <w:b/>
+          <w:color w:val="334155"/>
+          <w:sz w:val="22"/>
+        </w:rPr>
+        <w:t>표지 이미지 처리</w:t>
       </w:r>
     </w:p>
     <w:p>
@@ -2505,7 +3663,7 @@
           <w:b w:val="0"/>
           <w:sz w:val="21"/>
         </w:rPr>
-        <w:t>접기 구조상 총 쪽수는 4의 배수여야 한다. 아이 이야기가 3쪽으로 끝나면 두 면이 남는다. 남는 면을 백지로 버리지 않고 "나만의 그림 페이지"로 라벨링해 그림 공간으로 돌렸다.</w:t>
+        <w:t>표지 이미지는 base64 data URI로 인라인 삽입한다. Playwright가 빈 문서에 HTML을 주입하는 방식이라 file:// 하위 리소스 로드가 차단되며, data URI는 문서 오리진과 무관하고 로드 완료 시점이 보장된다.</w:t>
       </w:r>
     </w:p>
     <w:p>
@@ -2519,7 +3677,7 @@
           <w:color w:val="334155"/>
           <w:sz w:val="22"/>
         </w:rPr>
-        <w:t>표지 이미지 인라인</w:t>
+        <w:t>상상 영수증</w:t>
       </w:r>
     </w:p>
     <w:p>
@@ -2533,7 +3691,7 @@
           <w:b w:val="0"/>
           <w:sz w:val="21"/>
         </w:rPr>
-        <w:t>표지 이미지를 PDF에 넣을 때 파일 경로 방식이 실패했다. Chromium이 빈 문서에 심어진 HTML에서 file:// 하위 리소스 로드를 차단해 표지가 빈칸으로 나왔다. base64 data URI로 인라인하는 방식으로 바꿨다. data URI는 문서 오리진과 무관하고 로드 완료 시점이 보장된다.</w:t>
+        <w:t>생성된 키워드로 조회한 연계 도서를 영수증 형식 화면으로 제시한다. 도서명, 저자, 출판사, 청구기호를 담아 아동이 서가에서 실물 도서를 찾는 경로를 제공한다. 도서관 프린터를 통한 청구기호표 출력은 현장 연동 지점으로 설계에 반영해 두었다.</w:t>
       </w:r>
     </w:p>
     <w:p>
@@ -2547,8 +3705,268 @@
           <w:color w:val="334155"/>
           <w:sz w:val="22"/>
         </w:rPr>
-        <w:t>출력 지연과 실패에 대한 대응</w:t>
+        <w:t>장애 대응 — 3계층 폴백</w:t>
       </w:r>
+    </w:p>
+    <w:tbl>
+      <w:tblPr>
+        <w:tblStyle w:val="TableGrid"/>
+        <w:tblW w:type="auto" w:w="0"/>
+        <w:jc w:val="center"/>
+        <w:tblLook w:firstColumn="1" w:firstRow="1" w:lastColumn="0" w:lastRow="0" w:noHBand="0" w:noVBand="1" w:val="04A0"/>
+      </w:tblPr>
+      <w:tblGrid>
+        <w:gridCol w:w="3213"/>
+        <w:gridCol w:w="3213"/>
+        <w:gridCol w:w="3213"/>
+      </w:tblGrid>
+      <w:tr>
+        <w:tc>
+          <w:tcPr>
+            <w:tcW w:type="dxa" w:w="1020"/>
+            <w:shd w:val="clear" w:fill="EFF3F8"/>
+          </w:tcPr>
+          <w:p>
+            <w:pPr>
+              <w:spacing w:line="300" w:lineRule="auto" w:after="20"/>
+              <w:jc w:val="center"/>
+            </w:pPr>
+            <w:r/>
+            <w:r>
+              <w:rPr>
+                <w:rFonts w:ascii="맑은 고딕" w:hAnsi="맑은 고딕" w:eastAsia="맑은 고딕"/>
+                <w:b/>
+                <w:sz w:val="19"/>
+              </w:rPr>
+              <w:t>계층</w:t>
+            </w:r>
+          </w:p>
+        </w:tc>
+        <w:tc>
+          <w:tcPr>
+            <w:tcW w:type="dxa" w:w="2381"/>
+            <w:shd w:val="clear" w:fill="EFF3F8"/>
+          </w:tcPr>
+          <w:p>
+            <w:pPr>
+              <w:spacing w:line="300" w:lineRule="auto" w:after="20"/>
+              <w:jc w:val="center"/>
+            </w:pPr>
+            <w:r/>
+            <w:r>
+              <w:rPr>
+                <w:rFonts w:ascii="맑은 고딕" w:hAnsi="맑은 고딕" w:eastAsia="맑은 고딕"/>
+                <w:b/>
+                <w:sz w:val="19"/>
+              </w:rPr>
+              <w:t>대상</w:t>
+            </w:r>
+          </w:p>
+        </w:tc>
+        <w:tc>
+          <w:tcPr>
+            <w:tcW w:type="dxa" w:w="6236"/>
+            <w:shd w:val="clear" w:fill="EFF3F8"/>
+          </w:tcPr>
+          <w:p>
+            <w:pPr>
+              <w:spacing w:line="300" w:lineRule="auto" w:after="20"/>
+              <w:jc w:val="center"/>
+            </w:pPr>
+            <w:r/>
+            <w:r>
+              <w:rPr>
+                <w:rFonts w:ascii="맑은 고딕" w:hAnsi="맑은 고딕" w:eastAsia="맑은 고딕"/>
+                <w:b/>
+                <w:sz w:val="19"/>
+              </w:rPr>
+              <w:t>동작</w:t>
+            </w:r>
+          </w:p>
+        </w:tc>
+      </w:tr>
+      <w:tr>
+        <w:tc>
+          <w:tcPr>
+            <w:tcW w:type="dxa" w:w="1020"/>
+          </w:tcPr>
+          <w:p>
+            <w:pPr>
+              <w:spacing w:line="300" w:lineRule="auto" w:after="20"/>
+            </w:pPr>
+            <w:r/>
+            <w:r>
+              <w:rPr>
+                <w:rFonts w:ascii="맑은 고딕" w:hAnsi="맑은 고딕" w:eastAsia="맑은 고딕"/>
+                <w:b w:val="0"/>
+                <w:sz w:val="19"/>
+              </w:rPr>
+              <w:t>1</w:t>
+            </w:r>
+          </w:p>
+        </w:tc>
+        <w:tc>
+          <w:tcPr>
+            <w:tcW w:type="dxa" w:w="2381"/>
+          </w:tcPr>
+          <w:p>
+            <w:pPr>
+              <w:spacing w:line="300" w:lineRule="auto" w:after="20"/>
+            </w:pPr>
+            <w:r/>
+            <w:r>
+              <w:rPr>
+                <w:rFonts w:ascii="맑은 고딕" w:hAnsi="맑은 고딕" w:eastAsia="맑은 고딕"/>
+                <w:b w:val="0"/>
+                <w:sz w:val="19"/>
+              </w:rPr>
+              <w:t>LLM 호출</w:t>
+            </w:r>
+          </w:p>
+        </w:tc>
+        <w:tc>
+          <w:tcPr>
+            <w:tcW w:type="dxa" w:w="6236"/>
+          </w:tcPr>
+          <w:p>
+            <w:pPr>
+              <w:spacing w:line="300" w:lineRule="auto" w:after="20"/>
+            </w:pPr>
+            <w:r/>
+            <w:r>
+              <w:rPr>
+                <w:rFonts w:ascii="맑은 고딕" w:hAnsi="맑은 고딕" w:eastAsia="맑은 고딕"/>
+                <w:b w:val="0"/>
+                <w:sz w:val="19"/>
+              </w:rPr>
+              <w:t>15초 타임아웃 · 재시도 1회 · 실패 시 재입력 유도</w:t>
+            </w:r>
+          </w:p>
+        </w:tc>
+      </w:tr>
+      <w:tr>
+        <w:tc>
+          <w:tcPr>
+            <w:tcW w:type="dxa" w:w="1020"/>
+          </w:tcPr>
+          <w:p>
+            <w:pPr>
+              <w:spacing w:line="300" w:lineRule="auto" w:after="20"/>
+            </w:pPr>
+            <w:r/>
+            <w:r>
+              <w:rPr>
+                <w:rFonts w:ascii="맑은 고딕" w:hAnsi="맑은 고딕" w:eastAsia="맑은 고딕"/>
+                <w:b w:val="0"/>
+                <w:sz w:val="19"/>
+              </w:rPr>
+              <w:t>2</w:t>
+            </w:r>
+          </w:p>
+        </w:tc>
+        <w:tc>
+          <w:tcPr>
+            <w:tcW w:type="dxa" w:w="2381"/>
+          </w:tcPr>
+          <w:p>
+            <w:pPr>
+              <w:spacing w:line="300" w:lineRule="auto" w:after="20"/>
+            </w:pPr>
+            <w:r/>
+            <w:r>
+              <w:rPr>
+                <w:rFonts w:ascii="맑은 고딕" w:hAnsi="맑은 고딕" w:eastAsia="맑은 고딕"/>
+                <w:b w:val="0"/>
+                <w:sz w:val="19"/>
+              </w:rPr>
+              <w:t>정보나루 검색</w:t>
+            </w:r>
+          </w:p>
+        </w:tc>
+        <w:tc>
+          <w:tcPr>
+            <w:tcW w:type="dxa" w:w="6236"/>
+          </w:tcPr>
+          <w:p>
+            <w:pPr>
+              <w:spacing w:line="300" w:lineRule="auto" w:after="20"/>
+            </w:pPr>
+            <w:r/>
+            <w:r>
+              <w:rPr>
+                <w:rFonts w:ascii="맑은 고딕" w:hAnsi="맑은 고딕" w:eastAsia="맑은 고딕"/>
+                <w:b w:val="0"/>
+                <w:sz w:val="19"/>
+              </w:rPr>
+              <w:t>8초 타임아웃 · 재시도 없음 · 사전 큐레이션 도서로 즉시 전환</w:t>
+            </w:r>
+          </w:p>
+        </w:tc>
+      </w:tr>
+      <w:tr>
+        <w:tc>
+          <w:tcPr>
+            <w:tcW w:type="dxa" w:w="1020"/>
+          </w:tcPr>
+          <w:p>
+            <w:pPr>
+              <w:spacing w:line="300" w:lineRule="auto" w:after="20"/>
+            </w:pPr>
+            <w:r/>
+            <w:r>
+              <w:rPr>
+                <w:rFonts w:ascii="맑은 고딕" w:hAnsi="맑은 고딕" w:eastAsia="맑은 고딕"/>
+                <w:b w:val="0"/>
+                <w:sz w:val="19"/>
+              </w:rPr>
+              <w:t>3</w:t>
+            </w:r>
+          </w:p>
+        </w:tc>
+        <w:tc>
+          <w:tcPr>
+            <w:tcW w:type="dxa" w:w="2381"/>
+          </w:tcPr>
+          <w:p>
+            <w:pPr>
+              <w:spacing w:line="300" w:lineRule="auto" w:after="20"/>
+            </w:pPr>
+            <w:r/>
+            <w:r>
+              <w:rPr>
+                <w:rFonts w:ascii="맑은 고딕" w:hAnsi="맑은 고딕" w:eastAsia="맑은 고딕"/>
+                <w:b w:val="0"/>
+                <w:sz w:val="19"/>
+              </w:rPr>
+              <w:t>네트워크 전면 차단</w:t>
+            </w:r>
+          </w:p>
+        </w:tc>
+        <w:tc>
+          <w:tcPr>
+            <w:tcW w:type="dxa" w:w="6236"/>
+          </w:tcPr>
+          <w:p>
+            <w:pPr>
+              <w:spacing w:line="300" w:lineRule="auto" w:after="20"/>
+            </w:pPr>
+            <w:r/>
+            <w:r>
+              <w:rPr>
+                <w:rFonts w:ascii="맑은 고딕" w:hAnsi="맑은 고딕" w:eastAsia="맑은 고딕"/>
+                <w:b w:val="0"/>
+                <w:sz w:val="19"/>
+              </w:rPr>
+              <w:t>사전 생성 샘플 PDF 제공 · 예시 작품으로 세션 진행</w:t>
+            </w:r>
+          </w:p>
+        </w:tc>
+      </w:tr>
+    </w:tbl>
+    <w:p>
+      <w:pPr>
+        <w:spacing w:after="40"/>
+      </w:pPr>
     </w:p>
     <w:p>
       <w:pPr>
@@ -2561,97 +3979,7 @@
           <w:b w:val="0"/>
           <w:sz w:val="21"/>
         </w:rPr>
-        <w:t>렌더링 자체를 빠르게 만드는 대신, 현장에서 멈추지 않는 쪽에 설계를 집중했다.</w:t>
-      </w:r>
-    </w:p>
-    <w:p>
-      <w:pPr>
-        <w:spacing w:after="40"/>
-        <w:ind w:left="340" w:hanging="170"/>
-      </w:pPr>
-      <w:r>
-        <w:rPr>
-          <w:rFonts w:ascii="맑은 고딕" w:hAnsi="맑은 고딕" w:eastAsia="맑은 고딕"/>
-          <w:b w:val="0"/>
-          <w:sz w:val="21"/>
-        </w:rPr>
-        <w:t xml:space="preserve">· </w:t>
-      </w:r>
-      <w:r>
-        <w:rPr>
-          <w:rFonts w:ascii="맑은 고딕" w:hAnsi="맑은 고딕" w:eastAsia="맑은 고딕"/>
-          <w:b/>
-          <w:sz w:val="21"/>
-        </w:rPr>
-        <w:t>3계층 폴백.</w:t>
-      </w:r>
-      <w:r>
-        <w:rPr>
-          <w:rFonts w:ascii="맑은 고딕" w:hAnsi="맑은 고딕" w:eastAsia="맑은 고딕"/>
-          <w:b w:val="0"/>
-          <w:sz w:val="21"/>
-        </w:rPr>
-        <w:t xml:space="preserve"> LLM 호출은 15초 타임아웃에 재시도 1회를 붙이고 실패 시 재입력을 유도한다. 정보나루 검색은 8초 타임아웃에 재시도를 두지 않고 즉시 사전 큐레이션 도서로 전환한다. 정부기관 API는 지연 시 재시도해도 개선되지 않을 가능성이 높고, 재시도 대기가 워크숍 흐름을 끊는다. 인터넷이 전면 차단된 최악의 경우에는 사전 생성한 샘플 PDF를 서빙해 진행자가 예시 작품으로 세션을 이어갈 수 있게 했다.</w:t>
-      </w:r>
-    </w:p>
-    <w:p>
-      <w:pPr>
-        <w:spacing w:after="40"/>
-        <w:ind w:left="340" w:hanging="170"/>
-      </w:pPr>
-      <w:r>
-        <w:rPr>
-          <w:rFonts w:ascii="맑은 고딕" w:hAnsi="맑은 고딕" w:eastAsia="맑은 고딕"/>
-          <w:b w:val="0"/>
-          <w:sz w:val="21"/>
-        </w:rPr>
-        <w:t xml:space="preserve">· </w:t>
-      </w:r>
-      <w:r>
-        <w:rPr>
-          <w:rFonts w:ascii="맑은 고딕" w:hAnsi="맑은 고딕" w:eastAsia="맑은 고딕"/>
-          <w:b/>
-          <w:sz w:val="21"/>
-        </w:rPr>
-        <w:t>사전 생성 전략.</w:t>
-      </w:r>
-      <w:r>
-        <w:rPr>
-          <w:rFonts w:ascii="맑은 고딕" w:hAnsi="맑은 고딕" w:eastAsia="맑은 고딕"/>
-          <w:b w:val="0"/>
-          <w:sz w:val="21"/>
-        </w:rPr>
-        <w:t xml:space="preserve"> 원작 음성은 런타임에 만들지 않는다. 여섯 쪽 음성을 미리 생성해 서비스에 포함시켰다. 텍스트가 고정이므로 매번 만들 이유가 없고, 외부 음성 합성 호출이 현장 실패 지점이 되는 것을 피했다.</w:t>
-      </w:r>
-    </w:p>
-    <w:p>
-      <w:pPr>
-        <w:spacing w:after="40"/>
-        <w:ind w:left="340" w:hanging="170"/>
-      </w:pPr>
-      <w:r>
-        <w:rPr>
-          <w:rFonts w:ascii="맑은 고딕" w:hAnsi="맑은 고딕" w:eastAsia="맑은 고딕"/>
-          <w:b w:val="0"/>
-          <w:sz w:val="21"/>
-        </w:rPr>
-        <w:t xml:space="preserve">· </w:t>
-      </w:r>
-      <w:r>
-        <w:rPr>
-          <w:rFonts w:ascii="맑은 고딕" w:hAnsi="맑은 고딕" w:eastAsia="맑은 고딕"/>
-          <w:b/>
-          <w:sz w:val="21"/>
-        </w:rPr>
-        <w:t>운영 환경 분리.</w:t>
-      </w:r>
-      <w:r>
-        <w:rPr>
-          <w:rFonts w:ascii="맑은 고딕" w:hAnsi="맑은 고딕" w:eastAsia="맑은 고딕"/>
-          <w:b w:val="0"/>
-          <w:sz w:val="21"/>
-        </w:rPr>
-        <w:t xml:space="preserve"> 렌더링 실측값은 로컬 1.6초, 배포본 13.1초다. 배포 환경은 무료 티어의 0.1 CPU에서 Chromium을 돌리므로 느리다. 워크숍은 노트북 로컬 실행이 원칙이라 현장에서는 1.6초가 실제 대기 시간이다.</w:t>
+        <w:t>정보나루에 재시도를 두지 않은 것은 지연 시 재호출로 개선될 여지가 적고 대기가 워크숍 진행을 지연시키기 때문이다. 원작 음성도 런타임 합성 대신 사전 생성 방식을 적용해 외부 호출 의존을 제거했다.</w:t>
       </w:r>
     </w:p>
     <w:p>
@@ -2679,7 +4007,49 @@
           <w:b w:val="0"/>
           <w:sz w:val="21"/>
         </w:rPr>
-        <w:t>인쇄물 표지와 판권기에 꼬마 작가의 이름이 들어간다. 이름을 지키는 방법으로 보관하지 않는 쪽을 택했다.</w:t>
+        <w:t>인쇄물 표지와 판권기에 꼬마 작가명이 표시되지만 시스템은 이를 저장하지 않는다.</w:t>
+      </w:r>
+    </w:p>
+    <w:p>
+      <w:pPr>
+        <w:spacing w:after="60"/>
+        <w:ind w:left="369" w:hanging="198"/>
+      </w:pPr>
+      <w:r>
+        <w:rPr>
+          <w:rFonts w:ascii="맑은 고딕" w:hAnsi="맑은 고딕" w:eastAsia="맑은 고딕"/>
+          <w:b w:val="0"/>
+          <w:sz w:val="21"/>
+        </w:rPr>
+        <w:t>· 데이터베이스 스키마에 이름 컬럼이 없다. PDF 렌더링 요청 바디로만 전달되고 렌더링 종료와 함께 소멸한다.</w:t>
+      </w:r>
+    </w:p>
+    <w:p>
+      <w:pPr>
+        <w:spacing w:after="60"/>
+        <w:ind w:left="369" w:hanging="198"/>
+      </w:pPr>
+      <w:r>
+        <w:rPr>
+          <w:rFonts w:ascii="맑은 고딕" w:hAnsi="맑은 고딕" w:eastAsia="맑은 고딕"/>
+          <w:b w:val="0"/>
+          <w:sz w:val="21"/>
+        </w:rPr>
+        <w:t>· 액세스 로그는 쿼리스트링 전체를 마스킹한다. 이름뿐 아니라 추가되는 모든 파라미터에 적용된다.</w:t>
+      </w:r>
+    </w:p>
+    <w:p>
+      <w:pPr>
+        <w:spacing w:after="60"/>
+        <w:ind w:left="369" w:hanging="198"/>
+      </w:pPr>
+      <w:r>
+        <w:rPr>
+          <w:rFonts w:ascii="맑은 고딕" w:hAnsi="맑은 고딕" w:eastAsia="맑은 고딕"/>
+          <w:b w:val="0"/>
+          <w:sz w:val="21"/>
+        </w:rPr>
+        <w:t>· 다운로드 파일명에 이름을 포함하지 않는다. 사용자 PC의 다운로드 폴더에 흔적이 남지 않게 하기 위함이다.</w:t>
       </w:r>
     </w:p>
     <w:p>
@@ -2693,21 +4063,7 @@
           <w:b w:val="0"/>
           <w:sz w:val="21"/>
         </w:rPr>
-        <w:t>DB 스키마에 이름 컬럼이 없다. PDF 렌더링 요청 바디로만 전달하고 렌더링이 끝나면 사라진다. 초기 구현은 이름을 URL 쿼리스트링으로 받았는데, DB에는 없어도 웹서버 액세스 로그에 이름이 남았다. POST 바디로 옮기고, 액세스 로그에서 쿼리스트링 전체를 마스킹하는 필터를 넣었다. 마스킹은 이름뿐 아니라 앞으로 추가되는 어떤 파라미터에도 적용된다.</w:t>
-      </w:r>
-    </w:p>
-    <w:p>
-      <w:pPr>
-        <w:ind w:firstLine="227"/>
-        <w:jc w:val="both"/>
-      </w:pPr>
-      <w:r>
-        <w:rPr>
-          <w:rFonts w:ascii="맑은 고딕" w:hAnsi="맑은 고딕" w:eastAsia="맑은 고딕"/>
-          <w:b w:val="0"/>
-          <w:sz w:val="21"/>
-        </w:rPr>
-        <w:t>판권기에 이 사실을 인쇄한다. "본 도서에 사용된 꼬마 작가의 이름은 오직 현장 도서 인쇄만을 위해 일회성으로 사용되었으며, 서버에 저장되거나 수집되지 않았음을 알립니다." 아이 손에 들리는 실물이 데이터 처리 방침을 함께 담는다.</w:t>
+        <w:t>판권기에 처리 방침을 함께 인쇄한다. "본 도서에 사용된 꼬마 작가의 이름은 오직 현장 도서 인쇄만을 위해 일회성으로 사용되었으며, 서버에 저장되거나 수집되지 않았음을 알립니다."</w:t>
       </w:r>
     </w:p>
     <w:p>
@@ -2735,7 +4091,7 @@
           <w:b w:val="0"/>
           <w:sz w:val="21"/>
         </w:rPr>
-        <w:t>배포 환경에서 전 구간을 관통시켜 실측했다.</w:t>
+        <w:t>배포 환경에서 전 구간을 실측했다.</w:t>
       </w:r>
     </w:p>
     <w:tbl>
@@ -2849,7 +4205,7 @@
                 <w:b w:val="0"/>
                 <w:sz w:val="19"/>
               </w:rPr>
-              <w:t>동화 생성</w:t>
+              <w:t>창작 동화 생성</w:t>
             </w:r>
           </w:p>
         </w:tc>
@@ -2868,7 +4224,7 @@
                 <w:b w:val="0"/>
                 <w:sz w:val="19"/>
               </w:rPr>
-              <w:t>200, 2.0초, 5쪽</w:t>
+              <w:t>200 · 2.0초 · 5쪽</w:t>
             </w:r>
           </w:p>
         </w:tc>
@@ -2908,7 +4264,7 @@
                 <w:b w:val="0"/>
                 <w:sz w:val="19"/>
               </w:rPr>
-              <w:t>200, 13.1초, 719KB, 4면 297×210mm</w:t>
+              <w:t>200 · 13.1초 · 719KB · 4면 297×210mm</w:t>
             </w:r>
           </w:p>
         </w:tc>
@@ -2929,7 +4285,7 @@
                 <w:b w:val="0"/>
                 <w:sz w:val="19"/>
               </w:rPr>
-              <w:t>도서 추천</w:t>
+              <w:t>연계 도서 추천</w:t>
             </w:r>
           </w:p>
         </w:tc>
@@ -2948,7 +4304,7 @@
                 <w:b w:val="0"/>
                 <w:sz w:val="19"/>
               </w:rPr>
-              <w:t>200, 0.8초, 실API 응답</w:t>
+              <w:t>200 · 0.8초 · 정보나루 실응답</w:t>
             </w:r>
           </w:p>
         </w:tc>
@@ -3010,21 +4366,7 @@
           <w:b w:val="0"/>
           <w:sz w:val="21"/>
         </w:rPr>
-        <w:t>자동화 테스트 76건이 통과하고, GitHub Actions에서 코드 검사, 테스트, Chromium 실렌더, 시크릿 스캔, 의존성 취약점 검사가 커밋마다 돌아간다.</w:t>
-      </w:r>
-    </w:p>
-    <w:p>
-      <w:pPr>
-        <w:ind w:firstLine="227"/>
-        <w:jc w:val="both"/>
-      </w:pPr>
-      <w:r>
-        <w:rPr>
-          <w:rFonts w:ascii="맑은 고딕" w:hAnsi="맑은 고딕" w:eastAsia="맑은 고딕"/>
-          <w:b w:val="0"/>
-          <w:sz w:val="21"/>
-        </w:rPr>
-        <w:t>검증 과정에서 배포 환경 결함도 잡았다. 서가에 이야기가 한 편만 보이는 증상이 있었는데, 원인은 컨테이너 이미지에 시드 파일이 복사되지 않은 것이었다. 시드 데이터를 별도 폴더에 두는 구조를 택하면서 이미지 빌드 설정을 함께 챙기지 않은 누락이다. 같은 실수를 즉시 알아채도록 부팅 시 시딩 결과를 로그로 남기게 했다.</w:t>
+        <w:t>PDF 렌더링 시간은 로컬 1.6초, 배포본 13.1초다. 배포 환경은 무료 티어 0.1 CPU에서 Chromium을 구동하며, 워크숍은 로컬 실행이 원칙이므로 현장 대기 시간은 1.6초다. 자동화 테스트 78건이 통과하고 GitHub Actions에서 코드 검사, 테스트, Chromium 실렌더, 시크릿 스캔, 의존성 취약점 검사가 커밋마다 실행된다.</w:t>
       </w:r>
     </w:p>
     <w:sectPr>

--- a/docs/기획서_3-4장_시스템아키텍처및구현.docx
+++ b/docs/기획서_3-4장_시스템아키텍처및구현.docx
@@ -4,44 +4,30 @@
   <w:body>
     <w:p>
       <w:pPr>
-        <w:spacing w:before="400" w:after="200"/>
+        <w:spacing w:before="200" w:after="100"/>
       </w:pPr>
       <w:r>
         <w:rPr>
           <w:rFonts w:ascii="맑은 고딕" w:hAnsi="맑은 고딕" w:eastAsia="맑은 고딕"/>
           <w:b/>
           <w:color w:val="1F2937"/>
-          <w:sz w:val="28"/>
+          <w:sz w:val="26"/>
         </w:rPr>
         <w:t>Ⅲ. 데이터 및 시스템 아키텍처</w:t>
       </w:r>
     </w:p>
     <w:p>
       <w:pPr>
-        <w:spacing w:before="300" w:after="140"/>
+        <w:spacing w:before="180" w:after="60"/>
       </w:pPr>
       <w:r>
         <w:rPr>
           <w:rFonts w:ascii="맑은 고딕" w:hAnsi="맑은 고딕" w:eastAsia="맑은 고딕"/>
           <w:b/>
           <w:color w:val="1E3A8A"/>
-          <w:sz w:val="24"/>
+          <w:sz w:val="22"/>
         </w:rPr>
         <w:t>3.1 필수 활용 데이터 및 연동 방식</w:t>
-      </w:r>
-    </w:p>
-    <w:p>
-      <w:pPr>
-        <w:ind w:firstLine="227"/>
-        <w:jc w:val="both"/>
-      </w:pPr>
-      <w:r>
-        <w:rPr>
-          <w:rFonts w:ascii="맑은 고딕" w:hAnsi="맑은 고딕" w:eastAsia="맑은 고딕"/>
-          <w:b w:val="0"/>
-          <w:sz w:val="21"/>
-        </w:rPr>
-        <w:t>도서관 데이터 네 가지를 활용한다. 실시간 API 호출과 사전 구축 데이터셋이 각각 다른 역할을 맡는다.</w:t>
       </w:r>
     </w:p>
     <w:tbl>
@@ -52,21 +38,20 @@
         <w:tblLook w:firstColumn="1" w:firstRow="1" w:lastColumn="0" w:lastRow="0" w:noHBand="0" w:noVBand="1" w:val="04A0"/>
       </w:tblPr>
       <w:tblGrid>
-        <w:gridCol w:w="1928"/>
-        <w:gridCol w:w="1928"/>
-        <w:gridCol w:w="1928"/>
-        <w:gridCol w:w="1928"/>
-        <w:gridCol w:w="1928"/>
+        <w:gridCol w:w="2409"/>
+        <w:gridCol w:w="2409"/>
+        <w:gridCol w:w="2409"/>
+        <w:gridCol w:w="2409"/>
       </w:tblGrid>
       <w:tr>
         <w:tc>
           <w:tcPr>
-            <w:tcW w:type="dxa" w:w="624"/>
+            <w:tcW w:type="dxa" w:w="567"/>
             <w:shd w:val="clear" w:fill="EFF3F8"/>
           </w:tcPr>
           <w:p>
             <w:pPr>
-              <w:spacing w:line="300" w:lineRule="auto" w:after="20"/>
+              <w:spacing w:line="264" w:lineRule="auto" w:after="0"/>
               <w:jc w:val="center"/>
             </w:pPr>
             <w:r/>
@@ -74,7 +59,7 @@
               <w:rPr>
                 <w:rFonts w:ascii="맑은 고딕" w:hAnsi="맑은 고딕" w:eastAsia="맑은 고딕"/>
                 <w:b/>
-                <w:sz w:val="19"/>
+                <w:sz w:val="18"/>
               </w:rPr>
               <w:t>구분</w:t>
             </w:r>
@@ -82,12 +67,12 @@
         </w:tc>
         <w:tc>
           <w:tcPr>
-            <w:tcW w:type="dxa" w:w="2608"/>
+            <w:tcW w:type="dxa" w:w="3061"/>
             <w:shd w:val="clear" w:fill="EFF3F8"/>
           </w:tcPr>
           <w:p>
             <w:pPr>
-              <w:spacing w:line="300" w:lineRule="auto" w:after="20"/>
+              <w:spacing w:line="264" w:lineRule="auto" w:after="0"/>
               <w:jc w:val="center"/>
             </w:pPr>
             <w:r/>
@@ -95,7 +80,7 @@
               <w:rPr>
                 <w:rFonts w:ascii="맑은 고딕" w:hAnsi="맑은 고딕" w:eastAsia="맑은 고딕"/>
                 <w:b/>
-                <w:sz w:val="19"/>
+                <w:sz w:val="18"/>
               </w:rPr>
               <w:t>데이터</w:t>
             </w:r>
@@ -103,12 +88,12 @@
         </w:tc>
         <w:tc>
           <w:tcPr>
-            <w:tcW w:type="dxa" w:w="1701"/>
+            <w:tcW w:type="dxa" w:w="1928"/>
             <w:shd w:val="clear" w:fill="EFF3F8"/>
           </w:tcPr>
           <w:p>
             <w:pPr>
-              <w:spacing w:line="300" w:lineRule="auto" w:after="20"/>
+              <w:spacing w:line="264" w:lineRule="auto" w:after="0"/>
               <w:jc w:val="center"/>
             </w:pPr>
             <w:r/>
@@ -116,20 +101,20 @@
               <w:rPr>
                 <w:rFonts w:ascii="맑은 고딕" w:hAnsi="맑은 고딕" w:eastAsia="맑은 고딕"/>
                 <w:b/>
-                <w:sz w:val="19"/>
+                <w:sz w:val="18"/>
               </w:rPr>
-              <w:t>제공</w:t>
+              <w:t>연동 방식</w:t>
             </w:r>
           </w:p>
         </w:tc>
         <w:tc>
           <w:tcPr>
-            <w:tcW w:type="dxa" w:w="1701"/>
+            <w:tcW w:type="dxa" w:w="4082"/>
             <w:shd w:val="clear" w:fill="EFF3F8"/>
           </w:tcPr>
           <w:p>
             <w:pPr>
-              <w:spacing w:line="300" w:lineRule="auto" w:after="20"/>
+              <w:spacing w:line="264" w:lineRule="auto" w:after="0"/>
               <w:jc w:val="center"/>
             </w:pPr>
             <w:r/>
@@ -137,28 +122,7 @@
               <w:rPr>
                 <w:rFonts w:ascii="맑은 고딕" w:hAnsi="맑은 고딕" w:eastAsia="맑은 고딕"/>
                 <w:b/>
-                <w:sz w:val="19"/>
-              </w:rPr>
-              <w:t>연동 방식</w:t>
-            </w:r>
-          </w:p>
-        </w:tc>
-        <w:tc>
-          <w:tcPr>
-            <w:tcW w:type="dxa" w:w="3005"/>
-            <w:shd w:val="clear" w:fill="EFF3F8"/>
-          </w:tcPr>
-          <w:p>
-            <w:pPr>
-              <w:spacing w:line="300" w:lineRule="auto" w:after="20"/>
-              <w:jc w:val="center"/>
-            </w:pPr>
-            <w:r/>
-            <w:r>
-              <w:rPr>
-                <w:rFonts w:ascii="맑은 고딕" w:hAnsi="맑은 고딕" w:eastAsia="맑은 고딕"/>
-                <w:b/>
-                <w:sz w:val="19"/>
+                <w:sz w:val="18"/>
               </w:rPr>
               <w:t>용도</w:t>
             </w:r>
@@ -168,18 +132,18 @@
       <w:tr>
         <w:tc>
           <w:tcPr>
-            <w:tcW w:type="dxa" w:w="624"/>
+            <w:tcW w:type="dxa" w:w="567"/>
           </w:tcPr>
           <w:p>
             <w:pPr>
-              <w:spacing w:line="300" w:lineRule="auto" w:after="20"/>
+              <w:spacing w:line="264" w:lineRule="auto" w:after="0"/>
             </w:pPr>
             <w:r/>
             <w:r>
               <w:rPr>
                 <w:rFonts w:ascii="맑은 고딕" w:hAnsi="맑은 고딕" w:eastAsia="맑은 고딕"/>
                 <w:b w:val="0"/>
-                <w:sz w:val="19"/>
+                <w:sz w:val="18"/>
               </w:rPr>
               <w:t>①</w:t>
             </w:r>
@@ -187,18 +151,18 @@
         </w:tc>
         <w:tc>
           <w:tcPr>
-            <w:tcW w:type="dxa" w:w="2608"/>
+            <w:tcW w:type="dxa" w:w="3061"/>
           </w:tcPr>
           <w:p>
             <w:pPr>
-              <w:spacing w:line="300" w:lineRule="auto" w:after="20"/>
+              <w:spacing w:line="264" w:lineRule="auto" w:after="0"/>
             </w:pPr>
             <w:r/>
             <w:r>
               <w:rPr>
                 <w:rFonts w:ascii="맑은 고딕" w:hAnsi="맑은 고딕" w:eastAsia="맑은 고딕"/>
                 <w:b w:val="0"/>
-                <w:sz w:val="19"/>
+                <w:sz w:val="18"/>
               </w:rPr>
               <w:t>도서관 정보나루 Open API (srchBooks)</w:t>
             </w:r>
@@ -206,64 +170,39 @@
         </w:tc>
         <w:tc>
           <w:tcPr>
-            <w:tcW w:type="dxa" w:w="1701"/>
+            <w:tcW w:type="dxa" w:w="1928"/>
           </w:tcPr>
           <w:p>
             <w:pPr>
-              <w:spacing w:line="300" w:lineRule="auto" w:after="20"/>
+              <w:spacing w:line="264" w:lineRule="auto" w:after="0"/>
             </w:pPr>
             <w:r/>
             <w:r>
               <w:rPr>
                 <w:rFonts w:ascii="맑은 고딕" w:hAnsi="맑은 고딕" w:eastAsia="맑은 고딕"/>
                 <w:b w:val="0"/>
-                <w:sz w:val="19"/>
+                <w:sz w:val="18"/>
               </w:rPr>
-              <w:t>한국문화정보원,</w:t>
-              <w:br/>
-              <w:t>국립중앙도서관</w:t>
+              <w:t>런타임 HTTP 실호출</w:t>
             </w:r>
           </w:p>
         </w:tc>
         <w:tc>
           <w:tcPr>
-            <w:tcW w:type="dxa" w:w="1701"/>
+            <w:tcW w:type="dxa" w:w="4082"/>
           </w:tcPr>
           <w:p>
             <w:pPr>
-              <w:spacing w:line="300" w:lineRule="auto" w:after="20"/>
+              <w:spacing w:line="264" w:lineRule="auto" w:after="0"/>
             </w:pPr>
             <w:r/>
             <w:r>
               <w:rPr>
                 <w:rFonts w:ascii="맑은 고딕" w:hAnsi="맑은 고딕" w:eastAsia="맑은 고딕"/>
                 <w:b w:val="0"/>
-                <w:sz w:val="19"/>
+                <w:sz w:val="18"/>
               </w:rPr>
-              <w:t>런타임</w:t>
-              <w:br/>
-              <w:t>HTTP 실호출</w:t>
-            </w:r>
-          </w:p>
-        </w:tc>
-        <w:tc>
-          <w:tcPr>
-            <w:tcW w:type="dxa" w:w="3005"/>
-          </w:tcPr>
-          <w:p>
-            <w:pPr>
-              <w:spacing w:line="300" w:lineRule="auto" w:after="20"/>
-            </w:pPr>
-            <w:r/>
-            <w:r>
-              <w:rPr>
-                <w:rFonts w:ascii="맑은 고딕" w:hAnsi="맑은 고딕" w:eastAsia="맑은 고딕"/>
-                <w:b w:val="0"/>
-                <w:sz w:val="19"/>
-              </w:rPr>
-              <w:t>아이 창작물 키워드로</w:t>
-              <w:br/>
-              <w:t>연계 도서 검색</w:t>
+              <w:t>창작물 키워드로 연계 도서 검색</w:t>
             </w:r>
           </w:p>
         </w:tc>
@@ -271,18 +210,18 @@
       <w:tr>
         <w:tc>
           <w:tcPr>
-            <w:tcW w:type="dxa" w:w="624"/>
+            <w:tcW w:type="dxa" w:w="567"/>
           </w:tcPr>
           <w:p>
             <w:pPr>
-              <w:spacing w:line="300" w:lineRule="auto" w:after="20"/>
+              <w:spacing w:line="264" w:lineRule="auto" w:after="0"/>
             </w:pPr>
             <w:r/>
             <w:r>
               <w:rPr>
                 <w:rFonts w:ascii="맑은 고딕" w:hAnsi="맑은 고딕" w:eastAsia="맑은 고딕"/>
                 <w:b w:val="0"/>
-                <w:sz w:val="19"/>
+                <w:sz w:val="18"/>
               </w:rPr>
               <w:t>②</w:t>
             </w:r>
@@ -290,56 +229,37 @@
         </w:tc>
         <w:tc>
           <w:tcPr>
-            <w:tcW w:type="dxa" w:w="2608"/>
+            <w:tcW w:type="dxa" w:w="3061"/>
           </w:tcPr>
           <w:p>
             <w:pPr>
-              <w:spacing w:line="300" w:lineRule="auto" w:after="20"/>
+              <w:spacing w:line="264" w:lineRule="auto" w:after="0"/>
             </w:pPr>
             <w:r/>
             <w:r>
               <w:rPr>
                 <w:rFonts w:ascii="맑은 고딕" w:hAnsi="맑은 고딕" w:eastAsia="맑은 고딕"/>
                 <w:b w:val="0"/>
-                <w:sz w:val="19"/>
+                <w:sz w:val="18"/>
               </w:rPr>
-              <w:t>디지털화자료 '한글판 고전소설' (딱지본)</w:t>
+              <w:t>디지털화자료 '한글판 고전소설'(딱지본)</w:t>
             </w:r>
           </w:p>
         </w:tc>
         <w:tc>
           <w:tcPr>
-            <w:tcW w:type="dxa" w:w="1701"/>
+            <w:tcW w:type="dxa" w:w="1928"/>
           </w:tcPr>
           <w:p>
             <w:pPr>
-              <w:spacing w:line="300" w:lineRule="auto" w:after="20"/>
+              <w:spacing w:line="264" w:lineRule="auto" w:after="0"/>
             </w:pPr>
             <w:r/>
             <w:r>
               <w:rPr>
                 <w:rFonts w:ascii="맑은 고딕" w:hAnsi="맑은 고딕" w:eastAsia="맑은 고딕"/>
                 <w:b w:val="0"/>
-                <w:sz w:val="19"/>
-              </w:rPr>
-              <w:t>국립중앙도서관</w:t>
-            </w:r>
-          </w:p>
-        </w:tc>
-        <w:tc>
-          <w:tcPr>
-            <w:tcW w:type="dxa" w:w="1701"/>
-          </w:tcPr>
-          <w:p>
-            <w:pPr>
-              <w:spacing w:line="300" w:lineRule="auto" w:after="20"/>
-            </w:pPr>
-            <w:r/>
-            <w:r>
-              <w:rPr>
-                <w:rFonts w:ascii="맑은 고딕" w:hAnsi="맑은 고딕" w:eastAsia="맑은 고딕"/>
-                <w:b w:val="0"/>
-                <w:sz w:val="19"/>
+                <w:sz w:val="18"/>
               </w:rPr>
               <w:t>원작 출처 조사</w:t>
             </w:r>
@@ -347,22 +267,20 @@
         </w:tc>
         <w:tc>
           <w:tcPr>
-            <w:tcW w:type="dxa" w:w="3005"/>
+            <w:tcW w:type="dxa" w:w="4082"/>
           </w:tcPr>
           <w:p>
             <w:pPr>
-              <w:spacing w:line="300" w:lineRule="auto" w:after="20"/>
+              <w:spacing w:line="264" w:lineRule="auto" w:after="0"/>
             </w:pPr>
             <w:r/>
             <w:r>
               <w:rPr>
                 <w:rFonts w:ascii="맑은 고딕" w:hAnsi="맑은 고딕" w:eastAsia="맑은 고딕"/>
                 <w:b w:val="0"/>
-                <w:sz w:val="19"/>
+                <w:sz w:val="18"/>
               </w:rPr>
-              <w:t>1910~30년대 옛이야기책을</w:t>
-              <w:br/>
-              <w:t>창작 씨앗으로</w:t>
+              <w:t>1910~30년대 옛이야기책을 창작 씨앗으로</w:t>
             </w:r>
           </w:p>
         </w:tc>
@@ -370,18 +288,18 @@
       <w:tr>
         <w:tc>
           <w:tcPr>
-            <w:tcW w:type="dxa" w:w="624"/>
+            <w:tcW w:type="dxa" w:w="567"/>
           </w:tcPr>
           <w:p>
             <w:pPr>
-              <w:spacing w:line="300" w:lineRule="auto" w:after="20"/>
+              <w:spacing w:line="264" w:lineRule="auto" w:after="0"/>
             </w:pPr>
             <w:r/>
             <w:r>
               <w:rPr>
                 <w:rFonts w:ascii="맑은 고딕" w:hAnsi="맑은 고딕" w:eastAsia="맑은 고딕"/>
                 <w:b w:val="0"/>
-                <w:sz w:val="19"/>
+                <w:sz w:val="18"/>
               </w:rPr>
               <w:t>③</w:t>
             </w:r>
@@ -389,18 +307,18 @@
         </w:tc>
         <w:tc>
           <w:tcPr>
-            <w:tcW w:type="dxa" w:w="2608"/>
+            <w:tcW w:type="dxa" w:w="3061"/>
           </w:tcPr>
           <w:p>
             <w:pPr>
-              <w:spacing w:line="300" w:lineRule="auto" w:after="20"/>
+              <w:spacing w:line="264" w:lineRule="auto" w:after="0"/>
             </w:pPr>
             <w:r/>
             <w:r>
               <w:rPr>
                 <w:rFonts w:ascii="맑은 고딕" w:hAnsi="맑은 고딕" w:eastAsia="맑은 고딕"/>
                 <w:b w:val="0"/>
-                <w:sz w:val="19"/>
+                <w:sz w:val="18"/>
               </w:rPr>
               <w:t>국가서지 서지정보</w:t>
             </w:r>
@@ -408,37 +326,18 @@
         </w:tc>
         <w:tc>
           <w:tcPr>
-            <w:tcW w:type="dxa" w:w="1701"/>
+            <w:tcW w:type="dxa" w:w="1928"/>
           </w:tcPr>
           <w:p>
             <w:pPr>
-              <w:spacing w:line="300" w:lineRule="auto" w:after="20"/>
+              <w:spacing w:line="264" w:lineRule="auto" w:after="0"/>
             </w:pPr>
             <w:r/>
             <w:r>
               <w:rPr>
                 <w:rFonts w:ascii="맑은 고딕" w:hAnsi="맑은 고딕" w:eastAsia="맑은 고딕"/>
                 <w:b w:val="0"/>
-                <w:sz w:val="19"/>
-              </w:rPr>
-              <w:t>국립중앙도서관</w:t>
-            </w:r>
-          </w:p>
-        </w:tc>
-        <w:tc>
-          <w:tcPr>
-            <w:tcW w:type="dxa" w:w="1701"/>
-          </w:tcPr>
-          <w:p>
-            <w:pPr>
-              <w:spacing w:line="300" w:lineRule="auto" w:after="20"/>
-            </w:pPr>
-            <w:r/>
-            <w:r>
-              <w:rPr>
-                <w:rFonts w:ascii="맑은 고딕" w:hAnsi="맑은 고딕" w:eastAsia="맑은 고딕"/>
-                <w:b w:val="0"/>
-                <w:sz w:val="19"/>
+                <w:sz w:val="18"/>
               </w:rPr>
               <w:t>사전 조회</w:t>
             </w:r>
@@ -446,22 +345,20 @@
         </w:tc>
         <w:tc>
           <w:tcPr>
-            <w:tcW w:type="dxa" w:w="3005"/>
+            <w:tcW w:type="dxa" w:w="4082"/>
           </w:tcPr>
           <w:p>
             <w:pPr>
-              <w:spacing w:line="300" w:lineRule="auto" w:after="20"/>
+              <w:spacing w:line="264" w:lineRule="auto" w:after="0"/>
             </w:pPr>
             <w:r/>
             <w:r>
               <w:rPr>
                 <w:rFonts w:ascii="맑은 고딕" w:hAnsi="맑은 고딕" w:eastAsia="맑은 고딕"/>
                 <w:b w:val="0"/>
-                <w:sz w:val="19"/>
+                <w:sz w:val="18"/>
               </w:rPr>
-              <w:t>인쇄물 판권기의</w:t>
-              <w:br/>
-              <w:t>원작 출처 표기</w:t>
+              <w:t>인쇄물 판권기의 원작 출처 표기</w:t>
             </w:r>
           </w:p>
         </w:tc>
@@ -469,18 +366,18 @@
       <w:tr>
         <w:tc>
           <w:tcPr>
-            <w:tcW w:type="dxa" w:w="624"/>
+            <w:tcW w:type="dxa" w:w="567"/>
           </w:tcPr>
           <w:p>
             <w:pPr>
-              <w:spacing w:line="300" w:lineRule="auto" w:after="20"/>
+              <w:spacing w:line="264" w:lineRule="auto" w:after="0"/>
             </w:pPr>
             <w:r/>
             <w:r>
               <w:rPr>
                 <w:rFonts w:ascii="맑은 고딕" w:hAnsi="맑은 고딕" w:eastAsia="맑은 고딕"/>
                 <w:b w:val="0"/>
-                <w:sz w:val="19"/>
+                <w:sz w:val="18"/>
               </w:rPr>
               <w:t>④</w:t>
             </w:r>
@@ -488,56 +385,37 @@
         </w:tc>
         <w:tc>
           <w:tcPr>
-            <w:tcW w:type="dxa" w:w="2608"/>
+            <w:tcW w:type="dxa" w:w="3061"/>
           </w:tcPr>
           <w:p>
             <w:pPr>
-              <w:spacing w:line="300" w:lineRule="auto" w:after="20"/>
+              <w:spacing w:line="264" w:lineRule="auto" w:after="0"/>
             </w:pPr>
             <w:r/>
             <w:r>
               <w:rPr>
                 <w:rFonts w:ascii="맑은 고딕" w:hAnsi="맑은 고딕" w:eastAsia="맑은 고딕"/>
                 <w:b w:val="0"/>
-                <w:sz w:val="19"/>
+                <w:sz w:val="18"/>
               </w:rPr>
-              <w:t>전래동화 시드 데이터셋 (자체 구축)</w:t>
+              <w:t>전래동화 시드 데이터셋 (①②③ 연계)</w:t>
             </w:r>
           </w:p>
         </w:tc>
         <w:tc>
           <w:tcPr>
-            <w:tcW w:type="dxa" w:w="1701"/>
+            <w:tcW w:type="dxa" w:w="1928"/>
           </w:tcPr>
           <w:p>
             <w:pPr>
-              <w:spacing w:line="300" w:lineRule="auto" w:after="20"/>
+              <w:spacing w:line="264" w:lineRule="auto" w:after="0"/>
             </w:pPr>
             <w:r/>
             <w:r>
               <w:rPr>
                 <w:rFonts w:ascii="맑은 고딕" w:hAnsi="맑은 고딕" w:eastAsia="맑은 고딕"/>
                 <w:b w:val="0"/>
-                <w:sz w:val="19"/>
-              </w:rPr>
-              <w:t>①②③ 연계</w:t>
-            </w:r>
-          </w:p>
-        </w:tc>
-        <w:tc>
-          <w:tcPr>
-            <w:tcW w:type="dxa" w:w="1701"/>
-          </w:tcPr>
-          <w:p>
-            <w:pPr>
-              <w:spacing w:line="300" w:lineRule="auto" w:after="20"/>
-            </w:pPr>
-            <w:r/>
-            <w:r>
-              <w:rPr>
-                <w:rFonts w:ascii="맑은 고딕" w:hAnsi="맑은 고딕" w:eastAsia="맑은 고딕"/>
-                <w:b w:val="0"/>
-                <w:sz w:val="19"/>
+                <w:sz w:val="18"/>
               </w:rPr>
               <w:t>파일 파싱</w:t>
             </w:r>
@@ -545,22 +423,20 @@
         </w:tc>
         <w:tc>
           <w:tcPr>
-            <w:tcW w:type="dxa" w:w="3005"/>
+            <w:tcW w:type="dxa" w:w="4082"/>
           </w:tcPr>
           <w:p>
             <w:pPr>
-              <w:spacing w:line="300" w:lineRule="auto" w:after="20"/>
+              <w:spacing w:line="264" w:lineRule="auto" w:after="0"/>
             </w:pPr>
             <w:r/>
             <w:r>
               <w:rPr>
                 <w:rFonts w:ascii="맑은 고딕" w:hAnsi="맑은 고딕" w:eastAsia="맑은 고딕"/>
                 <w:b w:val="0"/>
-                <w:sz w:val="19"/>
+                <w:sz w:val="18"/>
               </w:rPr>
-              <w:t>이야기 메타데이터, 원작 본문,</w:t>
-              <w:br/>
-              <w:t>폴백 도서 목록</w:t>
+              <w:t>이야기 메타데이터, 원작 본문, 폴백 도서</w:t>
             </w:r>
           </w:p>
         </w:tc>
@@ -568,103 +444,33 @@
     </w:tbl>
     <w:p>
       <w:pPr>
-        <w:spacing w:after="40"/>
+        <w:spacing w:after="0"/>
       </w:pPr>
     </w:p>
     <w:p>
       <w:pPr>
-        <w:spacing w:before="220" w:after="80"/>
-      </w:pPr>
-      <w:r>
-        <w:rPr>
-          <w:rFonts w:ascii="맑은 고딕" w:hAnsi="맑은 고딕" w:eastAsia="맑은 고딕"/>
-          <w:b/>
-          <w:color w:val="334155"/>
-          <w:sz w:val="22"/>
-        </w:rPr>
-        <w:t>실시간 연동 — 도서관 정보나루</w:t>
-      </w:r>
-    </w:p>
-    <w:p>
-      <w:pPr>
-        <w:ind w:firstLine="227"/>
+        <w:ind w:firstLine="198"/>
         <w:jc w:val="both"/>
       </w:pPr>
       <w:r>
         <w:rPr>
           <w:rFonts w:ascii="맑은 고딕" w:hAnsi="맑은 고딕" w:eastAsia="맑은 고딕"/>
           <w:b w:val="0"/>
-          <w:sz w:val="21"/>
+          <w:sz w:val="20"/>
         </w:rPr>
-        <w:t>아이 창작물에서 추출한 키워드를 srchBooks 검색어로 전달한다. 응답의 bookname, authors, publisher, class_no를 서비스 필드로 매핑해 화면과 인쇄물에 반영한다. 청구기호가 함께 제공되므로 아이가 서가에서 실물 도서를 찾는 데까지 연결된다.</w:t>
+        <w:t>창작물 키워드를 srchBooks 검색어로 전달하고 응답 필드를 서비스 계약에 매핑한다. 청구기호가 함께 제공되므로 아이가 서가에서 실물 도서를 찾는 데까지 이어진다. 시드 데이터셋은 이야기 9편과 편당 5권씩 45권을 담는다. 판권기에는 확인된 서지만 기재한다 — 콩쥐팥쥐전은 1926년 딱지본 서지를, 나머지는 구전 표기를 쓴다.</w:t>
       </w:r>
     </w:p>
     <w:p>
       <w:pPr>
-        <w:spacing w:before="220" w:after="80"/>
-      </w:pPr>
-      <w:r>
-        <w:rPr>
-          <w:rFonts w:ascii="맑은 고딕" w:hAnsi="맑은 고딕" w:eastAsia="맑은 고딕"/>
-          <w:b/>
-          <w:color w:val="334155"/>
-          <w:sz w:val="22"/>
-        </w:rPr>
-        <w:t>사전 구축 — 전래동화 시드 데이터셋</w:t>
-      </w:r>
-    </w:p>
-    <w:p>
-      <w:pPr>
-        <w:ind w:firstLine="227"/>
-        <w:jc w:val="both"/>
-      </w:pPr>
-      <w:r>
-        <w:rPr>
-          <w:rFonts w:ascii="맑은 고딕" w:hAnsi="맑은 고딕" w:eastAsia="맑은 고딕"/>
-          <w:b w:val="0"/>
-          <w:sz w:val="21"/>
-        </w:rPr>
-        <w:t>이야기 9편과 편당 5권씩 45권의 큐레이션 도서를 담는다. 텍스트 파일 하나를 진실 소스로 두고 백엔드가 이를 파싱해 데이터베이스를 채운다. 이야기 추가나 본문 수정에 코드 변경이 필요하지 않다. 편별 구성은 제목, 이모지, 키워드, 요약, 원작 도입부 본문, 창작 유도 질문, 추천 도서 5권이다.</w:t>
-      </w:r>
-    </w:p>
-    <w:p>
-      <w:pPr>
-        <w:spacing w:before="220" w:after="80"/>
-      </w:pPr>
-      <w:r>
-        <w:rPr>
-          <w:rFonts w:ascii="맑은 고딕" w:hAnsi="맑은 고딕" w:eastAsia="맑은 고딕"/>
-          <w:b/>
-          <w:color w:val="334155"/>
-          <w:sz w:val="22"/>
-        </w:rPr>
-        <w:t>판권기 서지 표기 원칙</w:t>
-      </w:r>
-    </w:p>
-    <w:p>
-      <w:pPr>
-        <w:ind w:firstLine="227"/>
-        <w:jc w:val="both"/>
-      </w:pPr>
-      <w:r>
-        <w:rPr>
-          <w:rFonts w:ascii="맑은 고딕" w:hAnsi="맑은 고딕" w:eastAsia="맑은 고딕"/>
-          <w:b w:val="0"/>
-          <w:sz w:val="21"/>
-        </w:rPr>
-        <w:t>인쇄물 판권기에는 확인된 서지만 기재한다. 콩쥐팥쥐전은 1926년 딱지본 서지를 확인해 발행 정보를 인쇄하고, 나머지 8편은 "원작: 옛이야기(구전) — 국립중앙도서관 소장 자료 기반"으로 표기한다. 아동이 소장하는 실물에 미확인 서지가 기재되지 않도록 하기 위한 기준이다.</w:t>
-      </w:r>
-    </w:p>
-    <w:p>
-      <w:pPr>
-        <w:spacing w:before="300" w:after="140"/>
+        <w:spacing w:before="180" w:after="60"/>
       </w:pPr>
       <w:r>
         <w:rPr>
           <w:rFonts w:ascii="맑은 고딕" w:hAnsi="맑은 고딕" w:eastAsia="맑은 고딕"/>
           <w:b/>
           <w:color w:val="1E3A8A"/>
-          <w:sz w:val="24"/>
+          <w:sz w:val="22"/>
         </w:rPr>
         <w:t>3.2 전체 시스템 아키텍처 및 데이터 흐름</w:t>
       </w:r>
@@ -676,7 +482,7 @@
       <w:r>
         <w:drawing>
           <wp:inline xmlns:a="http://schemas.openxmlformats.org/drawingml/2006/main" xmlns:pic="http://schemas.openxmlformats.org/drawingml/2006/picture">
-            <wp:extent cx="6120000" cy="4177837"/>
+            <wp:extent cx="4752000" cy="3243967"/>
             <wp:docPr id="1" name="Picture 1"/>
             <wp:cNvGraphicFramePr>
               <a:graphicFrameLocks noChangeAspect="1"/>
@@ -697,7 +503,7 @@
                   <pic:spPr>
                     <a:xfrm>
                       <a:off x="0" y="0"/>
-                      <a:ext cx="6120000" cy="4177837"/>
+                      <a:ext cx="4752000" cy="3243967"/>
                     </a:xfrm>
                     <a:prstGeom prst="rect"/>
                   </pic:spPr>
@@ -710,7 +516,7 @@
     </w:p>
     <w:p>
       <w:pPr>
-        <w:spacing w:before="60" w:after="240"/>
+        <w:spacing w:before="40" w:after="120"/>
         <w:jc w:val="center"/>
       </w:pPr>
       <w:r>
@@ -718,43 +524,21 @@
           <w:rFonts w:ascii="맑은 고딕" w:hAnsi="맑은 고딕" w:eastAsia="맑은 고딕"/>
           <w:b/>
           <w:color w:val="475569"/>
-          <w:sz w:val="19"/>
+          <w:sz w:val="18"/>
         </w:rPr>
         <w:t>[그림 1] 시스템 아키텍처 및 데이터 흐름</w:t>
       </w:r>
     </w:p>
     <w:p>
       <w:pPr>
-        <w:spacing w:before="220" w:after="80"/>
+        <w:ind w:firstLine="198"/>
+        <w:jc w:val="both"/>
       </w:pPr>
       <w:r>
         <w:rPr>
           <w:rFonts w:ascii="맑은 고딕" w:hAnsi="맑은 고딕" w:eastAsia="맑은 고딕"/>
           <w:b/>
-          <w:color w:val="334155"/>
-          <w:sz w:val="22"/>
-        </w:rPr>
-        <w:t>사용자 흐름</w:t>
-      </w:r>
-    </w:p>
-    <w:p>
-      <w:pPr>
-        <w:ind w:firstLine="227"/>
-        <w:jc w:val="both"/>
-      </w:pPr>
-      <w:r>
-        <w:rPr>
-          <w:rFonts w:ascii="맑은 고딕" w:hAnsi="맑은 고딕" w:eastAsia="맑은 고딕"/>
-          <w:b w:val="0"/>
-          <w:sz w:val="21"/>
-        </w:rPr>
-        <w:t xml:space="preserve">서비스는 5단계로 진행된다. </w:t>
-      </w:r>
-      <w:r>
-        <w:rPr>
-          <w:rFonts w:ascii="맑은 고딕" w:hAnsi="맑은 고딕" w:eastAsia="맑은 고딕"/>
-          <w:b/>
-          <w:sz w:val="21"/>
+          <w:sz w:val="20"/>
         </w:rPr>
         <w:t>① 서가</w:t>
       </w:r>
@@ -762,15 +546,15 @@
         <w:rPr>
           <w:rFonts w:ascii="맑은 고딕" w:hAnsi="맑은 고딕" w:eastAsia="맑은 고딕"/>
           <w:b w:val="0"/>
-          <w:sz w:val="21"/>
+          <w:sz w:val="20"/>
         </w:rPr>
-        <w:t xml:space="preserve">에서 이야기를 선택한다. 원작 본문이 준비된 이야기만 열리고 나머지는 잠금 상태로 표시된다. </w:t>
+        <w:t xml:space="preserve">에서 이야기를 고르고, </w:t>
       </w:r>
       <w:r>
         <w:rPr>
           <w:rFonts w:ascii="맑은 고딕" w:hAnsi="맑은 고딕" w:eastAsia="맑은 고딕"/>
           <w:b/>
-          <w:sz w:val="21"/>
+          <w:sz w:val="20"/>
         </w:rPr>
         <w:t>② 북뷰어</w:t>
       </w:r>
@@ -778,15 +562,15 @@
         <w:rPr>
           <w:rFonts w:ascii="맑은 고딕" w:hAnsi="맑은 고딕" w:eastAsia="맑은 고딕"/>
           <w:b w:val="0"/>
-          <w:sz w:val="21"/>
+          <w:sz w:val="20"/>
         </w:rPr>
-        <w:t xml:space="preserve">에서 원작 도입부를 페이지 단위로 열람한다. 페이지마다 음성이 재생되고 자동으로 넘어간다. </w:t>
+        <w:t xml:space="preserve">로 원작 도입부를 음성과 함께 열람한다. </w:t>
       </w:r>
       <w:r>
         <w:rPr>
           <w:rFonts w:ascii="맑은 고딕" w:hAnsi="맑은 고딕" w:eastAsia="맑은 고딕"/>
           <w:b/>
-          <w:sz w:val="21"/>
+          <w:sz w:val="20"/>
         </w:rPr>
         <w:t>③ 상상 입력</w:t>
       </w:r>
@@ -794,15 +578,15 @@
         <w:rPr>
           <w:rFonts w:ascii="맑은 고딕" w:hAnsi="맑은 고딕" w:eastAsia="맑은 고딕"/>
           <w:b w:val="0"/>
-          <w:sz w:val="21"/>
+          <w:sz w:val="20"/>
         </w:rPr>
-        <w:t xml:space="preserve">에서 아동의 구술을 음성 인식으로 받고 진행자가 오인식을 교정한다. </w:t>
+        <w:t xml:space="preserve">은 아동 구술을 음성 인식으로 받아 진행자가 교정하고, </w:t>
       </w:r>
       <w:r>
         <w:rPr>
           <w:rFonts w:ascii="맑은 고딕" w:hAnsi="맑은 고딕" w:eastAsia="맑은 고딕"/>
           <w:b/>
-          <w:sz w:val="21"/>
+          <w:sz w:val="20"/>
         </w:rPr>
         <w:t>④ 생성</w:t>
       </w:r>
@@ -810,15 +594,15 @@
         <w:rPr>
           <w:rFonts w:ascii="맑은 고딕" w:hAnsi="맑은 고딕" w:eastAsia="맑은 고딕"/>
           <w:b w:val="0"/>
-          <w:sz w:val="21"/>
+          <w:sz w:val="20"/>
         </w:rPr>
-        <w:t xml:space="preserve">은 프롬프트를 조립해 Groq API를 호출하고 페이지 단위로 분할된 창작 동화와 키워드를 수신한다. </w:t>
+        <w:t xml:space="preserve">이 Groq API로 창작 동화와 키워드를 받는다. </w:t>
       </w:r>
       <w:r>
         <w:rPr>
           <w:rFonts w:ascii="맑은 고딕" w:hAnsi="맑은 고딕" w:eastAsia="맑은 고딕"/>
           <w:b/>
-          <w:sz w:val="21"/>
+          <w:sz w:val="20"/>
         </w:rPr>
         <w:t>⑤ 출력</w:t>
       </w:r>
@@ -826,559 +610,35 @@
         <w:rPr>
           <w:rFonts w:ascii="맑은 고딕" w:hAnsi="맑은 고딕" w:eastAsia="맑은 고딕"/>
           <w:b w:val="0"/>
-          <w:sz w:val="21"/>
+          <w:sz w:val="20"/>
         </w:rPr>
-        <w:t>은 제본용 PDF를 생성하고 연계 도서를 담은 상상 영수증을 제시한다.</w:t>
+        <w:t>은 제본 PDF를 생성하고 연계 도서를 영수증 화면으로 제시한다.</w:t>
       </w:r>
     </w:p>
     <w:p>
       <w:pPr>
-        <w:spacing w:before="220" w:after="80"/>
-      </w:pPr>
-      <w:r>
-        <w:rPr>
-          <w:rFonts w:ascii="맑은 고딕" w:hAnsi="맑은 고딕" w:eastAsia="맑은 고딕"/>
-          <w:b/>
-          <w:color w:val="334155"/>
-          <w:sz w:val="22"/>
-        </w:rPr>
-        <w:t>API 구성</w:t>
-      </w:r>
-    </w:p>
-    <w:tbl>
-      <w:tblPr>
-        <w:tblStyle w:val="TableGrid"/>
-        <w:tblW w:type="auto" w:w="0"/>
-        <w:jc w:val="center"/>
-        <w:tblLook w:firstColumn="1" w:firstRow="1" w:lastColumn="0" w:lastRow="0" w:noHBand="0" w:noVBand="1" w:val="04A0"/>
-      </w:tblPr>
-      <w:tblGrid>
-        <w:gridCol w:w="3213"/>
-        <w:gridCol w:w="3213"/>
-        <w:gridCol w:w="3213"/>
-      </w:tblGrid>
-      <w:tr>
-        <w:tc>
-          <w:tcPr>
-            <w:tcW w:type="dxa" w:w="1247"/>
-            <w:shd w:val="clear" w:fill="EFF3F8"/>
-          </w:tcPr>
-          <w:p>
-            <w:pPr>
-              <w:spacing w:line="300" w:lineRule="auto" w:after="20"/>
-              <w:jc w:val="center"/>
-            </w:pPr>
-            <w:r/>
-            <w:r>
-              <w:rPr>
-                <w:rFonts w:ascii="맑은 고딕" w:hAnsi="맑은 고딕" w:eastAsia="맑은 고딕"/>
-                <w:b/>
-                <w:sz w:val="19"/>
-              </w:rPr>
-              <w:t>메서드</w:t>
-            </w:r>
-          </w:p>
-        </w:tc>
-        <w:tc>
-          <w:tcPr>
-            <w:tcW w:type="dxa" w:w="3572"/>
-            <w:shd w:val="clear" w:fill="EFF3F8"/>
-          </w:tcPr>
-          <w:p>
-            <w:pPr>
-              <w:spacing w:line="300" w:lineRule="auto" w:after="20"/>
-              <w:jc w:val="center"/>
-            </w:pPr>
-            <w:r/>
-            <w:r>
-              <w:rPr>
-                <w:rFonts w:ascii="맑은 고딕" w:hAnsi="맑은 고딕" w:eastAsia="맑은 고딕"/>
-                <w:b/>
-                <w:sz w:val="19"/>
-              </w:rPr>
-              <w:t>엔드포인트</w:t>
-            </w:r>
-          </w:p>
-        </w:tc>
-        <w:tc>
-          <w:tcPr>
-            <w:tcW w:type="dxa" w:w="4819"/>
-            <w:shd w:val="clear" w:fill="EFF3F8"/>
-          </w:tcPr>
-          <w:p>
-            <w:pPr>
-              <w:spacing w:line="300" w:lineRule="auto" w:after="20"/>
-              <w:jc w:val="center"/>
-            </w:pPr>
-            <w:r/>
-            <w:r>
-              <w:rPr>
-                <w:rFonts w:ascii="맑은 고딕" w:hAnsi="맑은 고딕" w:eastAsia="맑은 고딕"/>
-                <w:b/>
-                <w:sz w:val="19"/>
-              </w:rPr>
-              <w:t>기능</w:t>
-            </w:r>
-          </w:p>
-        </w:tc>
-      </w:tr>
-      <w:tr>
-        <w:tc>
-          <w:tcPr>
-            <w:tcW w:type="dxa" w:w="1247"/>
-          </w:tcPr>
-          <w:p>
-            <w:pPr>
-              <w:spacing w:line="300" w:lineRule="auto" w:after="20"/>
-            </w:pPr>
-            <w:r/>
-            <w:r>
-              <w:rPr>
-                <w:rFonts w:ascii="맑은 고딕" w:hAnsi="맑은 고딕" w:eastAsia="맑은 고딕"/>
-                <w:b w:val="0"/>
-                <w:sz w:val="19"/>
-              </w:rPr>
-              <w:t>GET</w:t>
-            </w:r>
-          </w:p>
-        </w:tc>
-        <w:tc>
-          <w:tcPr>
-            <w:tcW w:type="dxa" w:w="3572"/>
-          </w:tcPr>
-          <w:p>
-            <w:pPr>
-              <w:spacing w:line="300" w:lineRule="auto" w:after="20"/>
-            </w:pPr>
-            <w:r/>
-            <w:r>
-              <w:rPr>
-                <w:rFonts w:ascii="맑은 고딕" w:hAnsi="맑은 고딕" w:eastAsia="맑은 고딕"/>
-                <w:b w:val="0"/>
-                <w:sz w:val="19"/>
-              </w:rPr>
-              <w:t>/api/stories</w:t>
-            </w:r>
-          </w:p>
-        </w:tc>
-        <w:tc>
-          <w:tcPr>
-            <w:tcW w:type="dxa" w:w="4819"/>
-          </w:tcPr>
-          <w:p>
-            <w:pPr>
-              <w:spacing w:line="300" w:lineRule="auto" w:after="20"/>
-            </w:pPr>
-            <w:r/>
-            <w:r>
-              <w:rPr>
-                <w:rFonts w:ascii="맑은 고딕" w:hAnsi="맑은 고딕" w:eastAsia="맑은 고딕"/>
-                <w:b w:val="0"/>
-                <w:sz w:val="19"/>
-              </w:rPr>
-              <w:t>서가 목록 — 이야기 9편, 표지, 잠금 여부</w:t>
-            </w:r>
-          </w:p>
-        </w:tc>
-      </w:tr>
-      <w:tr>
-        <w:tc>
-          <w:tcPr>
-            <w:tcW w:type="dxa" w:w="1247"/>
-          </w:tcPr>
-          <w:p>
-            <w:pPr>
-              <w:spacing w:line="300" w:lineRule="auto" w:after="20"/>
-            </w:pPr>
-            <w:r/>
-            <w:r>
-              <w:rPr>
-                <w:rFonts w:ascii="맑은 고딕" w:hAnsi="맑은 고딕" w:eastAsia="맑은 고딕"/>
-                <w:b w:val="0"/>
-                <w:sz w:val="19"/>
-              </w:rPr>
-              <w:t>GET</w:t>
-            </w:r>
-          </w:p>
-        </w:tc>
-        <w:tc>
-          <w:tcPr>
-            <w:tcW w:type="dxa" w:w="3572"/>
-          </w:tcPr>
-          <w:p>
-            <w:pPr>
-              <w:spacing w:line="300" w:lineRule="auto" w:after="20"/>
-            </w:pPr>
-            <w:r/>
-            <w:r>
-              <w:rPr>
-                <w:rFonts w:ascii="맑은 고딕" w:hAnsi="맑은 고딕" w:eastAsia="맑은 고딕"/>
-                <w:b w:val="0"/>
-                <w:sz w:val="19"/>
-              </w:rPr>
-              <w:t>/api/stories/{id}</w:t>
-            </w:r>
-          </w:p>
-        </w:tc>
-        <w:tc>
-          <w:tcPr>
-            <w:tcW w:type="dxa" w:w="4819"/>
-          </w:tcPr>
-          <w:p>
-            <w:pPr>
-              <w:spacing w:line="300" w:lineRule="auto" w:after="20"/>
-            </w:pPr>
-            <w:r/>
-            <w:r>
-              <w:rPr>
-                <w:rFonts w:ascii="맑은 고딕" w:hAnsi="맑은 고딕" w:eastAsia="맑은 고딕"/>
-                <w:b w:val="0"/>
-                <w:sz w:val="19"/>
-              </w:rPr>
-              <w:t>이야기 상세 — 원작 도입부 본문, 삽화·음성 경로, 창작 유도 질문</w:t>
-            </w:r>
-          </w:p>
-        </w:tc>
-      </w:tr>
-      <w:tr>
-        <w:tc>
-          <w:tcPr>
-            <w:tcW w:type="dxa" w:w="1247"/>
-          </w:tcPr>
-          <w:p>
-            <w:pPr>
-              <w:spacing w:line="300" w:lineRule="auto" w:after="20"/>
-            </w:pPr>
-            <w:r/>
-            <w:r>
-              <w:rPr>
-                <w:rFonts w:ascii="맑은 고딕" w:hAnsi="맑은 고딕" w:eastAsia="맑은 고딕"/>
-                <w:b w:val="0"/>
-                <w:sz w:val="19"/>
-              </w:rPr>
-              <w:t>POST</w:t>
-            </w:r>
-          </w:p>
-        </w:tc>
-        <w:tc>
-          <w:tcPr>
-            <w:tcW w:type="dxa" w:w="3572"/>
-          </w:tcPr>
-          <w:p>
-            <w:pPr>
-              <w:spacing w:line="300" w:lineRule="auto" w:after="20"/>
-            </w:pPr>
-            <w:r/>
-            <w:r>
-              <w:rPr>
-                <w:rFonts w:ascii="맑은 고딕" w:hAnsi="맑은 고딕" w:eastAsia="맑은 고딕"/>
-                <w:b w:val="0"/>
-                <w:sz w:val="19"/>
-              </w:rPr>
-              <w:t>/api/stories/{id}/generate</w:t>
-            </w:r>
-          </w:p>
-        </w:tc>
-        <w:tc>
-          <w:tcPr>
-            <w:tcW w:type="dxa" w:w="4819"/>
-          </w:tcPr>
-          <w:p>
-            <w:pPr>
-              <w:spacing w:line="300" w:lineRule="auto" w:after="20"/>
-            </w:pPr>
-            <w:r/>
-            <w:r>
-              <w:rPr>
-                <w:rFonts w:ascii="맑은 고딕" w:hAnsi="맑은 고딕" w:eastAsia="맑은 고딕"/>
-                <w:b w:val="0"/>
-                <w:sz w:val="19"/>
-              </w:rPr>
-              <w:t>창작 동화 생성 — 아동 구술 입력, 세션 생성</w:t>
-            </w:r>
-          </w:p>
-        </w:tc>
-      </w:tr>
-      <w:tr>
-        <w:tc>
-          <w:tcPr>
-            <w:tcW w:type="dxa" w:w="1247"/>
-          </w:tcPr>
-          <w:p>
-            <w:pPr>
-              <w:spacing w:line="300" w:lineRule="auto" w:after="20"/>
-            </w:pPr>
-            <w:r/>
-            <w:r>
-              <w:rPr>
-                <w:rFonts w:ascii="맑은 고딕" w:hAnsi="맑은 고딕" w:eastAsia="맑은 고딕"/>
-                <w:b w:val="0"/>
-                <w:sz w:val="19"/>
-              </w:rPr>
-              <w:t>GET</w:t>
-            </w:r>
-          </w:p>
-        </w:tc>
-        <w:tc>
-          <w:tcPr>
-            <w:tcW w:type="dxa" w:w="3572"/>
-          </w:tcPr>
-          <w:p>
-            <w:pPr>
-              <w:spacing w:line="300" w:lineRule="auto" w:after="20"/>
-            </w:pPr>
-            <w:r/>
-            <w:r>
-              <w:rPr>
-                <w:rFonts w:ascii="맑은 고딕" w:hAnsi="맑은 고딕" w:eastAsia="맑은 고딕"/>
-                <w:b w:val="0"/>
-                <w:sz w:val="19"/>
-              </w:rPr>
-              <w:t>/api/sessions/{id}</w:t>
-            </w:r>
-          </w:p>
-        </w:tc>
-        <w:tc>
-          <w:tcPr>
-            <w:tcW w:type="dxa" w:w="4819"/>
-          </w:tcPr>
-          <w:p>
-            <w:pPr>
-              <w:spacing w:line="300" w:lineRule="auto" w:after="20"/>
-            </w:pPr>
-            <w:r/>
-            <w:r>
-              <w:rPr>
-                <w:rFonts w:ascii="맑은 고딕" w:hAnsi="맑은 고딕" w:eastAsia="맑은 고딕"/>
-                <w:b w:val="0"/>
-                <w:sz w:val="19"/>
-              </w:rPr>
-              <w:t>세션 조회 — 생성된 동화</w:t>
-            </w:r>
-          </w:p>
-        </w:tc>
-      </w:tr>
-      <w:tr>
-        <w:tc>
-          <w:tcPr>
-            <w:tcW w:type="dxa" w:w="1247"/>
-          </w:tcPr>
-          <w:p>
-            <w:pPr>
-              <w:spacing w:line="300" w:lineRule="auto" w:after="20"/>
-            </w:pPr>
-            <w:r/>
-            <w:r>
-              <w:rPr>
-                <w:rFonts w:ascii="맑은 고딕" w:hAnsi="맑은 고딕" w:eastAsia="맑은 고딕"/>
-                <w:b w:val="0"/>
-                <w:sz w:val="19"/>
-              </w:rPr>
-              <w:t>GET</w:t>
-            </w:r>
-          </w:p>
-        </w:tc>
-        <w:tc>
-          <w:tcPr>
-            <w:tcW w:type="dxa" w:w="3572"/>
-          </w:tcPr>
-          <w:p>
-            <w:pPr>
-              <w:spacing w:line="300" w:lineRule="auto" w:after="20"/>
-            </w:pPr>
-            <w:r/>
-            <w:r>
-              <w:rPr>
-                <w:rFonts w:ascii="맑은 고딕" w:hAnsi="맑은 고딕" w:eastAsia="맑은 고딕"/>
-                <w:b w:val="0"/>
-                <w:sz w:val="19"/>
-              </w:rPr>
-              <w:t>/api/sessions/{id}/recommendations</w:t>
-            </w:r>
-          </w:p>
-        </w:tc>
-        <w:tc>
-          <w:tcPr>
-            <w:tcW w:type="dxa" w:w="4819"/>
-          </w:tcPr>
-          <w:p>
-            <w:pPr>
-              <w:spacing w:line="300" w:lineRule="auto" w:after="20"/>
-            </w:pPr>
-            <w:r/>
-            <w:r>
-              <w:rPr>
-                <w:rFonts w:ascii="맑은 고딕" w:hAnsi="맑은 고딕" w:eastAsia="맑은 고딕"/>
-                <w:b w:val="0"/>
-                <w:sz w:val="19"/>
-              </w:rPr>
-              <w:t>연계 도서 추천 — 정보나루 실호출</w:t>
-            </w:r>
-          </w:p>
-        </w:tc>
-      </w:tr>
-      <w:tr>
-        <w:tc>
-          <w:tcPr>
-            <w:tcW w:type="dxa" w:w="1247"/>
-          </w:tcPr>
-          <w:p>
-            <w:pPr>
-              <w:spacing w:line="300" w:lineRule="auto" w:after="20"/>
-            </w:pPr>
-            <w:r/>
-            <w:r>
-              <w:rPr>
-                <w:rFonts w:ascii="맑은 고딕" w:hAnsi="맑은 고딕" w:eastAsia="맑은 고딕"/>
-                <w:b w:val="0"/>
-                <w:sz w:val="19"/>
-              </w:rPr>
-              <w:t>POST</w:t>
-            </w:r>
-          </w:p>
-        </w:tc>
-        <w:tc>
-          <w:tcPr>
-            <w:tcW w:type="dxa" w:w="3572"/>
-          </w:tcPr>
-          <w:p>
-            <w:pPr>
-              <w:spacing w:line="300" w:lineRule="auto" w:after="20"/>
-            </w:pPr>
-            <w:r/>
-            <w:r>
-              <w:rPr>
-                <w:rFonts w:ascii="맑은 고딕" w:hAnsi="맑은 고딕" w:eastAsia="맑은 고딕"/>
-                <w:b w:val="0"/>
-                <w:sz w:val="19"/>
-              </w:rPr>
-              <w:t>/api/sessions/{id}/pdf</w:t>
-            </w:r>
-          </w:p>
-        </w:tc>
-        <w:tc>
-          <w:tcPr>
-            <w:tcW w:type="dxa" w:w="4819"/>
-          </w:tcPr>
-          <w:p>
-            <w:pPr>
-              <w:spacing w:line="300" w:lineRule="auto" w:after="20"/>
-            </w:pPr>
-            <w:r/>
-            <w:r>
-              <w:rPr>
-                <w:rFonts w:ascii="맑은 고딕" w:hAnsi="맑은 고딕" w:eastAsia="맑은 고딕"/>
-                <w:b w:val="0"/>
-                <w:sz w:val="19"/>
-              </w:rPr>
-              <w:t>제본 PDF 생성 — 작가명은 요청 바디로만 전달</w:t>
-            </w:r>
-          </w:p>
-        </w:tc>
-      </w:tr>
-      <w:tr>
-        <w:tc>
-          <w:tcPr>
-            <w:tcW w:type="dxa" w:w="1247"/>
-          </w:tcPr>
-          <w:p>
-            <w:pPr>
-              <w:spacing w:line="300" w:lineRule="auto" w:after="20"/>
-            </w:pPr>
-            <w:r/>
-            <w:r>
-              <w:rPr>
-                <w:rFonts w:ascii="맑은 고딕" w:hAnsi="맑은 고딕" w:eastAsia="맑은 고딕"/>
-                <w:b w:val="0"/>
-                <w:sz w:val="19"/>
-              </w:rPr>
-              <w:t>GET</w:t>
-            </w:r>
-          </w:p>
-        </w:tc>
-        <w:tc>
-          <w:tcPr>
-            <w:tcW w:type="dxa" w:w="3572"/>
-          </w:tcPr>
-          <w:p>
-            <w:pPr>
-              <w:spacing w:line="300" w:lineRule="auto" w:after="20"/>
-            </w:pPr>
-            <w:r/>
-            <w:r>
-              <w:rPr>
-                <w:rFonts w:ascii="맑은 고딕" w:hAnsi="맑은 고딕" w:eastAsia="맑은 고딕"/>
-                <w:b w:val="0"/>
-                <w:sz w:val="19"/>
-              </w:rPr>
-              <w:t>/health</w:t>
-            </w:r>
-          </w:p>
-        </w:tc>
-        <w:tc>
-          <w:tcPr>
-            <w:tcW w:type="dxa" w:w="4819"/>
-          </w:tcPr>
-          <w:p>
-            <w:pPr>
-              <w:spacing w:line="300" w:lineRule="auto" w:after="20"/>
-            </w:pPr>
-            <w:r/>
-            <w:r>
-              <w:rPr>
-                <w:rFonts w:ascii="맑은 고딕" w:hAnsi="맑은 고딕" w:eastAsia="맑은 고딕"/>
-                <w:b w:val="0"/>
-                <w:sz w:val="19"/>
-              </w:rPr>
-              <w:t>상태 점검 — 배포 헬스체크</w:t>
-            </w:r>
-          </w:p>
-        </w:tc>
-      </w:tr>
-    </w:tbl>
-    <w:p>
-      <w:pPr>
-        <w:spacing w:after="40"/>
-      </w:pPr>
-    </w:p>
-    <w:p>
-      <w:pPr>
-        <w:spacing w:before="220" w:after="80"/>
-      </w:pPr>
-      <w:r>
-        <w:rPr>
-          <w:rFonts w:ascii="맑은 고딕" w:hAnsi="맑은 고딕" w:eastAsia="맑은 고딕"/>
-          <w:b/>
-          <w:color w:val="334155"/>
-          <w:sz w:val="22"/>
-        </w:rPr>
-        <w:t>이중 운영 구조</w:t>
-      </w:r>
-    </w:p>
-    <w:p>
-      <w:pPr>
-        <w:ind w:firstLine="227"/>
+        <w:ind w:firstLine="198"/>
         <w:jc w:val="both"/>
       </w:pPr>
       <w:r>
         <w:rPr>
           <w:rFonts w:ascii="맑은 고딕" w:hAnsi="맑은 고딕" w:eastAsia="맑은 고딕"/>
           <w:b w:val="0"/>
-          <w:sz w:val="21"/>
+          <w:sz w:val="20"/>
         </w:rPr>
-        <w:t>워크숍 현장은 노트북에서 애플리케이션을 직접 실행한다. 배포본은 제출 링크와 시연 영상 녹화 용도로 분리했다. 현장 운영이 외부 호스팅 가용성에 의존하지 않게 하려는 구성이며, 도서관 네트워크 사정과 무관하게 인쇄까지 완료할 수 있다.</w:t>
+        <w:t>워크숍 현장은 노트북에서 직접 실행하고 배포본은 제출·시연용으로 분리해, 현장 운영이 외부 호스팅과 도서관 네트워크 사정에 좌우되지 않게 했다.</w:t>
       </w:r>
     </w:p>
     <w:p>
       <w:pPr>
-        <w:spacing w:before="300" w:after="140"/>
+        <w:spacing w:before="180" w:after="60"/>
       </w:pPr>
       <w:r>
         <w:rPr>
           <w:rFonts w:ascii="맑은 고딕" w:hAnsi="맑은 고딕" w:eastAsia="맑은 고딕"/>
           <w:b/>
           <w:color w:val="1E3A8A"/>
-          <w:sz w:val="24"/>
+          <w:sz w:val="22"/>
         </w:rPr>
         <w:t>3.3 핵심 기술 스택 선정 및 설계 배경</w:t>
       </w:r>
@@ -1398,12 +658,12 @@
       <w:tr>
         <w:tc>
           <w:tcPr>
-            <w:tcW w:type="dxa" w:w="1474"/>
+            <w:tcW w:type="dxa" w:w="1417"/>
             <w:shd w:val="clear" w:fill="EFF3F8"/>
           </w:tcPr>
           <w:p>
             <w:pPr>
-              <w:spacing w:line="300" w:lineRule="auto" w:after="20"/>
+              <w:spacing w:line="264" w:lineRule="auto" w:after="0"/>
               <w:jc w:val="center"/>
             </w:pPr>
             <w:r/>
@@ -1411,9 +671,878 @@
               <w:rPr>
                 <w:rFonts w:ascii="맑은 고딕" w:hAnsi="맑은 고딕" w:eastAsia="맑은 고딕"/>
                 <w:b/>
-                <w:sz w:val="19"/>
+                <w:sz w:val="18"/>
               </w:rPr>
               <w:t>영역</w:t>
+            </w:r>
+          </w:p>
+        </w:tc>
+        <w:tc>
+          <w:tcPr>
+            <w:tcW w:type="dxa" w:w="2211"/>
+            <w:shd w:val="clear" w:fill="EFF3F8"/>
+          </w:tcPr>
+          <w:p>
+            <w:pPr>
+              <w:spacing w:line="264" w:lineRule="auto" w:after="0"/>
+              <w:jc w:val="center"/>
+            </w:pPr>
+            <w:r/>
+            <w:r>
+              <w:rPr>
+                <w:rFonts w:ascii="맑은 고딕" w:hAnsi="맑은 고딕" w:eastAsia="맑은 고딕"/>
+                <w:b/>
+                <w:sz w:val="18"/>
+              </w:rPr>
+              <w:t>선택</w:t>
+            </w:r>
+          </w:p>
+        </w:tc>
+        <w:tc>
+          <w:tcPr>
+            <w:tcW w:type="dxa" w:w="6009"/>
+            <w:shd w:val="clear" w:fill="EFF3F8"/>
+          </w:tcPr>
+          <w:p>
+            <w:pPr>
+              <w:spacing w:line="264" w:lineRule="auto" w:after="0"/>
+              <w:jc w:val="center"/>
+            </w:pPr>
+            <w:r/>
+            <w:r>
+              <w:rPr>
+                <w:rFonts w:ascii="맑은 고딕" w:hAnsi="맑은 고딕" w:eastAsia="맑은 고딕"/>
+                <w:b/>
+                <w:sz w:val="18"/>
+              </w:rPr>
+              <w:t>선정 근거</w:t>
+            </w:r>
+          </w:p>
+        </w:tc>
+      </w:tr>
+      <w:tr>
+        <w:tc>
+          <w:tcPr>
+            <w:tcW w:type="dxa" w:w="1417"/>
+          </w:tcPr>
+          <w:p>
+            <w:pPr>
+              <w:spacing w:line="264" w:lineRule="auto" w:after="0"/>
+            </w:pPr>
+            <w:r/>
+            <w:r>
+              <w:rPr>
+                <w:rFonts w:ascii="맑은 고딕" w:hAnsi="맑은 고딕" w:eastAsia="맑은 고딕"/>
+                <w:b w:val="0"/>
+                <w:sz w:val="18"/>
+              </w:rPr>
+              <w:t>웹 프레임워크</w:t>
+            </w:r>
+          </w:p>
+        </w:tc>
+        <w:tc>
+          <w:tcPr>
+            <w:tcW w:type="dxa" w:w="2211"/>
+          </w:tcPr>
+          <w:p>
+            <w:pPr>
+              <w:spacing w:line="264" w:lineRule="auto" w:after="0"/>
+            </w:pPr>
+            <w:r/>
+            <w:r>
+              <w:rPr>
+                <w:rFonts w:ascii="맑은 고딕" w:hAnsi="맑은 고딕" w:eastAsia="맑은 고딕"/>
+                <w:b w:val="0"/>
+                <w:sz w:val="18"/>
+              </w:rPr>
+              <w:t>FastAPI</w:t>
+            </w:r>
+          </w:p>
+        </w:tc>
+        <w:tc>
+          <w:tcPr>
+            <w:tcW w:type="dxa" w:w="6009"/>
+          </w:tcPr>
+          <w:p>
+            <w:pPr>
+              <w:spacing w:line="264" w:lineRule="auto" w:after="0"/>
+            </w:pPr>
+            <w:r/>
+            <w:r>
+              <w:rPr>
+                <w:rFonts w:ascii="맑은 고딕" w:hAnsi="맑은 고딕" w:eastAsia="맑은 고딕"/>
+                <w:b w:val="0"/>
+                <w:sz w:val="18"/>
+              </w:rPr>
+              <w:t>외부 API 호출 비중이 높아 비동기에 적합하고, 응답 스키마 검증으로 프론트 계약을 코드로 고정</w:t>
+            </w:r>
+          </w:p>
+        </w:tc>
+      </w:tr>
+      <w:tr>
+        <w:tc>
+          <w:tcPr>
+            <w:tcW w:type="dxa" w:w="1417"/>
+          </w:tcPr>
+          <w:p>
+            <w:pPr>
+              <w:spacing w:line="264" w:lineRule="auto" w:after="0"/>
+            </w:pPr>
+            <w:r/>
+            <w:r>
+              <w:rPr>
+                <w:rFonts w:ascii="맑은 고딕" w:hAnsi="맑은 고딕" w:eastAsia="맑은 고딕"/>
+                <w:b w:val="0"/>
+                <w:sz w:val="18"/>
+              </w:rPr>
+              <w:t>PDF 렌더링</w:t>
+            </w:r>
+          </w:p>
+        </w:tc>
+        <w:tc>
+          <w:tcPr>
+            <w:tcW w:type="dxa" w:w="2211"/>
+          </w:tcPr>
+          <w:p>
+            <w:pPr>
+              <w:spacing w:line="264" w:lineRule="auto" w:after="0"/>
+            </w:pPr>
+            <w:r/>
+            <w:r>
+              <w:rPr>
+                <w:rFonts w:ascii="맑은 고딕" w:hAnsi="맑은 고딕" w:eastAsia="맑은 고딕"/>
+                <w:b w:val="0"/>
+                <w:sz w:val="18"/>
+              </w:rPr>
+              <w:t>Playwright (Chromium)</w:t>
+            </w:r>
+          </w:p>
+        </w:tc>
+        <w:tc>
+          <w:tcPr>
+            <w:tcW w:type="dxa" w:w="6009"/>
+          </w:tcPr>
+          <w:p>
+            <w:pPr>
+              <w:spacing w:line="264" w:lineRule="auto" w:after="0"/>
+            </w:pPr>
+            <w:r/>
+            <w:r>
+              <w:rPr>
+                <w:rFonts w:ascii="맑은 고딕" w:hAnsi="맑은 고딕" w:eastAsia="맑은 고딕"/>
+                <w:b w:val="0"/>
+                <w:sz w:val="18"/>
+              </w:rPr>
+              <w:t>HTML·CSS를 그대로 사용해 디자인 산출물을 변환 없이 반영. 화면과 인쇄물이 동일 엔진</w:t>
+            </w:r>
+          </w:p>
+        </w:tc>
+      </w:tr>
+      <w:tr>
+        <w:tc>
+          <w:tcPr>
+            <w:tcW w:type="dxa" w:w="1417"/>
+          </w:tcPr>
+          <w:p>
+            <w:pPr>
+              <w:spacing w:line="264" w:lineRule="auto" w:after="0"/>
+            </w:pPr>
+            <w:r/>
+            <w:r>
+              <w:rPr>
+                <w:rFonts w:ascii="맑은 고딕" w:hAnsi="맑은 고딕" w:eastAsia="맑은 고딕"/>
+                <w:b w:val="0"/>
+                <w:sz w:val="18"/>
+              </w:rPr>
+              <w:t>LLM</w:t>
+            </w:r>
+          </w:p>
+        </w:tc>
+        <w:tc>
+          <w:tcPr>
+            <w:tcW w:type="dxa" w:w="2211"/>
+          </w:tcPr>
+          <w:p>
+            <w:pPr>
+              <w:spacing w:line="264" w:lineRule="auto" w:after="0"/>
+            </w:pPr>
+            <w:r/>
+            <w:r>
+              <w:rPr>
+                <w:rFonts w:ascii="맑은 고딕" w:hAnsi="맑은 고딕" w:eastAsia="맑은 고딕"/>
+                <w:b w:val="0"/>
+                <w:sz w:val="18"/>
+              </w:rPr>
+              <w:t>Groq / llama-3.3-70b</w:t>
+            </w:r>
+          </w:p>
+        </w:tc>
+        <w:tc>
+          <w:tcPr>
+            <w:tcW w:type="dxa" w:w="6009"/>
+          </w:tcPr>
+          <w:p>
+            <w:pPr>
+              <w:spacing w:line="264" w:lineRule="auto" w:after="0"/>
+            </w:pPr>
+            <w:r/>
+            <w:r>
+              <w:rPr>
+                <w:rFonts w:ascii="맑은 고딕" w:hAnsi="맑은 고딕" w:eastAsia="맑은 고딕"/>
+                <w:b w:val="0"/>
+                <w:sz w:val="18"/>
+              </w:rPr>
+              <w:t>응답 2초대로 아동 대기 한계 안에 들고 JSON 스키마 강제 출력 지원</w:t>
+            </w:r>
+          </w:p>
+        </w:tc>
+      </w:tr>
+      <w:tr>
+        <w:tc>
+          <w:tcPr>
+            <w:tcW w:type="dxa" w:w="1417"/>
+          </w:tcPr>
+          <w:p>
+            <w:pPr>
+              <w:spacing w:line="264" w:lineRule="auto" w:after="0"/>
+            </w:pPr>
+            <w:r/>
+            <w:r>
+              <w:rPr>
+                <w:rFonts w:ascii="맑은 고딕" w:hAnsi="맑은 고딕" w:eastAsia="맑은 고딕"/>
+                <w:b w:val="0"/>
+                <w:sz w:val="18"/>
+              </w:rPr>
+              <w:t>음성·효과음</w:t>
+            </w:r>
+          </w:p>
+        </w:tc>
+        <w:tc>
+          <w:tcPr>
+            <w:tcW w:type="dxa" w:w="2211"/>
+          </w:tcPr>
+          <w:p>
+            <w:pPr>
+              <w:spacing w:line="264" w:lineRule="auto" w:after="0"/>
+            </w:pPr>
+            <w:r/>
+            <w:r>
+              <w:rPr>
+                <w:rFonts w:ascii="맑은 고딕" w:hAnsi="맑은 고딕" w:eastAsia="맑은 고딕"/>
+                <w:b w:val="0"/>
+                <w:sz w:val="18"/>
+              </w:rPr>
+              <w:t>edge-tts 사전 생성,</w:t>
+              <w:br/>
+              <w:t>Web Audio 합성</w:t>
+            </w:r>
+          </w:p>
+        </w:tc>
+        <w:tc>
+          <w:tcPr>
+            <w:tcW w:type="dxa" w:w="6009"/>
+          </w:tcPr>
+          <w:p>
+            <w:pPr>
+              <w:spacing w:line="264" w:lineRule="auto" w:after="0"/>
+            </w:pPr>
+            <w:r/>
+            <w:r>
+              <w:rPr>
+                <w:rFonts w:ascii="맑은 고딕" w:hAnsi="맑은 고딕" w:eastAsia="맑은 고딕"/>
+                <w:b w:val="0"/>
+                <w:sz w:val="18"/>
+              </w:rPr>
+              <w:t>고정 텍스트라 런타임 호출이 불필요. 넘김음은 합성해 외부 음원 라이선스 관리 제거</w:t>
+            </w:r>
+          </w:p>
+        </w:tc>
+      </w:tr>
+      <w:tr>
+        <w:tc>
+          <w:tcPr>
+            <w:tcW w:type="dxa" w:w="1417"/>
+          </w:tcPr>
+          <w:p>
+            <w:pPr>
+              <w:spacing w:line="264" w:lineRule="auto" w:after="0"/>
+            </w:pPr>
+            <w:r/>
+            <w:r>
+              <w:rPr>
+                <w:rFonts w:ascii="맑은 고딕" w:hAnsi="맑은 고딕" w:eastAsia="맑은 고딕"/>
+                <w:b w:val="0"/>
+                <w:sz w:val="18"/>
+              </w:rPr>
+              <w:t>프론트엔드</w:t>
+            </w:r>
+          </w:p>
+        </w:tc>
+        <w:tc>
+          <w:tcPr>
+            <w:tcW w:type="dxa" w:w="2211"/>
+          </w:tcPr>
+          <w:p>
+            <w:pPr>
+              <w:spacing w:line="264" w:lineRule="auto" w:after="0"/>
+            </w:pPr>
+            <w:r/>
+            <w:r>
+              <w:rPr>
+                <w:rFonts w:ascii="맑은 고딕" w:hAnsi="맑은 고딕" w:eastAsia="맑은 고딕"/>
+                <w:b w:val="0"/>
+                <w:sz w:val="18"/>
+              </w:rPr>
+              <w:t>Vanilla HTML/CSS/JS</w:t>
+            </w:r>
+          </w:p>
+        </w:tc>
+        <w:tc>
+          <w:tcPr>
+            <w:tcW w:type="dxa" w:w="6009"/>
+          </w:tcPr>
+          <w:p>
+            <w:pPr>
+              <w:spacing w:line="264" w:lineRule="auto" w:after="0"/>
+            </w:pPr>
+            <w:r/>
+            <w:r>
+              <w:rPr>
+                <w:rFonts w:ascii="맑은 고딕" w:hAnsi="맑은 고딕" w:eastAsia="맑은 고딕"/>
+                <w:b w:val="0"/>
+                <w:sz w:val="18"/>
+              </w:rPr>
+              <w:t>빌드 단계 없이 디자인 담당자가 결과물을 직접 수정</w:t>
+            </w:r>
+          </w:p>
+        </w:tc>
+      </w:tr>
+      <w:tr>
+        <w:tc>
+          <w:tcPr>
+            <w:tcW w:type="dxa" w:w="1417"/>
+          </w:tcPr>
+          <w:p>
+            <w:pPr>
+              <w:spacing w:line="264" w:lineRule="auto" w:after="0"/>
+            </w:pPr>
+            <w:r/>
+            <w:r>
+              <w:rPr>
+                <w:rFonts w:ascii="맑은 고딕" w:hAnsi="맑은 고딕" w:eastAsia="맑은 고딕"/>
+                <w:b w:val="0"/>
+                <w:sz w:val="18"/>
+              </w:rPr>
+              <w:t>배포</w:t>
+            </w:r>
+          </w:p>
+        </w:tc>
+        <w:tc>
+          <w:tcPr>
+            <w:tcW w:type="dxa" w:w="2211"/>
+          </w:tcPr>
+          <w:p>
+            <w:pPr>
+              <w:spacing w:line="264" w:lineRule="auto" w:after="0"/>
+            </w:pPr>
+            <w:r/>
+            <w:r>
+              <w:rPr>
+                <w:rFonts w:ascii="맑은 고딕" w:hAnsi="맑은 고딕" w:eastAsia="맑은 고딕"/>
+                <w:b w:val="0"/>
+                <w:sz w:val="18"/>
+              </w:rPr>
+              <w:t>Docker on Render</w:t>
+            </w:r>
+          </w:p>
+        </w:tc>
+        <w:tc>
+          <w:tcPr>
+            <w:tcW w:type="dxa" w:w="6009"/>
+          </w:tcPr>
+          <w:p>
+            <w:pPr>
+              <w:spacing w:line="264" w:lineRule="auto" w:after="0"/>
+            </w:pPr>
+            <w:r/>
+            <w:r>
+              <w:rPr>
+                <w:rFonts w:ascii="맑은 고딕" w:hAnsi="맑은 고딕" w:eastAsia="맑은 고딕"/>
+                <w:b w:val="0"/>
+                <w:sz w:val="18"/>
+              </w:rPr>
+              <w:t>Chromium 구동에 시스템 라이브러리가 필요해 컨테이너 런타임 사용</w:t>
+            </w:r>
+          </w:p>
+        </w:tc>
+      </w:tr>
+    </w:tbl>
+    <w:p>
+      <w:pPr>
+        <w:spacing w:after="0"/>
+      </w:pPr>
+    </w:p>
+    <w:p>
+      <w:pPr>
+        <w:ind w:firstLine="198"/>
+        <w:jc w:val="both"/>
+      </w:pPr>
+      <w:r>
+        <w:rPr>
+          <w:rFonts w:ascii="맑은 고딕" w:hAnsi="맑은 고딕" w:eastAsia="맑은 고딕"/>
+          <w:b w:val="0"/>
+          <w:sz w:val="20"/>
+        </w:rPr>
+        <w:t>인증은 두지 않았다. 진행자 1인이 아동을 순차 진행하는 단발 세션이라 로그인이 요구되지 않으며, 세션 범위의 개인화는 사용자 식별과 무관하게 동작한다.</w:t>
+      </w:r>
+    </w:p>
+    <w:p>
+      <w:pPr>
+        <w:spacing w:before="200" w:after="100"/>
+      </w:pPr>
+      <w:r>
+        <w:rPr>
+          <w:rFonts w:ascii="맑은 고딕" w:hAnsi="맑은 고딕" w:eastAsia="맑은 고딕"/>
+          <w:b/>
+          <w:color w:val="1F2937"/>
+          <w:sz w:val="26"/>
+        </w:rPr>
+        <w:t>Ⅳ. 주요 기능 및 시스템 구현</w:t>
+      </w:r>
+    </w:p>
+    <w:p>
+      <w:pPr>
+        <w:spacing w:before="180" w:after="60"/>
+      </w:pPr>
+      <w:r>
+        <w:rPr>
+          <w:rFonts w:ascii="맑은 고딕" w:hAnsi="맑은 고딕" w:eastAsia="맑은 고딕"/>
+          <w:b/>
+          <w:color w:val="1E3A8A"/>
+          <w:sz w:val="22"/>
+        </w:rPr>
+        <w:t>4.1 도서관 데이터 수집 및 정제 파이프라인</w:t>
+      </w:r>
+    </w:p>
+    <w:p>
+      <w:pPr>
+        <w:ind w:firstLine="198"/>
+        <w:jc w:val="both"/>
+      </w:pPr>
+      <w:r>
+        <w:rPr>
+          <w:rFonts w:ascii="맑은 고딕" w:hAnsi="맑은 고딕" w:eastAsia="맑은 고딕"/>
+          <w:b/>
+          <w:sz w:val="20"/>
+        </w:rPr>
+        <w:t>사전 구축</w:t>
+      </w:r>
+      <w:r>
+        <w:rPr>
+          <w:rFonts w:ascii="맑은 고딕" w:hAnsi="맑은 고딕" w:eastAsia="맑은 고딕"/>
+          <w:b w:val="0"/>
+          <w:sz w:val="20"/>
+        </w:rPr>
+        <w:t>은 시드 파일 파싱이다. 이야기 블록과 추천 도서 블록을 번호로 짝지어 조립하고 부팅 시점에 멱등 적재하며, 적재 결과를 편수·제목으로 로그에 남긴다.</w:t>
+      </w:r>
+    </w:p>
+    <w:p>
+      <w:pPr>
+        <w:ind w:firstLine="198"/>
+        <w:jc w:val="both"/>
+      </w:pPr>
+      <w:r>
+        <w:rPr>
+          <w:rFonts w:ascii="맑은 고딕" w:hAnsi="맑은 고딕" w:eastAsia="맑은 고딕"/>
+          <w:b/>
+          <w:sz w:val="20"/>
+        </w:rPr>
+        <w:t>런타임 정제</w:t>
+      </w:r>
+      <w:r>
+        <w:rPr>
+          <w:rFonts w:ascii="맑은 고딕" w:hAnsi="맑은 고딕" w:eastAsia="맑은 고딕"/>
+          <w:b w:val="0"/>
+          <w:sz w:val="20"/>
+        </w:rPr>
+        <w:t>는 정보나루 응답 매핑이다. 일부 필드가 비어도 응답 전체를 폐기하지 않고 제목 결측 항목만 제외한다. 5권 중 1권의 저자 누락으로 추천 전체가 실패하는 상황을 막기 위함이다. 표지·삽화·음성은 파일이 실제로 존재할 때만 경로를 기록하므로, 제작 자산이 순차 입고돼도 코드 수정 없이 파일 배치만으로 반영된다.</w:t>
+      </w:r>
+    </w:p>
+    <w:p>
+      <w:pPr>
+        <w:ind w:firstLine="198"/>
+        <w:jc w:val="both"/>
+      </w:pPr>
+      <w:r>
+        <w:rPr>
+          <w:rFonts w:ascii="맑은 고딕" w:hAnsi="맑은 고딕" w:eastAsia="맑은 고딕"/>
+          <w:b/>
+          <w:sz w:val="20"/>
+        </w:rPr>
+        <w:t>원작 콘텐츠 제공</w:t>
+      </w:r>
+      <w:r>
+        <w:rPr>
+          <w:rFonts w:ascii="맑은 고딕" w:hAnsi="맑은 고딕" w:eastAsia="맑은 고딕"/>
+          <w:b w:val="0"/>
+          <w:sz w:val="20"/>
+        </w:rPr>
+        <w:t xml:space="preserve"> — 정제된 본문은 북뷰어에서 페이지 단위로 제공된다(콩쥐팥쥐전 기준 도입부 6쪽, 쪽마다 삽화·음성 대응).</w:t>
+      </w:r>
+    </w:p>
+    <w:p>
+      <w:pPr>
+        <w:spacing w:after="20"/>
+        <w:ind w:left="340" w:hanging="198"/>
+        <w:jc w:val="both"/>
+      </w:pPr>
+      <w:r>
+        <w:rPr>
+          <w:rFonts w:ascii="맑은 고딕" w:hAnsi="맑은 고딕" w:eastAsia="맑은 고딕"/>
+          <w:b w:val="0"/>
+          <w:sz w:val="20"/>
+        </w:rPr>
+        <w:t xml:space="preserve">· </w:t>
+      </w:r>
+      <w:r>
+        <w:rPr>
+          <w:rFonts w:ascii="맑은 고딕" w:hAnsi="맑은 고딕" w:eastAsia="맑은 고딕"/>
+          <w:b/>
+          <w:sz w:val="20"/>
+        </w:rPr>
+        <w:t>열람 범위</w:t>
+      </w:r>
+      <w:r>
+        <w:rPr>
+          <w:rFonts w:ascii="맑은 고딕" w:hAnsi="맑은 고딕" w:eastAsia="맑은 고딕"/>
+          <w:b w:val="0"/>
+          <w:sz w:val="20"/>
+        </w:rPr>
+        <w:t xml:space="preserve"> — 물독이 새는 것을 발견하는 지점까지만 제공하고 해결 장면은 삽화에도 넣지 않는다. 마지막 쪽 이후 창작 유도 질문을 제시하며, 질문은 이야기별로 시드에서 받는다.</w:t>
+      </w:r>
+    </w:p>
+    <w:p>
+      <w:pPr>
+        <w:spacing w:after="20"/>
+        <w:ind w:left="340" w:hanging="198"/>
+        <w:jc w:val="both"/>
+      </w:pPr>
+      <w:r>
+        <w:rPr>
+          <w:rFonts w:ascii="맑은 고딕" w:hAnsi="맑은 고딕" w:eastAsia="맑은 고딕"/>
+          <w:b w:val="0"/>
+          <w:sz w:val="20"/>
+        </w:rPr>
+        <w:t xml:space="preserve">· </w:t>
+      </w:r>
+      <w:r>
+        <w:rPr>
+          <w:rFonts w:ascii="맑은 고딕" w:hAnsi="맑은 고딕" w:eastAsia="맑은 고딕"/>
+          <w:b/>
+          <w:sz w:val="20"/>
+        </w:rPr>
+        <w:t>자동 진행</w:t>
+      </w:r>
+      <w:r>
+        <w:rPr>
+          <w:rFonts w:ascii="맑은 고딕" w:hAnsi="맑은 고딕" w:eastAsia="맑은 고딕"/>
+          <w:b w:val="0"/>
+          <w:sz w:val="20"/>
+        </w:rPr>
+        <w:t xml:space="preserve"> — 음성 종료 1.5초 뒤 다음 쪽으로 넘어간다. 고정 시간이 아닌 음성 길이 기준이라 쪽별 문장 길이 차이를 흡수한다. 진행 타이머는 단일 지점에서 생성·해제한다.</w:t>
+      </w:r>
+    </w:p>
+    <w:p>
+      <w:pPr>
+        <w:spacing w:after="20"/>
+        <w:ind w:left="340" w:hanging="198"/>
+        <w:jc w:val="both"/>
+      </w:pPr>
+      <w:r>
+        <w:rPr>
+          <w:rFonts w:ascii="맑은 고딕" w:hAnsi="맑은 고딕" w:eastAsia="맑은 고딕"/>
+          <w:b w:val="0"/>
+          <w:sz w:val="20"/>
+        </w:rPr>
+        <w:t xml:space="preserve">· </w:t>
+      </w:r>
+      <w:r>
+        <w:rPr>
+          <w:rFonts w:ascii="맑은 고딕" w:hAnsi="맑은 고딕" w:eastAsia="맑은 고딕"/>
+          <w:b/>
+          <w:sz w:val="20"/>
+        </w:rPr>
+        <w:t>준비 상태</w:t>
+      </w:r>
+      <w:r>
+        <w:rPr>
+          <w:rFonts w:ascii="맑은 고딕" w:hAnsi="맑은 고딕" w:eastAsia="맑은 고딕"/>
+          <w:b w:val="0"/>
+          <w:sz w:val="20"/>
+        </w:rPr>
+        <w:t xml:space="preserve"> — 원작 본문이 없는 이야기는 서가에서 잠근다. 별도 플래그가 아니라 본문 유무에서 파생되므로 자산 입고만으로 해제된다.</w:t>
+      </w:r>
+    </w:p>
+    <w:p>
+      <w:pPr>
+        <w:spacing w:before="180" w:after="60"/>
+      </w:pPr>
+      <w:r>
+        <w:rPr>
+          <w:rFonts w:ascii="맑은 고딕" w:hAnsi="맑은 고딕" w:eastAsia="맑은 고딕"/>
+          <w:b/>
+          <w:color w:val="1E3A8A"/>
+          <w:sz w:val="22"/>
+        </w:rPr>
+        <w:t>4.2 [AI 핵심 구현] LLM 기반 사용자 입력 실시간 동화 자동 생성 로직</w:t>
+      </w:r>
+    </w:p>
+    <w:p>
+      <w:pPr>
+        <w:spacing w:line="276" w:lineRule="auto" w:before="40" w:after="80"/>
+        <w:ind w:left="340"/>
+      </w:pPr>
+      <w:r>
+        <w:rPr>
+          <w:rFonts w:ascii="Consolas" w:hAnsi="Consolas"/>
+          <w:color w:val="334155"/>
+          <w:sz w:val="18"/>
+        </w:rPr>
+        <w:t>아동 구술 → 프롬프트 조립(원작 요약·질문·구술) → Groq API 호출</w:t>
+      </w:r>
+      <w:r>
+        <w:rPr>
+          <w:rFonts w:ascii="Consolas" w:hAnsi="Consolas"/>
+          <w:color w:val="334155"/>
+          <w:sz w:val="18"/>
+        </w:rPr>
+        <w:br/>
+        <w:t xml:space="preserve">  → 응답 검증(JSON 파싱 · 페이지 수 3~5 · 한자 혼입) → 세션 저장 · 반환</w:t>
+      </w:r>
+    </w:p>
+    <w:p>
+      <w:pPr>
+        <w:ind w:firstLine="198"/>
+        <w:jc w:val="both"/>
+      </w:pPr>
+      <w:r>
+        <w:rPr>
+          <w:rFonts w:ascii="맑은 고딕" w:hAnsi="맑은 고딕" w:eastAsia="맑은 고딕"/>
+          <w:b/>
+          <w:sz w:val="20"/>
+        </w:rPr>
+        <w:t>이어쓰기 강제</w:t>
+      </w:r>
+      <w:r>
+        <w:rPr>
+          <w:rFonts w:ascii="맑은 고딕" w:hAnsi="맑은 고딕" w:eastAsia="맑은 고딕"/>
+          <w:b w:val="0"/>
+          <w:sz w:val="20"/>
+        </w:rPr>
+        <w:t xml:space="preserve"> — 원작 요약을 배경지식으로만 제공하고 본문 반복을 금지해, 생성 첫 페이지가 아동 구술 지점에서 곧바로 이어지게 했다. 초기 8B 모델은 생성 5쪽 중 2쪽을 원작 재서술에 소모했고 프롬프트 개정과 70B 적용 후 해소됐다.</w:t>
+      </w:r>
+    </w:p>
+    <w:p>
+      <w:pPr>
+        <w:ind w:firstLine="198"/>
+        <w:jc w:val="both"/>
+      </w:pPr>
+      <w:r>
+        <w:rPr>
+          <w:rFonts w:ascii="맑은 고딕" w:hAnsi="맑은 고딕" w:eastAsia="맑은 고딕"/>
+          <w:b/>
+          <w:sz w:val="20"/>
+        </w:rPr>
+        <w:t>문화적 왜곡 방지</w:t>
+      </w:r>
+      <w:r>
+        <w:rPr>
+          <w:rFonts w:ascii="맑은 고딕" w:hAnsi="맑은 고딕" w:eastAsia="맑은 고딕"/>
+          <w:b w:val="0"/>
+          <w:sz w:val="20"/>
+        </w:rPr>
+        <w:t xml:space="preserve"> — 고유명사의 변형·오역을 금지하고 표기 예시(콩쥐→Kongjwi, 두꺼비→Toad)를 제공한다. temperature 0.3으로 변동을 억제해, 8B에서 관측된 오역(팥쥐→Rabbit)은 재현되지 않는다.</w:t>
+      </w:r>
+    </w:p>
+    <w:p>
+      <w:pPr>
+        <w:ind w:firstLine="198"/>
+        <w:jc w:val="both"/>
+      </w:pPr>
+      <w:r>
+        <w:rPr>
+          <w:rFonts w:ascii="맑은 고딕" w:hAnsi="맑은 고딕" w:eastAsia="맑은 고딕"/>
+          <w:b/>
+          <w:sz w:val="20"/>
+        </w:rPr>
+        <w:t>출력 구조와 검증</w:t>
+      </w:r>
+      <w:r>
+        <w:rPr>
+          <w:rFonts w:ascii="맑은 고딕" w:hAnsi="맑은 고딕" w:eastAsia="맑은 고딕"/>
+          <w:b w:val="0"/>
+          <w:sz w:val="20"/>
+        </w:rPr>
+        <w:t xml:space="preserve"> — 페이지 분할을 모델이 판단하도록 JSON 스키마를 강제하고, 키워드를 같은 응답에 포함시켜 추천용 2차 호출을 제거했다. 파싱 실패·페이지 수 위반·한자 혼입은 재시도 1회로 처리한다. 한자 검증을 코드 계층에 둔 것은 빈도가 낮아 프롬프트 지시만으로 차단을 보장할 수 없고, 아동이 읽지 못하는 문자가 인쇄되면 회수가 불가능하기 때문이다. 생성 시간은 로컬 1.6초, 배포 2.0초다.</w:t>
+      </w:r>
+    </w:p>
+    <w:p>
+      <w:pPr>
+        <w:spacing w:before="180" w:after="60"/>
+      </w:pPr>
+      <w:r>
+        <w:rPr>
+          <w:rFonts w:ascii="맑은 고딕" w:hAnsi="맑은 고딕" w:eastAsia="맑은 고딕"/>
+          <w:b/>
+          <w:color w:val="1E3A8A"/>
+          <w:sz w:val="22"/>
+        </w:rPr>
+        <w:t>4.3 O4O 기반 영수증·PDF 출력 시스템 구현</w:t>
+      </w:r>
+    </w:p>
+    <w:p>
+      <w:pPr>
+        <w:ind w:firstLine="198"/>
+        <w:jc w:val="both"/>
+      </w:pPr>
+      <w:r>
+        <w:rPr>
+          <w:rFonts w:ascii="맑은 고딕" w:hAnsi="맑은 고딕" w:eastAsia="맑은 고딕"/>
+          <w:b/>
+          <w:sz w:val="20"/>
+        </w:rPr>
+        <w:t>중철 제본 자동 조판</w:t>
+      </w:r>
+      <w:r>
+        <w:rPr>
+          <w:rFonts w:ascii="맑은 고딕" w:hAnsi="맑은 고딕" w:eastAsia="맑은 고딕"/>
+          <w:b w:val="0"/>
+          <w:sz w:val="20"/>
+        </w:rPr>
+        <w:t xml:space="preserve"> — A4 가로 1장에 A5 2면을 배치하고 반으로 접어 책이 된다. N쪽 도서에서 시트 i의 배치는 바깥면 [N-2i | 1+2i], 안쪽면 [2+2i | N-1-2i]이며, 8쪽이면 1면[8|1] 2면[2|7] 3면[6|3] 4면[4|5]다. 표지가 1면 오른쪽·판권기가 1면 왼쪽에 고정되는 것을 4·8·12쪽 단위 테스트로 검증한다. 총 쪽수가 4의 배수여야 하므로 남는 면은 문구 없이 비워 그림 공간으로 제공한다.</w:t>
+      </w:r>
+    </w:p>
+    <w:p>
+      <w:pPr>
+        <w:ind w:firstLine="198"/>
+        <w:jc w:val="both"/>
+      </w:pPr>
+      <w:r>
+        <w:rPr>
+          <w:rFonts w:ascii="맑은 고딕" w:hAnsi="맑은 고딕" w:eastAsia="맑은 고딕"/>
+          <w:b/>
+          <w:sz w:val="20"/>
+        </w:rPr>
+        <w:t>상상 영수증</w:t>
+      </w:r>
+      <w:r>
+        <w:rPr>
+          <w:rFonts w:ascii="맑은 고딕" w:hAnsi="맑은 고딕" w:eastAsia="맑은 고딕"/>
+          <w:b w:val="0"/>
+          <w:sz w:val="20"/>
+        </w:rPr>
+        <w:t xml:space="preserve"> — 생성 키워드로 조회한 연계 도서를 영수증 형식 화면으로 제시한다. 도서명·저자·출판사·청구기호를 담아 서가에서 실물을 찾는 경로를 제공한다.</w:t>
+      </w:r>
+    </w:p>
+    <w:p>
+      <w:pPr>
+        <w:ind w:firstLine="198"/>
+        <w:jc w:val="both"/>
+      </w:pPr>
+      <w:r>
+        <w:rPr>
+          <w:rFonts w:ascii="맑은 고딕" w:hAnsi="맑은 고딕" w:eastAsia="맑은 고딕"/>
+          <w:b/>
+          <w:sz w:val="20"/>
+        </w:rPr>
+        <w:t>장애 대응</w:t>
+      </w:r>
+      <w:r>
+        <w:rPr>
+          <w:rFonts w:ascii="맑은 고딕" w:hAnsi="맑은 고딕" w:eastAsia="맑은 고딕"/>
+          <w:b w:val="0"/>
+          <w:sz w:val="20"/>
+        </w:rPr>
+        <w:t xml:space="preserve"> — 3계층이다. LLM은 15초 타임아웃에 재시도 1회, 정보나루는 8초 타임아웃에 재시도 없이 사전 큐레이션 도서로 즉시 전환한다(지연 시 재호출로 개선될 여지가 적고 대기가 진행을 끊는다). 네트워크 전면 차단 시에는 사전 생성 샘플 PDF로 세션을 이어간다.</w:t>
+      </w:r>
+    </w:p>
+    <w:p>
+      <w:pPr>
+        <w:ind w:firstLine="198"/>
+        <w:jc w:val="both"/>
+      </w:pPr>
+      <w:r>
+        <w:rPr>
+          <w:rFonts w:ascii="맑은 고딕" w:hAnsi="맑은 고딕" w:eastAsia="맑은 고딕"/>
+          <w:b/>
+          <w:sz w:val="20"/>
+        </w:rPr>
+        <w:t>아동 개인정보</w:t>
+      </w:r>
+      <w:r>
+        <w:rPr>
+          <w:rFonts w:ascii="맑은 고딕" w:hAnsi="맑은 고딕" w:eastAsia="맑은 고딕"/>
+          <w:b w:val="0"/>
+          <w:sz w:val="20"/>
+        </w:rPr>
+        <w:t xml:space="preserve"> — 스키마에 이름 컬럼이 없다. PDF 요청 바디로만 전달되고 렌더링 종료와 함께 소멸한다. 액세스 로그는 쿼리스트링 전체를 마스킹하며 다운로드 파일명에도 이름을 넣지 않는다. 판권기에 이 방침을 함께 인쇄한다.</w:t>
+      </w:r>
+    </w:p>
+    <w:p>
+      <w:pPr>
+        <w:ind w:firstLine="198"/>
+        <w:jc w:val="both"/>
+      </w:pPr>
+      <w:r>
+        <w:rPr>
+          <w:rFonts w:ascii="맑은 고딕" w:hAnsi="맑은 고딕" w:eastAsia="맑은 고딕"/>
+          <w:b/>
+          <w:sz w:val="20"/>
+        </w:rPr>
+        <w:t>구현 검증</w:t>
+      </w:r>
+      <w:r>
+        <w:rPr>
+          <w:rFonts w:ascii="맑은 고딕" w:hAnsi="맑은 고딕" w:eastAsia="맑은 고딕"/>
+          <w:b w:val="0"/>
+          <w:sz w:val="20"/>
+        </w:rPr>
+        <w:t xml:space="preserve"> — 배포 환경에서 전 구간을 실측했다. PDF 13.1초는 무료 티어 0.1 CPU 기준이며, 로컬 실행이 원칙인 워크숍 현장의 대기 시간은 1.6초다.</w:t>
+      </w:r>
+    </w:p>
+    <w:tbl>
+      <w:tblPr>
+        <w:tblStyle w:val="TableGrid"/>
+        <w:tblW w:type="auto" w:w="0"/>
+        <w:jc w:val="center"/>
+        <w:tblLook w:firstColumn="1" w:firstRow="1" w:lastColumn="0" w:lastRow="0" w:noHBand="0" w:noVBand="1" w:val="04A0"/>
+      </w:tblPr>
+      <w:tblGrid>
+        <w:gridCol w:w="1928"/>
+        <w:gridCol w:w="1928"/>
+        <w:gridCol w:w="1928"/>
+        <w:gridCol w:w="1928"/>
+        <w:gridCol w:w="1928"/>
+      </w:tblGrid>
+      <w:tr>
+        <w:tc>
+          <w:tcPr>
+            <w:tcW w:type="dxa" w:w="1928"/>
+            <w:shd w:val="clear" w:fill="EFF3F8"/>
+          </w:tcPr>
+          <w:p>
+            <w:pPr>
+              <w:spacing w:line="264" w:lineRule="auto" w:after="0"/>
+              <w:jc w:val="center"/>
+            </w:pPr>
+            <w:r/>
+            <w:r>
+              <w:rPr>
+                <w:rFonts w:ascii="맑은 고딕" w:hAnsi="맑은 고딕" w:eastAsia="맑은 고딕"/>
+                <w:b/>
+                <w:sz w:val="18"/>
+              </w:rPr>
+              <w:t>동화 생성</w:t>
             </w:r>
           </w:p>
         </w:tc>
@@ -1424,7 +1553,7 @@
           </w:tcPr>
           <w:p>
             <w:pPr>
-              <w:spacing w:line="300" w:lineRule="auto" w:after="20"/>
+              <w:spacing w:line="264" w:lineRule="auto" w:after="0"/>
               <w:jc w:val="center"/>
             </w:pPr>
             <w:r/>
@@ -1432,20 +1561,20 @@
               <w:rPr>
                 <w:rFonts w:ascii="맑은 고딕" w:hAnsi="맑은 고딕" w:eastAsia="맑은 고딕"/>
                 <w:b/>
-                <w:sz w:val="19"/>
+                <w:sz w:val="18"/>
               </w:rPr>
-              <w:t>선택</w:t>
+              <w:t>제본 PDF</w:t>
             </w:r>
           </w:p>
         </w:tc>
         <w:tc>
           <w:tcPr>
-            <w:tcW w:type="dxa" w:w="5783"/>
+            <w:tcW w:type="dxa" w:w="2041"/>
             <w:shd w:val="clear" w:fill="EFF3F8"/>
           </w:tcPr>
           <w:p>
             <w:pPr>
-              <w:spacing w:line="300" w:lineRule="auto" w:after="20"/>
+              <w:spacing w:line="264" w:lineRule="auto" w:after="0"/>
               <w:jc w:val="center"/>
             </w:pPr>
             <w:r/>
@@ -1453,635 +1582,20 @@
               <w:rPr>
                 <w:rFonts w:ascii="맑은 고딕" w:hAnsi="맑은 고딕" w:eastAsia="맑은 고딕"/>
                 <w:b/>
-                <w:sz w:val="19"/>
+                <w:sz w:val="18"/>
               </w:rPr>
-              <w:t>선정 근거</w:t>
-            </w:r>
-          </w:p>
-        </w:tc>
-      </w:tr>
-      <w:tr>
-        <w:tc>
-          <w:tcPr>
-            <w:tcW w:type="dxa" w:w="1474"/>
-          </w:tcPr>
-          <w:p>
-            <w:pPr>
-              <w:spacing w:line="300" w:lineRule="auto" w:after="20"/>
-            </w:pPr>
-            <w:r/>
-            <w:r>
-              <w:rPr>
-                <w:rFonts w:ascii="맑은 고딕" w:hAnsi="맑은 고딕" w:eastAsia="맑은 고딕"/>
-                <w:b w:val="0"/>
-                <w:sz w:val="19"/>
-              </w:rPr>
-              <w:t>웹 프레임워크</w:t>
+              <w:t>연계 도서 추천</w:t>
             </w:r>
           </w:p>
         </w:tc>
         <w:tc>
           <w:tcPr>
-            <w:tcW w:type="dxa" w:w="2381"/>
-          </w:tcPr>
-          <w:p>
-            <w:pPr>
-              <w:spacing w:line="300" w:lineRule="auto" w:after="20"/>
-            </w:pPr>
-            <w:r/>
-            <w:r>
-              <w:rPr>
-                <w:rFonts w:ascii="맑은 고딕" w:hAnsi="맑은 고딕" w:eastAsia="맑은 고딕"/>
-                <w:b w:val="0"/>
-                <w:sz w:val="19"/>
-              </w:rPr>
-              <w:t>FastAPI</w:t>
-            </w:r>
-          </w:p>
-        </w:tc>
-        <w:tc>
-          <w:tcPr>
-            <w:tcW w:type="dxa" w:w="5783"/>
-          </w:tcPr>
-          <w:p>
-            <w:pPr>
-              <w:spacing w:line="300" w:lineRule="auto" w:after="20"/>
-            </w:pPr>
-            <w:r/>
-            <w:r>
-              <w:rPr>
-                <w:rFonts w:ascii="맑은 고딕" w:hAnsi="맑은 고딕" w:eastAsia="맑은 고딕"/>
-                <w:b w:val="0"/>
-                <w:sz w:val="19"/>
-              </w:rPr>
-              <w:t>외부 API 호출 비중이 높아 비동기 처리에 적합하고, 응답 스키마 검증이 내장돼 프론트엔드 계약을 코드로 고정할 수 있다</w:t>
-            </w:r>
-          </w:p>
-        </w:tc>
-      </w:tr>
-      <w:tr>
-        <w:tc>
-          <w:tcPr>
-            <w:tcW w:type="dxa" w:w="1474"/>
-          </w:tcPr>
-          <w:p>
-            <w:pPr>
-              <w:spacing w:line="300" w:lineRule="auto" w:after="20"/>
-            </w:pPr>
-            <w:r/>
-            <w:r>
-              <w:rPr>
-                <w:rFonts w:ascii="맑은 고딕" w:hAnsi="맑은 고딕" w:eastAsia="맑은 고딕"/>
-                <w:b w:val="0"/>
-                <w:sz w:val="19"/>
-              </w:rPr>
-              <w:t>데이터베이스</w:t>
-            </w:r>
-          </w:p>
-        </w:tc>
-        <w:tc>
-          <w:tcPr>
-            <w:tcW w:type="dxa" w:w="2381"/>
-          </w:tcPr>
-          <w:p>
-            <w:pPr>
-              <w:spacing w:line="300" w:lineRule="auto" w:after="20"/>
-            </w:pPr>
-            <w:r/>
-            <w:r>
-              <w:rPr>
-                <w:rFonts w:ascii="맑은 고딕" w:hAnsi="맑은 고딕" w:eastAsia="맑은 고딕"/>
-                <w:b w:val="0"/>
-                <w:sz w:val="19"/>
-              </w:rPr>
-              <w:t>PostgreSQL (로컬)</w:t>
-              <w:br/>
-              <w:t>SQLite (배포)</w:t>
-            </w:r>
-          </w:p>
-        </w:tc>
-        <w:tc>
-          <w:tcPr>
-            <w:tcW w:type="dxa" w:w="5783"/>
-          </w:tcPr>
-          <w:p>
-            <w:pPr>
-              <w:spacing w:line="300" w:lineRule="auto" w:after="20"/>
-            </w:pPr>
-            <w:r/>
-            <w:r>
-              <w:rPr>
-                <w:rFonts w:ascii="맑은 고딕" w:hAnsi="맑은 고딕" w:eastAsia="맑은 고딕"/>
-                <w:b w:val="0"/>
-                <w:sz w:val="19"/>
-              </w:rPr>
-              <w:t>데이터 규모가 5MB 미만이라 성능 요구가 없다. 로컬은 운영 환경 표준을, 배포는 임시 볼륨 특성을 따랐다</w:t>
-            </w:r>
-          </w:p>
-        </w:tc>
-      </w:tr>
-      <w:tr>
-        <w:tc>
-          <w:tcPr>
-            <w:tcW w:type="dxa" w:w="1474"/>
-          </w:tcPr>
-          <w:p>
-            <w:pPr>
-              <w:spacing w:line="300" w:lineRule="auto" w:after="20"/>
-            </w:pPr>
-            <w:r/>
-            <w:r>
-              <w:rPr>
-                <w:rFonts w:ascii="맑은 고딕" w:hAnsi="맑은 고딕" w:eastAsia="맑은 고딕"/>
-                <w:b w:val="0"/>
-                <w:sz w:val="19"/>
-              </w:rPr>
-              <w:t>PDF 렌더링</w:t>
-            </w:r>
-          </w:p>
-        </w:tc>
-        <w:tc>
-          <w:tcPr>
-            <w:tcW w:type="dxa" w:w="2381"/>
-          </w:tcPr>
-          <w:p>
-            <w:pPr>
-              <w:spacing w:line="300" w:lineRule="auto" w:after="20"/>
-            </w:pPr>
-            <w:r/>
-            <w:r>
-              <w:rPr>
-                <w:rFonts w:ascii="맑은 고딕" w:hAnsi="맑은 고딕" w:eastAsia="맑은 고딕"/>
-                <w:b w:val="0"/>
-                <w:sz w:val="19"/>
-              </w:rPr>
-              <w:t>Playwright</w:t>
-              <w:br/>
-              <w:t>(Chromium)</w:t>
-            </w:r>
-          </w:p>
-        </w:tc>
-        <w:tc>
-          <w:tcPr>
-            <w:tcW w:type="dxa" w:w="5783"/>
-          </w:tcPr>
-          <w:p>
-            <w:pPr>
-              <w:spacing w:line="300" w:lineRule="auto" w:after="20"/>
-            </w:pPr>
-            <w:r/>
-            <w:r>
-              <w:rPr>
-                <w:rFonts w:ascii="맑은 고딕" w:hAnsi="맑은 고딕" w:eastAsia="맑은 고딕"/>
-                <w:b w:val="0"/>
-                <w:sz w:val="19"/>
-              </w:rPr>
-              <w:t>HTML·CSS를 그대로 사용하므로 디자인 산출물을 변환 없이 반영하고, 화면 미리보기와 인쇄물이 동일한 엔진을 거친다</w:t>
-            </w:r>
-          </w:p>
-        </w:tc>
-      </w:tr>
-      <w:tr>
-        <w:tc>
-          <w:tcPr>
-            <w:tcW w:type="dxa" w:w="1474"/>
-          </w:tcPr>
-          <w:p>
-            <w:pPr>
-              <w:spacing w:line="300" w:lineRule="auto" w:after="20"/>
-            </w:pPr>
-            <w:r/>
-            <w:r>
-              <w:rPr>
-                <w:rFonts w:ascii="맑은 고딕" w:hAnsi="맑은 고딕" w:eastAsia="맑은 고딕"/>
-                <w:b w:val="0"/>
-                <w:sz w:val="19"/>
-              </w:rPr>
-              <w:t>LLM</w:t>
-            </w:r>
-          </w:p>
-        </w:tc>
-        <w:tc>
-          <w:tcPr>
-            <w:tcW w:type="dxa" w:w="2381"/>
-          </w:tcPr>
-          <w:p>
-            <w:pPr>
-              <w:spacing w:line="300" w:lineRule="auto" w:after="20"/>
-            </w:pPr>
-            <w:r/>
-            <w:r>
-              <w:rPr>
-                <w:rFonts w:ascii="맑은 고딕" w:hAnsi="맑은 고딕" w:eastAsia="맑은 고딕"/>
-                <w:b w:val="0"/>
-                <w:sz w:val="19"/>
-              </w:rPr>
-              <w:t>Groq API</w:t>
-              <w:br/>
-              <w:t>llama-3.3-70b-versatile</w:t>
-            </w:r>
-          </w:p>
-        </w:tc>
-        <w:tc>
-          <w:tcPr>
-            <w:tcW w:type="dxa" w:w="5783"/>
-          </w:tcPr>
-          <w:p>
-            <w:pPr>
-              <w:spacing w:line="300" w:lineRule="auto" w:after="20"/>
-            </w:pPr>
-            <w:r/>
-            <w:r>
-              <w:rPr>
-                <w:rFonts w:ascii="맑은 고딕" w:hAnsi="맑은 고딕" w:eastAsia="맑은 고딕"/>
-                <w:b w:val="0"/>
-                <w:sz w:val="19"/>
-              </w:rPr>
-              <w:t>응답 2초대로 아동의 대기 한계 안에 들고, JSON 스키마 강제 출력을 지원한다</w:t>
-            </w:r>
-          </w:p>
-        </w:tc>
-      </w:tr>
-      <w:tr>
-        <w:tc>
-          <w:tcPr>
-            <w:tcW w:type="dxa" w:w="1474"/>
-          </w:tcPr>
-          <w:p>
-            <w:pPr>
-              <w:spacing w:line="300" w:lineRule="auto" w:after="20"/>
-            </w:pPr>
-            <w:r/>
-            <w:r>
-              <w:rPr>
-                <w:rFonts w:ascii="맑은 고딕" w:hAnsi="맑은 고딕" w:eastAsia="맑은 고딕"/>
-                <w:b w:val="0"/>
-                <w:sz w:val="19"/>
-              </w:rPr>
-              <w:t>음성 합성</w:t>
-            </w:r>
-          </w:p>
-        </w:tc>
-        <w:tc>
-          <w:tcPr>
-            <w:tcW w:type="dxa" w:w="2381"/>
-          </w:tcPr>
-          <w:p>
-            <w:pPr>
-              <w:spacing w:line="300" w:lineRule="auto" w:after="20"/>
-            </w:pPr>
-            <w:r/>
-            <w:r>
-              <w:rPr>
-                <w:rFonts w:ascii="맑은 고딕" w:hAnsi="맑은 고딕" w:eastAsia="맑은 고딕"/>
-                <w:b w:val="0"/>
-                <w:sz w:val="19"/>
-              </w:rPr>
-              <w:t>edge-tts (사전 생성)</w:t>
-            </w:r>
-          </w:p>
-        </w:tc>
-        <w:tc>
-          <w:tcPr>
-            <w:tcW w:type="dxa" w:w="5783"/>
-          </w:tcPr>
-          <w:p>
-            <w:pPr>
-              <w:spacing w:line="300" w:lineRule="auto" w:after="20"/>
-            </w:pPr>
-            <w:r/>
-            <w:r>
-              <w:rPr>
-                <w:rFonts w:ascii="맑은 고딕" w:hAnsi="맑은 고딕" w:eastAsia="맑은 고딕"/>
-                <w:b w:val="0"/>
-                <w:sz w:val="19"/>
-              </w:rPr>
-              <w:t>원작 본문은 고정 텍스트다. 런타임 호출을 제거해 현장 실패 지점을 줄였다</w:t>
-            </w:r>
-          </w:p>
-        </w:tc>
-      </w:tr>
-      <w:tr>
-        <w:tc>
-          <w:tcPr>
-            <w:tcW w:type="dxa" w:w="1474"/>
-          </w:tcPr>
-          <w:p>
-            <w:pPr>
-              <w:spacing w:line="300" w:lineRule="auto" w:after="20"/>
-            </w:pPr>
-            <w:r/>
-            <w:r>
-              <w:rPr>
-                <w:rFonts w:ascii="맑은 고딕" w:hAnsi="맑은 고딕" w:eastAsia="맑은 고딕"/>
-                <w:b w:val="0"/>
-                <w:sz w:val="19"/>
-              </w:rPr>
-              <w:t>효과음</w:t>
-            </w:r>
-          </w:p>
-        </w:tc>
-        <w:tc>
-          <w:tcPr>
-            <w:tcW w:type="dxa" w:w="2381"/>
-          </w:tcPr>
-          <w:p>
-            <w:pPr>
-              <w:spacing w:line="300" w:lineRule="auto" w:after="20"/>
-            </w:pPr>
-            <w:r/>
-            <w:r>
-              <w:rPr>
-                <w:rFonts w:ascii="맑은 고딕" w:hAnsi="맑은 고딕" w:eastAsia="맑은 고딕"/>
-                <w:b w:val="0"/>
-                <w:sz w:val="19"/>
-              </w:rPr>
-              <w:t>Web Audio API 합성</w:t>
-            </w:r>
-          </w:p>
-        </w:tc>
-        <w:tc>
-          <w:tcPr>
-            <w:tcW w:type="dxa" w:w="5783"/>
-          </w:tcPr>
-          <w:p>
-            <w:pPr>
-              <w:spacing w:line="300" w:lineRule="auto" w:after="20"/>
-            </w:pPr>
-            <w:r/>
-            <w:r>
-              <w:rPr>
-                <w:rFonts w:ascii="맑은 고딕" w:hAnsi="맑은 고딕" w:eastAsia="맑은 고딕"/>
-                <w:b w:val="0"/>
-                <w:sz w:val="19"/>
-              </w:rPr>
-              <w:t>페이지 넘김음을 노이즈 버스트로 합성한다. 외부 음원 반입에 따르는 라이선스 관리가 불필요하다</w:t>
-            </w:r>
-          </w:p>
-        </w:tc>
-      </w:tr>
-      <w:tr>
-        <w:tc>
-          <w:tcPr>
-            <w:tcW w:type="dxa" w:w="1474"/>
-          </w:tcPr>
-          <w:p>
-            <w:pPr>
-              <w:spacing w:line="300" w:lineRule="auto" w:after="20"/>
-            </w:pPr>
-            <w:r/>
-            <w:r>
-              <w:rPr>
-                <w:rFonts w:ascii="맑은 고딕" w:hAnsi="맑은 고딕" w:eastAsia="맑은 고딕"/>
-                <w:b w:val="0"/>
-                <w:sz w:val="19"/>
-              </w:rPr>
-              <w:t>프론트엔드</w:t>
-            </w:r>
-          </w:p>
-        </w:tc>
-        <w:tc>
-          <w:tcPr>
-            <w:tcW w:type="dxa" w:w="2381"/>
-          </w:tcPr>
-          <w:p>
-            <w:pPr>
-              <w:spacing w:line="300" w:lineRule="auto" w:after="20"/>
-            </w:pPr>
-            <w:r/>
-            <w:r>
-              <w:rPr>
-                <w:rFonts w:ascii="맑은 고딕" w:hAnsi="맑은 고딕" w:eastAsia="맑은 고딕"/>
-                <w:b w:val="0"/>
-                <w:sz w:val="19"/>
-              </w:rPr>
-              <w:t>Vanilla HTML/CSS/JS</w:t>
-            </w:r>
-          </w:p>
-        </w:tc>
-        <w:tc>
-          <w:tcPr>
-            <w:tcW w:type="dxa" w:w="5783"/>
-          </w:tcPr>
-          <w:p>
-            <w:pPr>
-              <w:spacing w:line="300" w:lineRule="auto" w:after="20"/>
-            </w:pPr>
-            <w:r/>
-            <w:r>
-              <w:rPr>
-                <w:rFonts w:ascii="맑은 고딕" w:hAnsi="맑은 고딕" w:eastAsia="맑은 고딕"/>
-                <w:b w:val="0"/>
-                <w:sz w:val="19"/>
-              </w:rPr>
-              <w:t>빌드 단계 없이 디자인 담당자가 결과물을 직접 수정할 수 있다</w:t>
-            </w:r>
-          </w:p>
-        </w:tc>
-      </w:tr>
-      <w:tr>
-        <w:tc>
-          <w:tcPr>
-            <w:tcW w:type="dxa" w:w="1474"/>
-          </w:tcPr>
-          <w:p>
-            <w:pPr>
-              <w:spacing w:line="300" w:lineRule="auto" w:after="20"/>
-            </w:pPr>
-            <w:r/>
-            <w:r>
-              <w:rPr>
-                <w:rFonts w:ascii="맑은 고딕" w:hAnsi="맑은 고딕" w:eastAsia="맑은 고딕"/>
-                <w:b w:val="0"/>
-                <w:sz w:val="19"/>
-              </w:rPr>
-              <w:t>배포</w:t>
-            </w:r>
-          </w:p>
-        </w:tc>
-        <w:tc>
-          <w:tcPr>
-            <w:tcW w:type="dxa" w:w="2381"/>
-          </w:tcPr>
-          <w:p>
-            <w:pPr>
-              <w:spacing w:line="300" w:lineRule="auto" w:after="20"/>
-            </w:pPr>
-            <w:r/>
-            <w:r>
-              <w:rPr>
-                <w:rFonts w:ascii="맑은 고딕" w:hAnsi="맑은 고딕" w:eastAsia="맑은 고딕"/>
-                <w:b w:val="0"/>
-                <w:sz w:val="19"/>
-              </w:rPr>
-              <w:t>Docker on Render</w:t>
-            </w:r>
-          </w:p>
-        </w:tc>
-        <w:tc>
-          <w:tcPr>
-            <w:tcW w:type="dxa" w:w="5783"/>
-          </w:tcPr>
-          <w:p>
-            <w:pPr>
-              <w:spacing w:line="300" w:lineRule="auto" w:after="20"/>
-            </w:pPr>
-            <w:r/>
-            <w:r>
-              <w:rPr>
-                <w:rFonts w:ascii="맑은 고딕" w:hAnsi="맑은 고딕" w:eastAsia="맑은 고딕"/>
-                <w:b w:val="0"/>
-                <w:sz w:val="19"/>
-              </w:rPr>
-              <w:t>Chromium 구동에 시스템 라이브러리가 필요해 컨테이너 런타임을 사용한다</w:t>
-            </w:r>
-          </w:p>
-        </w:tc>
-      </w:tr>
-    </w:tbl>
-    <w:p>
-      <w:pPr>
-        <w:spacing w:after="40"/>
-      </w:pPr>
-    </w:p>
-    <w:p>
-      <w:pPr>
-        <w:ind w:firstLine="227"/>
-        <w:jc w:val="both"/>
-      </w:pPr>
-      <w:r>
-        <w:rPr>
-          <w:rFonts w:ascii="맑은 고딕" w:hAnsi="맑은 고딕" w:eastAsia="맑은 고딕"/>
-          <w:b w:val="0"/>
-          <w:sz w:val="21"/>
-        </w:rPr>
-        <w:t>인증 체계는 두지 않았다. 워크숍은 진행자 1인이 아동을 순차 진행하는 단발 세션으로, 로그인과 히스토리 누적이 요구되지 않는다. 세션 범위에서 아동 입력에 따라 결과가 달라지는 개인화는 사용자 식별과 무관하게 동작한다.</w:t>
-      </w:r>
-    </w:p>
-    <w:p>
-      <w:r>
-        <w:br w:type="page"/>
-      </w:r>
-    </w:p>
-    <w:p>
-      <w:pPr>
-        <w:spacing w:before="400" w:after="200"/>
-      </w:pPr>
-      <w:r>
-        <w:rPr>
-          <w:rFonts w:ascii="맑은 고딕" w:hAnsi="맑은 고딕" w:eastAsia="맑은 고딕"/>
-          <w:b/>
-          <w:color w:val="1F2937"/>
-          <w:sz w:val="28"/>
-        </w:rPr>
-        <w:t>Ⅳ. 주요 기능 및 시스템 구현</w:t>
-      </w:r>
-    </w:p>
-    <w:p>
-      <w:pPr>
-        <w:spacing w:before="300" w:after="140"/>
-      </w:pPr>
-      <w:r>
-        <w:rPr>
-          <w:rFonts w:ascii="맑은 고딕" w:hAnsi="맑은 고딕" w:eastAsia="맑은 고딕"/>
-          <w:b/>
-          <w:color w:val="1E3A8A"/>
-          <w:sz w:val="24"/>
-        </w:rPr>
-        <w:t>4.1 도서관 데이터 수집 및 정제 파이프라인</w:t>
-      </w:r>
-    </w:p>
-    <w:p>
-      <w:pPr>
-        <w:ind w:firstLine="227"/>
-        <w:jc w:val="both"/>
-      </w:pPr>
-      <w:r>
-        <w:rPr>
-          <w:rFonts w:ascii="맑은 고딕" w:hAnsi="맑은 고딕" w:eastAsia="맑은 고딕"/>
-          <w:b w:val="0"/>
-          <w:sz w:val="21"/>
-        </w:rPr>
-        <w:t>파이프라인은 사전 구축과 런타임 정제로 구성된다.</w:t>
-      </w:r>
-    </w:p>
-    <w:p>
-      <w:pPr>
-        <w:spacing w:before="220" w:after="80"/>
-      </w:pPr>
-      <w:r>
-        <w:rPr>
-          <w:rFonts w:ascii="맑은 고딕" w:hAnsi="맑은 고딕" w:eastAsia="맑은 고딕"/>
-          <w:b/>
-          <w:color w:val="334155"/>
-          <w:sz w:val="22"/>
-        </w:rPr>
-        <w:t>사전 구축 — 시드 파일 파싱</w:t>
-      </w:r>
-    </w:p>
-    <w:p>
-      <w:pPr>
-        <w:ind w:firstLine="227"/>
-        <w:jc w:val="both"/>
-      </w:pPr>
-      <w:r>
-        <w:rPr>
-          <w:rFonts w:ascii="맑은 고딕" w:hAnsi="맑은 고딕" w:eastAsia="맑은 고딕"/>
-          <w:b w:val="0"/>
-          <w:sz w:val="21"/>
-        </w:rPr>
-        <w:t>정규표현식으로 이야기 블록과 추천 도서 블록을 읽고 번호로 짝지어 이야기 단위를 조립한다. 두 블록이 파일에서 떨어져 있어도 번호로 연결되므로 편집 순서에 제약이 없다. 파싱 결과는 부팅 시점에 데이터베이스로 적재되며, 기존 행이 있으면 건너뛰는 멱등 동작이다. 적재 결과는 편수와 제목으로 로그에 남겨 배포본의 데이터 상태를 즉시 확인할 수 있게 했다.</w:t>
-      </w:r>
-    </w:p>
-    <w:p>
-      <w:pPr>
-        <w:spacing w:before="220" w:after="80"/>
-      </w:pPr>
-      <w:r>
-        <w:rPr>
-          <w:rFonts w:ascii="맑은 고딕" w:hAnsi="맑은 고딕" w:eastAsia="맑은 고딕"/>
-          <w:b/>
-          <w:color w:val="334155"/>
-          <w:sz w:val="22"/>
-        </w:rPr>
-        <w:t>런타임 정제 — 정보나루 응답 매핑</w:t>
-      </w:r>
-    </w:p>
-    <w:p>
-      <w:pPr>
-        <w:ind w:firstLine="227"/>
-        <w:jc w:val="both"/>
-      </w:pPr>
-      <w:r>
-        <w:rPr>
-          <w:rFonts w:ascii="맑은 고딕" w:hAnsi="맑은 고딕" w:eastAsia="맑은 고딕"/>
-          <w:b w:val="0"/>
-          <w:sz w:val="21"/>
-        </w:rPr>
-        <w:t>API 응답 필드명과 서비스 계약 필드명이 달라 매핑 계층을 둔다.</w:t>
-      </w:r>
-    </w:p>
-    <w:tbl>
-      <w:tblPr>
-        <w:tblStyle w:val="TableGrid"/>
-        <w:tblW w:type="auto" w:w="0"/>
-        <w:jc w:val="center"/>
-        <w:tblLook w:firstColumn="1" w:firstRow="1" w:lastColumn="0" w:lastRow="0" w:noHBand="0" w:noVBand="1" w:val="04A0"/>
-      </w:tblPr>
-      <w:tblGrid>
-        <w:gridCol w:w="3213"/>
-        <w:gridCol w:w="3213"/>
-        <w:gridCol w:w="3213"/>
-      </w:tblGrid>
-      <w:tr>
-        <w:tc>
-          <w:tcPr>
-            <w:tcW w:type="dxa" w:w="2268"/>
+            <w:tcW w:type="dxa" w:w="1020"/>
             <w:shd w:val="clear" w:fill="EFF3F8"/>
           </w:tcPr>
           <w:p>
             <w:pPr>
-              <w:spacing w:line="300" w:lineRule="auto" w:after="20"/>
+              <w:spacing w:line="264" w:lineRule="auto" w:after="0"/>
               <w:jc w:val="center"/>
             </w:pPr>
             <w:r/>
@@ -2089,9 +1603,9 @@
               <w:rPr>
                 <w:rFonts w:ascii="맑은 고딕" w:hAnsi="맑은 고딕" w:eastAsia="맑은 고딕"/>
                 <w:b/>
-                <w:sz w:val="19"/>
+                <w:sz w:val="18"/>
               </w:rPr>
-              <w:t>API 응답</w:t>
+              <w:t>폴백 PDF</w:t>
             </w:r>
           </w:p>
         </w:tc>
@@ -2102,7 +1616,7 @@
           </w:tcPr>
           <w:p>
             <w:pPr>
-              <w:spacing w:line="300" w:lineRule="auto" w:after="20"/>
+              <w:spacing w:line="264" w:lineRule="auto" w:after="0"/>
               <w:jc w:val="center"/>
             </w:pPr>
             <w:r/>
@@ -2110,30 +1624,9 @@
               <w:rPr>
                 <w:rFonts w:ascii="맑은 고딕" w:hAnsi="맑은 고딕" w:eastAsia="맑은 고딕"/>
                 <w:b/>
-                <w:sz w:val="19"/>
+                <w:sz w:val="18"/>
               </w:rPr>
-              <w:t>서비스 계약</w:t>
-            </w:r>
-          </w:p>
-        </w:tc>
-        <w:tc>
-          <w:tcPr>
-            <w:tcW w:type="dxa" w:w="5102"/>
-            <w:shd w:val="clear" w:fill="EFF3F8"/>
-          </w:tcPr>
-          <w:p>
-            <w:pPr>
-              <w:spacing w:line="300" w:lineRule="auto" w:after="20"/>
-              <w:jc w:val="center"/>
-            </w:pPr>
-            <w:r/>
-            <w:r>
-              <w:rPr>
-                <w:rFonts w:ascii="맑은 고딕" w:hAnsi="맑은 고딕" w:eastAsia="맑은 고딕"/>
-                <w:b/>
-                <w:sz w:val="19"/>
-              </w:rPr>
-              <w:t>결측 시 처리</w:t>
+              <w:t>자동화 테스트</w:t>
             </w:r>
           </w:p>
         </w:tc>
@@ -2141,20 +1634,81 @@
       <w:tr>
         <w:tc>
           <w:tcPr>
-            <w:tcW w:type="dxa" w:w="2268"/>
+            <w:tcW w:type="dxa" w:w="1928"/>
           </w:tcPr>
           <w:p>
             <w:pPr>
-              <w:spacing w:line="300" w:lineRule="auto" w:after="20"/>
+              <w:spacing w:line="264" w:lineRule="auto" w:after="0"/>
             </w:pPr>
             <w:r/>
             <w:r>
               <w:rPr>
                 <w:rFonts w:ascii="맑은 고딕" w:hAnsi="맑은 고딕" w:eastAsia="맑은 고딕"/>
                 <w:b w:val="0"/>
-                <w:sz w:val="19"/>
+                <w:sz w:val="18"/>
               </w:rPr>
-              <w:t>bookname</w:t>
+              <w:t>200 · 2.0초 · 5쪽</w:t>
+            </w:r>
+          </w:p>
+        </w:tc>
+        <w:tc>
+          <w:tcPr>
+            <w:tcW w:type="dxa" w:w="2381"/>
+          </w:tcPr>
+          <w:p>
+            <w:pPr>
+              <w:spacing w:line="264" w:lineRule="auto" w:after="0"/>
+            </w:pPr>
+            <w:r/>
+            <w:r>
+              <w:rPr>
+                <w:rFonts w:ascii="맑은 고딕" w:hAnsi="맑은 고딕" w:eastAsia="맑은 고딕"/>
+                <w:b w:val="0"/>
+                <w:sz w:val="18"/>
+              </w:rPr>
+              <w:t>200 · 13.1초 · 719KB</w:t>
+              <w:br/>
+              <w:t>4면 297×210mm</w:t>
+            </w:r>
+          </w:p>
+        </w:tc>
+        <w:tc>
+          <w:tcPr>
+            <w:tcW w:type="dxa" w:w="2041"/>
+          </w:tcPr>
+          <w:p>
+            <w:pPr>
+              <w:spacing w:line="264" w:lineRule="auto" w:after="0"/>
+            </w:pPr>
+            <w:r/>
+            <w:r>
+              <w:rPr>
+                <w:rFonts w:ascii="맑은 고딕" w:hAnsi="맑은 고딕" w:eastAsia="맑은 고딕"/>
+                <w:b w:val="0"/>
+                <w:sz w:val="18"/>
+              </w:rPr>
+              <w:t>200 · 0.8초</w:t>
+              <w:br/>
+              <w:t>정보나루 실응답</w:t>
+            </w:r>
+          </w:p>
+        </w:tc>
+        <w:tc>
+          <w:tcPr>
+            <w:tcW w:type="dxa" w:w="1020"/>
+          </w:tcPr>
+          <w:p>
+            <w:pPr>
+              <w:spacing w:line="264" w:lineRule="auto" w:after="0"/>
+            </w:pPr>
+            <w:r/>
+            <w:r>
+              <w:rPr>
+                <w:rFonts w:ascii="맑은 고딕" w:hAnsi="맑은 고딕" w:eastAsia="맑은 고딕"/>
+                <w:b w:val="0"/>
+                <w:sz w:val="18"/>
+              </w:rPr>
+              <w:t>200</w:t>
             </w:r>
           </w:p>
         </w:tc>
@@ -2164,212 +1718,18 @@
           </w:tcPr>
           <w:p>
             <w:pPr>
-              <w:spacing w:line="300" w:lineRule="auto" w:after="20"/>
+              <w:spacing w:line="264" w:lineRule="auto" w:after="0"/>
             </w:pPr>
             <w:r/>
             <w:r>
               <w:rPr>
                 <w:rFonts w:ascii="맑은 고딕" w:hAnsi="맑은 고딕" w:eastAsia="맑은 고딕"/>
                 <w:b w:val="0"/>
-                <w:sz w:val="19"/>
+                <w:sz w:val="18"/>
               </w:rPr>
-              <w:t>title</w:t>
-            </w:r>
-          </w:p>
-        </w:tc>
-        <w:tc>
-          <w:tcPr>
-            <w:tcW w:type="dxa" w:w="5102"/>
-          </w:tcPr>
-          <w:p>
-            <w:pPr>
-              <w:spacing w:line="300" w:lineRule="auto" w:after="20"/>
-            </w:pPr>
-            <w:r/>
-            <w:r>
-              <w:rPr>
-                <w:rFonts w:ascii="맑은 고딕" w:hAnsi="맑은 고딕" w:eastAsia="맑은 고딕"/>
-                <w:b w:val="0"/>
-                <w:sz w:val="19"/>
-              </w:rPr>
-              <w:t>해당 항목만 결과에서 제외</w:t>
-            </w:r>
-          </w:p>
-        </w:tc>
-      </w:tr>
-      <w:tr>
-        <w:tc>
-          <w:tcPr>
-            <w:tcW w:type="dxa" w:w="2268"/>
-          </w:tcPr>
-          <w:p>
-            <w:pPr>
-              <w:spacing w:line="300" w:lineRule="auto" w:after="20"/>
-            </w:pPr>
-            <w:r/>
-            <w:r>
-              <w:rPr>
-                <w:rFonts w:ascii="맑은 고딕" w:hAnsi="맑은 고딕" w:eastAsia="맑은 고딕"/>
-                <w:b w:val="0"/>
-                <w:sz w:val="19"/>
-              </w:rPr>
-              <w:t>authors</w:t>
-            </w:r>
-          </w:p>
-        </w:tc>
-        <w:tc>
-          <w:tcPr>
-            <w:tcW w:type="dxa" w:w="2268"/>
-          </w:tcPr>
-          <w:p>
-            <w:pPr>
-              <w:spacing w:line="300" w:lineRule="auto" w:after="20"/>
-            </w:pPr>
-            <w:r/>
-            <w:r>
-              <w:rPr>
-                <w:rFonts w:ascii="맑은 고딕" w:hAnsi="맑은 고딕" w:eastAsia="맑은 고딕"/>
-                <w:b w:val="0"/>
-                <w:sz w:val="19"/>
-              </w:rPr>
-              <w:t>author</w:t>
-            </w:r>
-          </w:p>
-        </w:tc>
-        <w:tc>
-          <w:tcPr>
-            <w:tcW w:type="dxa" w:w="5102"/>
-          </w:tcPr>
-          <w:p>
-            <w:pPr>
-              <w:spacing w:line="300" w:lineRule="auto" w:after="20"/>
-            </w:pPr>
-            <w:r/>
-            <w:r>
-              <w:rPr>
-                <w:rFonts w:ascii="맑은 고딕" w:hAnsi="맑은 고딕" w:eastAsia="맑은 고딕"/>
-                <w:b w:val="0"/>
-                <w:sz w:val="19"/>
-              </w:rPr>
-              <w:t>빈 문자열</w:t>
-            </w:r>
-          </w:p>
-        </w:tc>
-      </w:tr>
-      <w:tr>
-        <w:tc>
-          <w:tcPr>
-            <w:tcW w:type="dxa" w:w="2268"/>
-          </w:tcPr>
-          <w:p>
-            <w:pPr>
-              <w:spacing w:line="300" w:lineRule="auto" w:after="20"/>
-            </w:pPr>
-            <w:r/>
-            <w:r>
-              <w:rPr>
-                <w:rFonts w:ascii="맑은 고딕" w:hAnsi="맑은 고딕" w:eastAsia="맑은 고딕"/>
-                <w:b w:val="0"/>
-                <w:sz w:val="19"/>
-              </w:rPr>
-              <w:t>publisher</w:t>
-            </w:r>
-          </w:p>
-        </w:tc>
-        <w:tc>
-          <w:tcPr>
-            <w:tcW w:type="dxa" w:w="2268"/>
-          </w:tcPr>
-          <w:p>
-            <w:pPr>
-              <w:spacing w:line="300" w:lineRule="auto" w:after="20"/>
-            </w:pPr>
-            <w:r/>
-            <w:r>
-              <w:rPr>
-                <w:rFonts w:ascii="맑은 고딕" w:hAnsi="맑은 고딕" w:eastAsia="맑은 고딕"/>
-                <w:b w:val="0"/>
-                <w:sz w:val="19"/>
-              </w:rPr>
-              <w:t>publisher</w:t>
-            </w:r>
-          </w:p>
-        </w:tc>
-        <w:tc>
-          <w:tcPr>
-            <w:tcW w:type="dxa" w:w="5102"/>
-          </w:tcPr>
-          <w:p>
-            <w:pPr>
-              <w:spacing w:line="300" w:lineRule="auto" w:after="20"/>
-            </w:pPr>
-            <w:r/>
-            <w:r>
-              <w:rPr>
-                <w:rFonts w:ascii="맑은 고딕" w:hAnsi="맑은 고딕" w:eastAsia="맑은 고딕"/>
-                <w:b w:val="0"/>
-                <w:sz w:val="19"/>
-              </w:rPr>
-              <w:t>빈 문자열</w:t>
-            </w:r>
-          </w:p>
-        </w:tc>
-      </w:tr>
-      <w:tr>
-        <w:tc>
-          <w:tcPr>
-            <w:tcW w:type="dxa" w:w="2268"/>
-          </w:tcPr>
-          <w:p>
-            <w:pPr>
-              <w:spacing w:line="300" w:lineRule="auto" w:after="20"/>
-            </w:pPr>
-            <w:r/>
-            <w:r>
-              <w:rPr>
-                <w:rFonts w:ascii="맑은 고딕" w:hAnsi="맑은 고딕" w:eastAsia="맑은 고딕"/>
-                <w:b w:val="0"/>
-                <w:sz w:val="19"/>
-              </w:rPr>
-              <w:t>class_no</w:t>
-            </w:r>
-          </w:p>
-        </w:tc>
-        <w:tc>
-          <w:tcPr>
-            <w:tcW w:type="dxa" w:w="2268"/>
-          </w:tcPr>
-          <w:p>
-            <w:pPr>
-              <w:spacing w:line="300" w:lineRule="auto" w:after="20"/>
-            </w:pPr>
-            <w:r/>
-            <w:r>
-              <w:rPr>
-                <w:rFonts w:ascii="맑은 고딕" w:hAnsi="맑은 고딕" w:eastAsia="맑은 고딕"/>
-                <w:b w:val="0"/>
-                <w:sz w:val="19"/>
-              </w:rPr>
-              <w:t>call_number</w:t>
-            </w:r>
-          </w:p>
-        </w:tc>
-        <w:tc>
-          <w:tcPr>
-            <w:tcW w:type="dxa" w:w="5102"/>
-          </w:tcPr>
-          <w:p>
-            <w:pPr>
-              <w:spacing w:line="300" w:lineRule="auto" w:after="20"/>
-            </w:pPr>
-            <w:r/>
-            <w:r>
-              <w:rPr>
-                <w:rFonts w:ascii="맑은 고딕" w:hAnsi="맑은 고딕" w:eastAsia="맑은 고딕"/>
-                <w:b w:val="0"/>
-                <w:sz w:val="19"/>
-              </w:rPr>
-              <w:t>빈 문자열</w:t>
+              <w:t>79건 통과 · CI에서</w:t>
+              <w:br/>
+              <w:t>실렌더·시크릿·의존성 검사</w:t>
             </w:r>
           </w:p>
         </w:tc>
@@ -2377,2001 +1737,16 @@
     </w:tbl>
     <w:p>
       <w:pPr>
-        <w:spacing w:after="40"/>
+        <w:rPr>
+          <w:sz w:val="2"/>
+          <w:szCs w:val="2"/>
+        </w:rPr>
+        <w:spacing w:after="0" w:line="240" w:lineRule="auto" w:before="0"/>
       </w:pPr>
-    </w:p>
-    <w:p>
-      <w:pPr>
-        <w:ind w:firstLine="227"/>
-        <w:jc w:val="both"/>
-      </w:pPr>
-      <w:r>
-        <w:rPr>
-          <w:rFonts w:ascii="맑은 고딕" w:hAnsi="맑은 고딕" w:eastAsia="맑은 고딕"/>
-          <w:b w:val="0"/>
-          <w:sz w:val="21"/>
-        </w:rPr>
-        <w:t>일부 필드가 비어도 응답 전체를 폐기하지 않는다. 제목이 없는 항목만 제외하고 나머지는 빈 값으로 채워 전달한다. 5권 중 1권의 저자 정보 누락으로 추천 결과 전체가 실패하는 상황을 방지한다.</w:t>
-      </w:r>
-    </w:p>
-    <w:p>
-      <w:pPr>
-        <w:spacing w:before="220" w:after="80"/>
-      </w:pPr>
-      <w:r>
-        <w:rPr>
-          <w:rFonts w:ascii="맑은 고딕" w:hAnsi="맑은 고딕" w:eastAsia="맑은 고딕"/>
-          <w:b/>
-          <w:color w:val="334155"/>
-          <w:sz w:val="22"/>
-        </w:rPr>
-        <w:t>자산 연결 — 파일 존재 기반</w:t>
-      </w:r>
-    </w:p>
-    <w:p>
-      <w:pPr>
-        <w:ind w:firstLine="227"/>
-        <w:jc w:val="both"/>
-      </w:pPr>
-      <w:r>
-        <w:rPr>
-          <w:rFonts w:ascii="맑은 고딕" w:hAnsi="맑은 고딕" w:eastAsia="맑은 고딕"/>
-          <w:b w:val="0"/>
-          <w:sz w:val="21"/>
-        </w:rPr>
-        <w:t>표지, 삽화, 음성은 경로 규칙을 정해 두고 파일이 실제로 존재할 때만 데이터베이스에 경로를 기록한다. 파일이 없으면 빈 값이 들어가고 화면은 대체 표시로 전환한다. 제작 자산이 순차 입고되는 동안에도 확보된 항목부터 화면에 반영되며, 코드 수정 없이 파일 배치와 재적재만으로 완성된다.</w:t>
-      </w:r>
-    </w:p>
-    <w:p>
-      <w:pPr>
-        <w:spacing w:before="220" w:after="80"/>
-      </w:pPr>
-      <w:r>
-        <w:rPr>
-          <w:rFonts w:ascii="맑은 고딕" w:hAnsi="맑은 고딕" w:eastAsia="맑은 고딕"/>
-          <w:b/>
-          <w:color w:val="334155"/>
-          <w:sz w:val="22"/>
-        </w:rPr>
-        <w:t>원작 콘텐츠 제공</w:t>
-      </w:r>
-    </w:p>
-    <w:p>
-      <w:pPr>
-        <w:ind w:firstLine="227"/>
-        <w:jc w:val="both"/>
-      </w:pPr>
-      <w:r>
-        <w:rPr>
-          <w:rFonts w:ascii="맑은 고딕" w:hAnsi="맑은 고딕" w:eastAsia="맑은 고딕"/>
-          <w:b w:val="0"/>
-          <w:sz w:val="21"/>
-        </w:rPr>
-        <w:t>정제된 원작 본문은 북뷰어 화면에서 페이지 단위로 제공된다. 콩쥐팥쥐전 기준 도입부 6쪽이며 각 쪽에 삽화와 음성이 대응한다.</w:t>
-      </w:r>
-    </w:p>
-    <w:p>
-      <w:pPr>
-        <w:spacing w:after="60"/>
-        <w:ind w:left="369" w:hanging="198"/>
-      </w:pPr>
-      <w:r>
-        <w:rPr>
-          <w:rFonts w:ascii="맑은 고딕" w:hAnsi="맑은 고딕" w:eastAsia="맑은 고딕"/>
-          <w:b w:val="0"/>
-          <w:sz w:val="21"/>
-        </w:rPr>
-        <w:t xml:space="preserve">· </w:t>
-      </w:r>
-      <w:r>
-        <w:rPr>
-          <w:rFonts w:ascii="맑은 고딕" w:hAnsi="맑은 고딕" w:eastAsia="맑은 고딕"/>
-          <w:b/>
-          <w:sz w:val="21"/>
-        </w:rPr>
-        <w:t>열람 범위</w:t>
-      </w:r>
-      <w:r>
-        <w:rPr>
-          <w:rFonts w:ascii="맑은 고딕" w:hAnsi="맑은 고딕" w:eastAsia="맑은 고딕"/>
-          <w:b w:val="0"/>
-          <w:sz w:val="21"/>
-        </w:rPr>
-        <w:t xml:space="preserve"> — 물독이 새는 것을 발견하는 지점까지 제공하고 해결 장면은 포함하지 않는다. 마지막 쪽 이후 창작 유도 질문("콩쥐는 어떻게 물을 가득 채울 수 있을까요?")을 제시한다. 질문은 이야기별로 시드 데이터에서 받는다. 삽화 6장에도 해결 요소를 넣지 않아 그림이 답을 노출하지 않게 했다.</w:t>
-      </w:r>
-    </w:p>
-    <w:p>
-      <w:pPr>
-        <w:spacing w:after="60"/>
-        <w:ind w:left="369" w:hanging="198"/>
-      </w:pPr>
-      <w:r>
-        <w:rPr>
-          <w:rFonts w:ascii="맑은 고딕" w:hAnsi="맑은 고딕" w:eastAsia="맑은 고딕"/>
-          <w:b w:val="0"/>
-          <w:sz w:val="21"/>
-        </w:rPr>
-        <w:t xml:space="preserve">· </w:t>
-      </w:r>
-      <w:r>
-        <w:rPr>
-          <w:rFonts w:ascii="맑은 고딕" w:hAnsi="맑은 고딕" w:eastAsia="맑은 고딕"/>
-          <w:b/>
-          <w:sz w:val="21"/>
-        </w:rPr>
-        <w:t>자동 진행</w:t>
-      </w:r>
-      <w:r>
-        <w:rPr>
-          <w:rFonts w:ascii="맑은 고딕" w:hAnsi="맑은 고딕" w:eastAsia="맑은 고딕"/>
-          <w:b w:val="0"/>
-          <w:sz w:val="21"/>
-        </w:rPr>
-        <w:t xml:space="preserve"> — 페이지 음성 종료 후 1.5초 뒤 다음 쪽으로 넘어간다. 고정 시간이 아니라 음성 길이를 기준으로 삼아 쪽별 문장 길이 차이를 흡수한다. 음성이 없는 이야기는 글자 수 기반 타이머로 대체한다.</w:t>
-      </w:r>
-    </w:p>
-    <w:p>
-      <w:pPr>
-        <w:spacing w:after="60"/>
-        <w:ind w:left="369" w:hanging="198"/>
-      </w:pPr>
-      <w:r>
-        <w:rPr>
-          <w:rFonts w:ascii="맑은 고딕" w:hAnsi="맑은 고딕" w:eastAsia="맑은 고딕"/>
-          <w:b w:val="0"/>
-          <w:sz w:val="21"/>
-        </w:rPr>
-        <w:t xml:space="preserve">· </w:t>
-      </w:r>
-      <w:r>
-        <w:rPr>
-          <w:rFonts w:ascii="맑은 고딕" w:hAnsi="맑은 고딕" w:eastAsia="맑은 고딕"/>
-          <w:b/>
-          <w:sz w:val="21"/>
-        </w:rPr>
-        <w:t>진행 제어</w:t>
-      </w:r>
-      <w:r>
-        <w:rPr>
-          <w:rFonts w:ascii="맑은 고딕" w:hAnsi="맑은 고딕" w:eastAsia="맑은 고딕"/>
-          <w:b w:val="0"/>
-          <w:sz w:val="21"/>
-        </w:rPr>
-        <w:t xml:space="preserve"> — 일시정지, 이전, 다음, 건너뛰기를 제공한다. 이전·다음 조작 시 자동 진행을 정지한다. 진행 타이머는 단일 지점에서 생성·해제하며 화면 전환 시 일괄 해제한다. 브라우저가 재생을 중단한 경우도 일시정지 상태로 처리해 재개할 수 있게 했다.</w:t>
-      </w:r>
-    </w:p>
-    <w:p>
-      <w:pPr>
-        <w:spacing w:after="60"/>
-        <w:ind w:left="369" w:hanging="198"/>
-      </w:pPr>
-      <w:r>
-        <w:rPr>
-          <w:rFonts w:ascii="맑은 고딕" w:hAnsi="맑은 고딕" w:eastAsia="맑은 고딕"/>
-          <w:b w:val="0"/>
-          <w:sz w:val="21"/>
-        </w:rPr>
-        <w:t xml:space="preserve">· </w:t>
-      </w:r>
-      <w:r>
-        <w:rPr>
-          <w:rFonts w:ascii="맑은 고딕" w:hAnsi="맑은 고딕" w:eastAsia="맑은 고딕"/>
-          <w:b/>
-          <w:sz w:val="21"/>
-        </w:rPr>
-        <w:t>준비 상태 표시</w:t>
-      </w:r>
-      <w:r>
-        <w:rPr>
-          <w:rFonts w:ascii="맑은 고딕" w:hAnsi="맑은 고딕" w:eastAsia="맑은 고딕"/>
-          <w:b w:val="0"/>
-          <w:sz w:val="21"/>
-        </w:rPr>
-        <w:t xml:space="preserve"> — 원작 본문이 없는 이야기는 서가에서 잠금 처리한다. 표지 명도를 낮추고 자물쇠를 표시하며, 선택 시 카드 흔들림과 안내를 노출한다. 잠금 여부는 별도 플래그가 아니라 원작 본문 유무에서 파생되므로 자산 입고만으로 해제된다.</w:t>
-      </w:r>
-    </w:p>
-    <w:p>
-      <w:pPr>
-        <w:spacing w:before="300" w:after="140"/>
-      </w:pPr>
-      <w:r>
-        <w:rPr>
-          <w:rFonts w:ascii="맑은 고딕" w:hAnsi="맑은 고딕" w:eastAsia="맑은 고딕"/>
-          <w:b/>
-          <w:color w:val="1E3A8A"/>
-          <w:sz w:val="24"/>
-        </w:rPr>
-        <w:t>4.2 [AI 핵심 구현] LLM 기반 사용자 입력 실시간 동화 자동 생성 로직</w:t>
-      </w:r>
-    </w:p>
-    <w:p>
-      <w:pPr>
-        <w:spacing w:before="220" w:after="80"/>
-      </w:pPr>
-      <w:r>
-        <w:rPr>
-          <w:rFonts w:ascii="맑은 고딕" w:hAnsi="맑은 고딕" w:eastAsia="맑은 고딕"/>
-          <w:b/>
-          <w:color w:val="334155"/>
-          <w:sz w:val="22"/>
-        </w:rPr>
-        <w:t>생성 파이프라인</w:t>
-      </w:r>
-    </w:p>
-    <w:p>
-      <w:pPr>
-        <w:ind w:firstLine="227"/>
-        <w:jc w:val="both"/>
-      </w:pPr>
-      <w:r>
-        <w:rPr>
-          <w:rFonts w:ascii="맑은 고딕" w:hAnsi="맑은 고딕" w:eastAsia="맑은 고딕"/>
-          <w:b w:val="0"/>
-          <w:sz w:val="21"/>
-        </w:rPr>
-        <w:t>아동 구술 텍스트를 받아 프롬프트를 조립하고, Groq API 응답을 검증한 뒤 세션에 저장하는 4단계로 동작한다.</w:t>
-      </w:r>
-    </w:p>
-    <w:p>
-      <w:pPr>
-        <w:spacing w:line="300" w:lineRule="auto" w:before="80" w:after="160"/>
-        <w:ind w:left="369"/>
-      </w:pPr>
-      <w:r>
-        <w:rPr>
-          <w:rFonts w:ascii="Consolas" w:hAnsi="Consolas"/>
-          <w:color w:val="334155"/>
-          <w:sz w:val="19"/>
-        </w:rPr>
-        <w:t>아동 구술 → 프롬프트 조립(원작 요약·질문·구술) → Groq API 호출</w:t>
-      </w:r>
-      <w:r>
-        <w:rPr>
-          <w:rFonts w:ascii="Consolas" w:hAnsi="Consolas"/>
-          <w:color w:val="334155"/>
-          <w:sz w:val="19"/>
-        </w:rPr>
-        <w:br/>
-        <w:t xml:space="preserve">  → 응답 검증(JSON 파싱 · 페이지 수 · 한자) → 세션 저장 · 반환</w:t>
-      </w:r>
-    </w:p>
-    <w:p>
-      <w:pPr>
-        <w:spacing w:before="220" w:after="80"/>
-      </w:pPr>
-      <w:r>
-        <w:rPr>
-          <w:rFonts w:ascii="맑은 고딕" w:hAnsi="맑은 고딕" w:eastAsia="맑은 고딕"/>
-          <w:b/>
-          <w:color w:val="334155"/>
-          <w:sz w:val="22"/>
-        </w:rPr>
-        <w:t>이어쓰기 강제</w:t>
-      </w:r>
-    </w:p>
-    <w:p>
-      <w:pPr>
-        <w:ind w:firstLine="227"/>
-        <w:jc w:val="both"/>
-      </w:pPr>
-      <w:r>
-        <w:rPr>
-          <w:rFonts w:ascii="맑은 고딕" w:hAnsi="맑은 고딕" w:eastAsia="맑은 고딕"/>
-          <w:b w:val="0"/>
-          <w:sz w:val="21"/>
-        </w:rPr>
-        <w:t>프롬프트는 원작 요약을 배경지식으로만 제공하고 본문 반복을 금지한다. 생성 첫 페이지가 아동 구술 지점에서 곧바로 이어지도록 규칙으로 명시했다. 초기 8B 모델은 생성 5쪽 중 2쪽을 원작 도입부 재서술에 소모했고, 프롬프트 개정과 70B 모델 적용 후 해소됐다. 배포 환경 실측에서 구술 "제비가 박씨를 물어다 줬어…" 입력에 대해 생성 1쪽이 해당 문장에서 시작하고 2쪽부터 새 전개가 이어지는 것을 확인했다.</w:t>
-      </w:r>
-    </w:p>
-    <w:p>
-      <w:pPr>
-        <w:spacing w:before="220" w:after="80"/>
-      </w:pPr>
-      <w:r>
-        <w:rPr>
-          <w:rFonts w:ascii="맑은 고딕" w:hAnsi="맑은 고딕" w:eastAsia="맑은 고딕"/>
-          <w:b/>
-          <w:color w:val="334155"/>
-          <w:sz w:val="22"/>
-        </w:rPr>
-        <w:t>문화적 왜곡 방지</w:t>
-      </w:r>
-    </w:p>
-    <w:p>
-      <w:pPr>
-        <w:ind w:firstLine="227"/>
-        <w:jc w:val="both"/>
-      </w:pPr>
-      <w:r>
-        <w:rPr>
-          <w:rFonts w:ascii="맑은 고딕" w:hAnsi="맑은 고딕" w:eastAsia="맑은 고딕"/>
-          <w:b w:val="0"/>
-          <w:sz w:val="21"/>
-        </w:rPr>
-        <w:t>한국 고유명사의 영문 표기 왜곡을 프롬프트에서 제어한다. 등장인물과 동물 이름의 변형·오역을 금지하고 표기 예시(콩쥐→Kongjwi, 두꺼비→Toad)를 제공한다. temperature는 0.3으로 설정해 고유명사 변동을 억제했다. 8B 모델에서 관측된 오역(팥쥐→Rabbit)은 70B 적용 후 재현되지 않는다.</w:t>
-      </w:r>
-    </w:p>
-    <w:p>
-      <w:pPr>
-        <w:spacing w:before="220" w:after="80"/>
-      </w:pPr>
-      <w:r>
-        <w:rPr>
-          <w:rFonts w:ascii="맑은 고딕" w:hAnsi="맑은 고딕" w:eastAsia="맑은 고딕"/>
-          <w:b/>
-          <w:color w:val="334155"/>
-          <w:sz w:val="22"/>
-        </w:rPr>
-        <w:t>출력 구조 강제와 검증</w:t>
-      </w:r>
-    </w:p>
-    <w:p>
-      <w:pPr>
-        <w:ind w:firstLine="227"/>
-        <w:jc w:val="both"/>
-      </w:pPr>
-      <w:r>
-        <w:rPr>
-          <w:rFonts w:ascii="맑은 고딕" w:hAnsi="맑은 고딕" w:eastAsia="맑은 고딕"/>
-          <w:b w:val="0"/>
-          <w:sz w:val="21"/>
-        </w:rPr>
-        <w:t>페이지 분할을 모델이 판단하도록 JSON 스키마를 강제한다. 서버에서 문자 수로 자르면 문장 중간이 끊기기 때문이다.</w:t>
-      </w:r>
-    </w:p>
-    <w:p>
-      <w:pPr>
-        <w:spacing w:line="300" w:lineRule="auto" w:before="80" w:after="160"/>
-        <w:ind w:left="369"/>
-      </w:pPr>
-      <w:r>
-        <w:rPr>
-          <w:rFonts w:ascii="Consolas" w:hAnsi="Consolas"/>
-          <w:color w:val="334155"/>
-          <w:sz w:val="19"/>
-        </w:rPr>
-        <w:t>{</w:t>
-      </w:r>
-      <w:r>
-        <w:rPr>
-          <w:rFonts w:ascii="Consolas" w:hAnsi="Consolas"/>
-          <w:color w:val="334155"/>
-          <w:sz w:val="19"/>
-        </w:rPr>
-        <w:br/>
-        <w:t xml:space="preserve">  "pages": [</w:t>
-      </w:r>
-      <w:r>
-        <w:rPr>
-          <w:rFonts w:ascii="Consolas" w:hAnsi="Consolas"/>
-          <w:color w:val="334155"/>
-          <w:sz w:val="19"/>
-        </w:rPr>
-        <w:br/>
-        <w:t xml:space="preserve">    { "no": 1, "ko": "한글 문장", "en": "English sentence" }</w:t>
-      </w:r>
-      <w:r>
-        <w:rPr>
-          <w:rFonts w:ascii="Consolas" w:hAnsi="Consolas"/>
-          <w:color w:val="334155"/>
-          <w:sz w:val="19"/>
-        </w:rPr>
-        <w:br/>
-        <w:t xml:space="preserve">  ],</w:t>
-      </w:r>
-      <w:r>
-        <w:rPr>
-          <w:rFonts w:ascii="Consolas" w:hAnsi="Consolas"/>
-          <w:color w:val="334155"/>
-          <w:sz w:val="19"/>
-        </w:rPr>
-        <w:br/>
-        <w:t xml:space="preserve">  "keywords": ["키워드1", "키워드2"]</w:t>
-      </w:r>
-      <w:r>
-        <w:rPr>
-          <w:rFonts w:ascii="Consolas" w:hAnsi="Consolas"/>
-          <w:color w:val="334155"/>
-          <w:sz w:val="19"/>
-        </w:rPr>
-        <w:br/>
-        <w:t>}</w:t>
-      </w:r>
-    </w:p>
-    <w:p>
-      <w:pPr>
-        <w:ind w:firstLine="227"/>
-        <w:jc w:val="both"/>
-      </w:pPr>
-      <w:r>
-        <w:rPr>
-          <w:rFonts w:ascii="맑은 고딕" w:hAnsi="맑은 고딕" w:eastAsia="맑은 고딕"/>
-          <w:b w:val="0"/>
-          <w:sz w:val="21"/>
-        </w:rPr>
-        <w:t>response_format을 JSON 객체로 고정하고 인사말·마크다운 코드블록 출력을 금지한다. 키워드를 같은 응답에 포함시켜 도서 추천용 2차 호출을 제거했다. 수신한 응답은 다음 항목을 검증한다.</w:t>
-      </w:r>
-    </w:p>
-    <w:tbl>
-      <w:tblPr>
-        <w:tblStyle w:val="TableGrid"/>
-        <w:tblW w:type="auto" w:w="0"/>
-        <w:jc w:val="center"/>
-        <w:tblLook w:firstColumn="1" w:firstRow="1" w:lastColumn="0" w:lastRow="0" w:noHBand="0" w:noVBand="1" w:val="04A0"/>
-      </w:tblPr>
-      <w:tblGrid>
-        <w:gridCol w:w="3213"/>
-        <w:gridCol w:w="3213"/>
-        <w:gridCol w:w="3213"/>
-      </w:tblGrid>
-      <w:tr>
-        <w:tc>
-          <w:tcPr>
-            <w:tcW w:type="dxa" w:w="2041"/>
-            <w:shd w:val="clear" w:fill="EFF3F8"/>
-          </w:tcPr>
-          <w:p>
-            <w:pPr>
-              <w:spacing w:line="300" w:lineRule="auto" w:after="20"/>
-              <w:jc w:val="center"/>
-            </w:pPr>
-            <w:r/>
-            <w:r>
-              <w:rPr>
-                <w:rFonts w:ascii="맑은 고딕" w:hAnsi="맑은 고딕" w:eastAsia="맑은 고딕"/>
-                <w:b/>
-                <w:sz w:val="19"/>
-              </w:rPr>
-              <w:t>검증 항목</w:t>
-            </w:r>
-          </w:p>
-        </w:tc>
-        <w:tc>
-          <w:tcPr>
-            <w:tcW w:type="dxa" w:w="4535"/>
-            <w:shd w:val="clear" w:fill="EFF3F8"/>
-          </w:tcPr>
-          <w:p>
-            <w:pPr>
-              <w:spacing w:line="300" w:lineRule="auto" w:after="20"/>
-              <w:jc w:val="center"/>
-            </w:pPr>
-            <w:r/>
-            <w:r>
-              <w:rPr>
-                <w:rFonts w:ascii="맑은 고딕" w:hAnsi="맑은 고딕" w:eastAsia="맑은 고딕"/>
-                <w:b/>
-                <w:sz w:val="19"/>
-              </w:rPr>
-              <w:t>기준</w:t>
-            </w:r>
-          </w:p>
-        </w:tc>
-        <w:tc>
-          <w:tcPr>
-            <w:tcW w:type="dxa" w:w="3061"/>
-            <w:shd w:val="clear" w:fill="EFF3F8"/>
-          </w:tcPr>
-          <w:p>
-            <w:pPr>
-              <w:spacing w:line="300" w:lineRule="auto" w:after="20"/>
-              <w:jc w:val="center"/>
-            </w:pPr>
-            <w:r/>
-            <w:r>
-              <w:rPr>
-                <w:rFonts w:ascii="맑은 고딕" w:hAnsi="맑은 고딕" w:eastAsia="맑은 고딕"/>
-                <w:b/>
-                <w:sz w:val="19"/>
-              </w:rPr>
-              <w:t>위반 시</w:t>
-            </w:r>
-          </w:p>
-        </w:tc>
-      </w:tr>
-      <w:tr>
-        <w:tc>
-          <w:tcPr>
-            <w:tcW w:type="dxa" w:w="2041"/>
-          </w:tcPr>
-          <w:p>
-            <w:pPr>
-              <w:spacing w:line="300" w:lineRule="auto" w:after="20"/>
-            </w:pPr>
-            <w:r/>
-            <w:r>
-              <w:rPr>
-                <w:rFonts w:ascii="맑은 고딕" w:hAnsi="맑은 고딕" w:eastAsia="맑은 고딕"/>
-                <w:b w:val="0"/>
-                <w:sz w:val="19"/>
-              </w:rPr>
-              <w:t>JSON 파싱</w:t>
-            </w:r>
-          </w:p>
-        </w:tc>
-        <w:tc>
-          <w:tcPr>
-            <w:tcW w:type="dxa" w:w="4535"/>
-          </w:tcPr>
-          <w:p>
-            <w:pPr>
-              <w:spacing w:line="300" w:lineRule="auto" w:after="20"/>
-            </w:pPr>
-            <w:r/>
-            <w:r>
-              <w:rPr>
-                <w:rFonts w:ascii="맑은 고딕" w:hAnsi="맑은 고딕" w:eastAsia="맑은 고딕"/>
-                <w:b w:val="0"/>
-                <w:sz w:val="19"/>
-              </w:rPr>
-              <w:t>스키마 일치</w:t>
-            </w:r>
-          </w:p>
-        </w:tc>
-        <w:tc>
-          <w:tcPr>
-            <w:tcW w:type="dxa" w:w="3061"/>
-          </w:tcPr>
-          <w:p>
-            <w:pPr>
-              <w:spacing w:line="300" w:lineRule="auto" w:after="20"/>
-            </w:pPr>
-            <w:r/>
-            <w:r>
-              <w:rPr>
-                <w:rFonts w:ascii="맑은 고딕" w:hAnsi="맑은 고딕" w:eastAsia="맑은 고딕"/>
-                <w:b w:val="0"/>
-                <w:sz w:val="19"/>
-              </w:rPr>
-              <w:t>재시도 1회</w:t>
-            </w:r>
-          </w:p>
-        </w:tc>
-      </w:tr>
-      <w:tr>
-        <w:tc>
-          <w:tcPr>
-            <w:tcW w:type="dxa" w:w="2041"/>
-          </w:tcPr>
-          <w:p>
-            <w:pPr>
-              <w:spacing w:line="300" w:lineRule="auto" w:after="20"/>
-            </w:pPr>
-            <w:r/>
-            <w:r>
-              <w:rPr>
-                <w:rFonts w:ascii="맑은 고딕" w:hAnsi="맑은 고딕" w:eastAsia="맑은 고딕"/>
-                <w:b w:val="0"/>
-                <w:sz w:val="19"/>
-              </w:rPr>
-              <w:t>페이지 수</w:t>
-            </w:r>
-          </w:p>
-        </w:tc>
-        <w:tc>
-          <w:tcPr>
-            <w:tcW w:type="dxa" w:w="4535"/>
-          </w:tcPr>
-          <w:p>
-            <w:pPr>
-              <w:spacing w:line="300" w:lineRule="auto" w:after="20"/>
-            </w:pPr>
-            <w:r/>
-            <w:r>
-              <w:rPr>
-                <w:rFonts w:ascii="맑은 고딕" w:hAnsi="맑은 고딕" w:eastAsia="맑은 고딕"/>
-                <w:b w:val="0"/>
-                <w:sz w:val="19"/>
-              </w:rPr>
-              <w:t>3~5쪽 (아동 집중력·제본 두께 기준)</w:t>
-            </w:r>
-          </w:p>
-        </w:tc>
-        <w:tc>
-          <w:tcPr>
-            <w:tcW w:type="dxa" w:w="3061"/>
-          </w:tcPr>
-          <w:p>
-            <w:pPr>
-              <w:spacing w:line="300" w:lineRule="auto" w:after="20"/>
-            </w:pPr>
-            <w:r/>
-            <w:r>
-              <w:rPr>
-                <w:rFonts w:ascii="맑은 고딕" w:hAnsi="맑은 고딕" w:eastAsia="맑은 고딕"/>
-                <w:b w:val="0"/>
-                <w:sz w:val="19"/>
-              </w:rPr>
-              <w:t>재시도 1회</w:t>
-            </w:r>
-          </w:p>
-        </w:tc>
-      </w:tr>
-      <w:tr>
-        <w:tc>
-          <w:tcPr>
-            <w:tcW w:type="dxa" w:w="2041"/>
-          </w:tcPr>
-          <w:p>
-            <w:pPr>
-              <w:spacing w:line="300" w:lineRule="auto" w:after="20"/>
-            </w:pPr>
-            <w:r/>
-            <w:r>
-              <w:rPr>
-                <w:rFonts w:ascii="맑은 고딕" w:hAnsi="맑은 고딕" w:eastAsia="맑은 고딕"/>
-                <w:b w:val="0"/>
-                <w:sz w:val="19"/>
-              </w:rPr>
-              <w:t>한자 혼입</w:t>
-            </w:r>
-          </w:p>
-        </w:tc>
-        <w:tc>
-          <w:tcPr>
-            <w:tcW w:type="dxa" w:w="4535"/>
-          </w:tcPr>
-          <w:p>
-            <w:pPr>
-              <w:spacing w:line="300" w:lineRule="auto" w:after="20"/>
-            </w:pPr>
-            <w:r/>
-            <w:r>
-              <w:rPr>
-                <w:rFonts w:ascii="맑은 고딕" w:hAnsi="맑은 고딕" w:eastAsia="맑은 고딕"/>
-                <w:b w:val="0"/>
-                <w:sz w:val="19"/>
-              </w:rPr>
-              <w:t>본문·키워드에 CJK 한자 불포함</w:t>
-            </w:r>
-          </w:p>
-        </w:tc>
-        <w:tc>
-          <w:tcPr>
-            <w:tcW w:type="dxa" w:w="3061"/>
-          </w:tcPr>
-          <w:p>
-            <w:pPr>
-              <w:spacing w:line="300" w:lineRule="auto" w:after="20"/>
-            </w:pPr>
-            <w:r/>
-            <w:r>
-              <w:rPr>
-                <w:rFonts w:ascii="맑은 고딕" w:hAnsi="맑은 고딕" w:eastAsia="맑은 고딕"/>
-                <w:b w:val="0"/>
-                <w:sz w:val="19"/>
-              </w:rPr>
-              <w:t>재시도 1회</w:t>
-            </w:r>
-          </w:p>
-        </w:tc>
-      </w:tr>
-      <w:tr>
-        <w:tc>
-          <w:tcPr>
-            <w:tcW w:type="dxa" w:w="2041"/>
-          </w:tcPr>
-          <w:p>
-            <w:pPr>
-              <w:spacing w:line="300" w:lineRule="auto" w:after="20"/>
-            </w:pPr>
-            <w:r/>
-            <w:r>
-              <w:rPr>
-                <w:rFonts w:ascii="맑은 고딕" w:hAnsi="맑은 고딕" w:eastAsia="맑은 고딕"/>
-                <w:b w:val="0"/>
-                <w:sz w:val="19"/>
-              </w:rPr>
-              <w:t>응답 시간</w:t>
-            </w:r>
-          </w:p>
-        </w:tc>
-        <w:tc>
-          <w:tcPr>
-            <w:tcW w:type="dxa" w:w="4535"/>
-          </w:tcPr>
-          <w:p>
-            <w:pPr>
-              <w:spacing w:line="300" w:lineRule="auto" w:after="20"/>
-            </w:pPr>
-            <w:r/>
-            <w:r>
-              <w:rPr>
-                <w:rFonts w:ascii="맑은 고딕" w:hAnsi="맑은 고딕" w:eastAsia="맑은 고딕"/>
-                <w:b w:val="0"/>
-                <w:sz w:val="19"/>
-              </w:rPr>
-              <w:t>15초 타임아웃</w:t>
-            </w:r>
-          </w:p>
-        </w:tc>
-        <w:tc>
-          <w:tcPr>
-            <w:tcW w:type="dxa" w:w="3061"/>
-          </w:tcPr>
-          <w:p>
-            <w:pPr>
-              <w:spacing w:line="300" w:lineRule="auto" w:after="20"/>
-            </w:pPr>
-            <w:r/>
-            <w:r>
-              <w:rPr>
-                <w:rFonts w:ascii="맑은 고딕" w:hAnsi="맑은 고딕" w:eastAsia="맑은 고딕"/>
-                <w:b w:val="0"/>
-                <w:sz w:val="19"/>
-              </w:rPr>
-              <w:t>재시도 1회 후 재입력 유도</w:t>
-            </w:r>
-          </w:p>
-        </w:tc>
-      </w:tr>
-    </w:tbl>
-    <w:p>
-      <w:pPr>
-        <w:spacing w:after="40"/>
-      </w:pPr>
-    </w:p>
-    <w:p>
-      <w:pPr>
-        <w:ind w:firstLine="227"/>
-        <w:jc w:val="both"/>
-      </w:pPr>
-      <w:r>
-        <w:rPr>
-          <w:rFonts w:ascii="맑은 고딕" w:hAnsi="맑은 고딕" w:eastAsia="맑은 고딕"/>
-          <w:b w:val="0"/>
-          <w:sz w:val="21"/>
-        </w:rPr>
-        <w:t>한자 검증을 코드 계층에 둔 이유는 발생 빈도가 낮기 때문이다. 70B 모델이 한국어 문장에 한자를 간헐적으로 혼입하는데, 재현 시도 5회에서 한 번도 나타나지 않을 만큼 확률이 낮아 프롬프트 지시만으로는 차단을 보장할 수 없다. 아동이 읽을 수 없는 문자가 인쇄물에 포함되면 회수가 불가능하므로 출력 검증으로 처리한다.</w:t>
-      </w:r>
-    </w:p>
-    <w:p>
-      <w:pPr>
-        <w:ind w:firstLine="227"/>
-        <w:jc w:val="both"/>
-      </w:pPr>
-      <w:r>
-        <w:rPr>
-          <w:rFonts w:ascii="맑은 고딕" w:hAnsi="맑은 고딕" w:eastAsia="맑은 고딕"/>
-          <w:b w:val="0"/>
-          <w:sz w:val="21"/>
-        </w:rPr>
-        <w:t>배포 환경 실측 생성 시간은 2.0초, 로컬 1.6초다.</w:t>
-      </w:r>
-    </w:p>
-    <w:p>
-      <w:pPr>
-        <w:spacing w:before="300" w:after="140"/>
-      </w:pPr>
-      <w:r>
-        <w:rPr>
-          <w:rFonts w:ascii="맑은 고딕" w:hAnsi="맑은 고딕" w:eastAsia="맑은 고딕"/>
-          <w:b/>
-          <w:color w:val="1E3A8A"/>
-          <w:sz w:val="24"/>
-        </w:rPr>
-        <w:t>4.3 O4O 기반 영수증·PDF 출력 시스템 구현</w:t>
-      </w:r>
-    </w:p>
-    <w:p>
-      <w:pPr>
-        <w:spacing w:before="220" w:after="80"/>
-      </w:pPr>
-      <w:r>
-        <w:rPr>
-          <w:rFonts w:ascii="맑은 고딕" w:hAnsi="맑은 고딕" w:eastAsia="맑은 고딕"/>
-          <w:b/>
-          <w:color w:val="334155"/>
-          <w:sz w:val="22"/>
-        </w:rPr>
-        <w:t>중철 제본 자동 조판</w:t>
-      </w:r>
-    </w:p>
-    <w:p>
-      <w:pPr>
-        <w:ind w:firstLine="227"/>
-        <w:jc w:val="both"/>
-      </w:pPr>
-      <w:r>
-        <w:rPr>
-          <w:rFonts w:ascii="맑은 고딕" w:hAnsi="맑은 고딕" w:eastAsia="맑은 고딕"/>
-          <w:b w:val="0"/>
-          <w:sz w:val="21"/>
-        </w:rPr>
-        <w:t>인쇄물은 A4 가로 1장에 A5 2면을 배치하고 반으로 접어 책 형태가 된다. 접지 순서에 따라 쪽 배치가 재배열된다. N쪽 도서에서 시트 i의 배치는 다음과 같다.</w:t>
-      </w:r>
-    </w:p>
-    <w:p>
-      <w:pPr>
-        <w:spacing w:line="300" w:lineRule="auto" w:before="80" w:after="160"/>
-        <w:ind w:left="369"/>
-      </w:pPr>
-      <w:r>
-        <w:rPr>
-          <w:rFonts w:ascii="Consolas" w:hAnsi="Consolas"/>
-          <w:color w:val="334155"/>
-          <w:sz w:val="19"/>
-        </w:rPr>
-        <w:t>바깥면: [쪽 N-2i | 쪽 1+2i]</w:t>
-      </w:r>
-      <w:r>
-        <w:rPr>
-          <w:rFonts w:ascii="Consolas" w:hAnsi="Consolas"/>
-          <w:color w:val="334155"/>
-          <w:sz w:val="19"/>
-        </w:rPr>
-        <w:br/>
-        <w:t>안쪽면: [쪽 2+2i | 쪽 N-1-2i]</w:t>
-      </w:r>
-    </w:p>
-    <w:p>
-      <w:pPr>
-        <w:ind w:firstLine="227"/>
-        <w:jc w:val="both"/>
-      </w:pPr>
-      <w:r>
-        <w:rPr>
-          <w:rFonts w:ascii="맑은 고딕" w:hAnsi="맑은 고딕" w:eastAsia="맑은 고딕"/>
-          <w:b w:val="0"/>
-          <w:sz w:val="21"/>
-        </w:rPr>
-        <w:t>8쪽 기준 1면[8|1], 2면[2|7], 3면[6|3], 4면[4|5]로 배치되며, 2장을 겹쳐 접으면 표지부터 판권기까지 순서대로 읽힌다. 쪽수와 무관하게 표지가 1면 오른쪽, 판권기가 1면 왼쪽에 고정되는 것을 4쪽·8쪽·12쪽 단위 테스트로 검증한다.</w:t>
-      </w:r>
-    </w:p>
-    <w:p>
-      <w:pPr>
-        <w:ind w:firstLine="227"/>
-        <w:jc w:val="both"/>
-      </w:pPr>
-      <w:r>
-        <w:rPr>
-          <w:rFonts w:ascii="맑은 고딕" w:hAnsi="맑은 고딕" w:eastAsia="맑은 고딕"/>
-          <w:b w:val="0"/>
-          <w:sz w:val="21"/>
-        </w:rPr>
-        <w:t>접지 구조상 총 쪽수는 4의 배수여야 한다. 창작 동화가 3쪽으로 끝나면 2면이 남으며, 남는 면은 안내 문구 없이 비워 지면 전체를 아동의 그림 공간으로 제공한다.</w:t>
-      </w:r>
-    </w:p>
-    <w:p>
-      <w:pPr>
-        <w:spacing w:before="220" w:after="80"/>
-      </w:pPr>
-      <w:r>
-        <w:rPr>
-          <w:rFonts w:ascii="맑은 고딕" w:hAnsi="맑은 고딕" w:eastAsia="맑은 고딕"/>
-          <w:b/>
-          <w:color w:val="334155"/>
-          <w:sz w:val="22"/>
-        </w:rPr>
-        <w:t>페이지 구성</w:t>
-      </w:r>
-    </w:p>
-    <w:tbl>
-      <w:tblPr>
-        <w:tblStyle w:val="TableGrid"/>
-        <w:tblW w:type="auto" w:w="0"/>
-        <w:jc w:val="center"/>
-        <w:tblLook w:firstColumn="1" w:firstRow="1" w:lastColumn="0" w:lastRow="0" w:noHBand="0" w:noVBand="1" w:val="04A0"/>
-      </w:tblPr>
-      <w:tblGrid>
-        <w:gridCol w:w="3213"/>
-        <w:gridCol w:w="3213"/>
-        <w:gridCol w:w="3213"/>
-      </w:tblGrid>
-      <w:tr>
-        <w:tc>
-          <w:tcPr>
-            <w:tcW w:type="dxa" w:w="1361"/>
-            <w:shd w:val="clear" w:fill="EFF3F8"/>
-          </w:tcPr>
-          <w:p>
-            <w:pPr>
-              <w:spacing w:line="300" w:lineRule="auto" w:after="20"/>
-              <w:jc w:val="center"/>
-            </w:pPr>
-            <w:r/>
-            <w:r>
-              <w:rPr>
-                <w:rFonts w:ascii="맑은 고딕" w:hAnsi="맑은 고딕" w:eastAsia="맑은 고딕"/>
-                <w:b/>
-                <w:sz w:val="19"/>
-              </w:rPr>
-              <w:t>순서</w:t>
-            </w:r>
-          </w:p>
-        </w:tc>
-        <w:tc>
-          <w:tcPr>
-            <w:tcW w:type="dxa" w:w="1928"/>
-            <w:shd w:val="clear" w:fill="EFF3F8"/>
-          </w:tcPr>
-          <w:p>
-            <w:pPr>
-              <w:spacing w:line="300" w:lineRule="auto" w:after="20"/>
-              <w:jc w:val="center"/>
-            </w:pPr>
-            <w:r/>
-            <w:r>
-              <w:rPr>
-                <w:rFonts w:ascii="맑은 고딕" w:hAnsi="맑은 고딕" w:eastAsia="맑은 고딕"/>
-                <w:b/>
-                <w:sz w:val="19"/>
-              </w:rPr>
-              <w:t>구성</w:t>
-            </w:r>
-          </w:p>
-        </w:tc>
-        <w:tc>
-          <w:tcPr>
-            <w:tcW w:type="dxa" w:w="6350"/>
-            <w:shd w:val="clear" w:fill="EFF3F8"/>
-          </w:tcPr>
-          <w:p>
-            <w:pPr>
-              <w:spacing w:line="300" w:lineRule="auto" w:after="20"/>
-              <w:jc w:val="center"/>
-            </w:pPr>
-            <w:r/>
-            <w:r>
-              <w:rPr>
-                <w:rFonts w:ascii="맑은 고딕" w:hAnsi="맑은 고딕" w:eastAsia="맑은 고딕"/>
-                <w:b/>
-                <w:sz w:val="19"/>
-              </w:rPr>
-              <w:t>내용</w:t>
-            </w:r>
-          </w:p>
-        </w:tc>
-      </w:tr>
-      <w:tr>
-        <w:tc>
-          <w:tcPr>
-            <w:tcW w:type="dxa" w:w="1361"/>
-          </w:tcPr>
-          <w:p>
-            <w:pPr>
-              <w:spacing w:line="300" w:lineRule="auto" w:after="20"/>
-            </w:pPr>
-            <w:r/>
-            <w:r>
-              <w:rPr>
-                <w:rFonts w:ascii="맑은 고딕" w:hAnsi="맑은 고딕" w:eastAsia="맑은 고딕"/>
-                <w:b w:val="0"/>
-                <w:sz w:val="19"/>
-              </w:rPr>
-              <w:t>1</w:t>
-            </w:r>
-          </w:p>
-        </w:tc>
-        <w:tc>
-          <w:tcPr>
-            <w:tcW w:type="dxa" w:w="1928"/>
-          </w:tcPr>
-          <w:p>
-            <w:pPr>
-              <w:spacing w:line="300" w:lineRule="auto" w:after="20"/>
-            </w:pPr>
-            <w:r/>
-            <w:r>
-              <w:rPr>
-                <w:rFonts w:ascii="맑은 고딕" w:hAnsi="맑은 고딕" w:eastAsia="맑은 고딕"/>
-                <w:b w:val="0"/>
-                <w:sz w:val="19"/>
-              </w:rPr>
-              <w:t>표지</w:t>
-            </w:r>
-          </w:p>
-        </w:tc>
-        <w:tc>
-          <w:tcPr>
-            <w:tcW w:type="dxa" w:w="6350"/>
-          </w:tcPr>
-          <w:p>
-            <w:pPr>
-              <w:spacing w:line="300" w:lineRule="auto" w:after="20"/>
-            </w:pPr>
-            <w:r/>
-            <w:r>
-              <w:rPr>
-                <w:rFonts w:ascii="맑은 고딕" w:hAnsi="맑은 고딕" w:eastAsia="맑은 고딕"/>
-                <w:b w:val="0"/>
-                <w:sz w:val="19"/>
-              </w:rPr>
-              <w:t>표지 이미지, 이야기 제목, 꼬마 작가명</w:t>
-            </w:r>
-          </w:p>
-        </w:tc>
-      </w:tr>
-      <w:tr>
-        <w:tc>
-          <w:tcPr>
-            <w:tcW w:type="dxa" w:w="1361"/>
-          </w:tcPr>
-          <w:p>
-            <w:pPr>
-              <w:spacing w:line="300" w:lineRule="auto" w:after="20"/>
-            </w:pPr>
-            <w:r/>
-            <w:r>
-              <w:rPr>
-                <w:rFonts w:ascii="맑은 고딕" w:hAnsi="맑은 고딕" w:eastAsia="맑은 고딕"/>
-                <w:b w:val="0"/>
-                <w:sz w:val="19"/>
-              </w:rPr>
-              <w:t>2</w:t>
-            </w:r>
-          </w:p>
-        </w:tc>
-        <w:tc>
-          <w:tcPr>
-            <w:tcW w:type="dxa" w:w="1928"/>
-          </w:tcPr>
-          <w:p>
-            <w:pPr>
-              <w:spacing w:line="300" w:lineRule="auto" w:after="20"/>
-            </w:pPr>
-            <w:r/>
-            <w:r>
-              <w:rPr>
-                <w:rFonts w:ascii="맑은 고딕" w:hAnsi="맑은 고딕" w:eastAsia="맑은 고딕"/>
-                <w:b w:val="0"/>
-                <w:sz w:val="19"/>
-              </w:rPr>
-              <w:t>원작 도입부</w:t>
-            </w:r>
-          </w:p>
-        </w:tc>
-        <w:tc>
-          <w:tcPr>
-            <w:tcW w:type="dxa" w:w="6350"/>
-          </w:tcPr>
-          <w:p>
-            <w:pPr>
-              <w:spacing w:line="300" w:lineRule="auto" w:after="20"/>
-            </w:pPr>
-            <w:r/>
-            <w:r>
-              <w:rPr>
-                <w:rFonts w:ascii="맑은 고딕" w:hAnsi="맑은 고딕" w:eastAsia="맑은 고딕"/>
-                <w:b w:val="0"/>
-                <w:sz w:val="19"/>
-              </w:rPr>
-              <w:t>아이가 열람한 원작 앞부분</w:t>
-            </w:r>
-          </w:p>
-        </w:tc>
-      </w:tr>
-      <w:tr>
-        <w:tc>
-          <w:tcPr>
-            <w:tcW w:type="dxa" w:w="1361"/>
-          </w:tcPr>
-          <w:p>
-            <w:pPr>
-              <w:spacing w:line="300" w:lineRule="auto" w:after="20"/>
-            </w:pPr>
-            <w:r/>
-            <w:r>
-              <w:rPr>
-                <w:rFonts w:ascii="맑은 고딕" w:hAnsi="맑은 고딕" w:eastAsia="맑은 고딕"/>
-                <w:b w:val="0"/>
-                <w:sz w:val="19"/>
-              </w:rPr>
-              <w:t>3 ~ N+2</w:t>
-            </w:r>
-          </w:p>
-        </w:tc>
-        <w:tc>
-          <w:tcPr>
-            <w:tcW w:type="dxa" w:w="1928"/>
-          </w:tcPr>
-          <w:p>
-            <w:pPr>
-              <w:spacing w:line="300" w:lineRule="auto" w:after="20"/>
-            </w:pPr>
-            <w:r/>
-            <w:r>
-              <w:rPr>
-                <w:rFonts w:ascii="맑은 고딕" w:hAnsi="맑은 고딕" w:eastAsia="맑은 고딕"/>
-                <w:b w:val="0"/>
-                <w:sz w:val="19"/>
-              </w:rPr>
-              <w:t>창작 본문</w:t>
-            </w:r>
-          </w:p>
-        </w:tc>
-        <w:tc>
-          <w:tcPr>
-            <w:tcW w:type="dxa" w:w="6350"/>
-          </w:tcPr>
-          <w:p>
-            <w:pPr>
-              <w:spacing w:line="300" w:lineRule="auto" w:after="20"/>
-            </w:pPr>
-            <w:r/>
-            <w:r>
-              <w:rPr>
-                <w:rFonts w:ascii="맑은 고딕" w:hAnsi="맑은 고딕" w:eastAsia="맑은 고딕"/>
-                <w:b w:val="0"/>
-                <w:sz w:val="19"/>
-              </w:rPr>
-              <w:t>LLM 생성 페이지 (3~5쪽), 상단 그림칸 + 하단 본문</w:t>
-            </w:r>
-          </w:p>
-        </w:tc>
-      </w:tr>
-      <w:tr>
-        <w:tc>
-          <w:tcPr>
-            <w:tcW w:type="dxa" w:w="1361"/>
-          </w:tcPr>
-          <w:p>
-            <w:pPr>
-              <w:spacing w:line="300" w:lineRule="auto" w:after="20"/>
-            </w:pPr>
-            <w:r/>
-            <w:r>
-              <w:rPr>
-                <w:rFonts w:ascii="맑은 고딕" w:hAnsi="맑은 고딕" w:eastAsia="맑은 고딕"/>
-                <w:b w:val="0"/>
-                <w:sz w:val="19"/>
-              </w:rPr>
-              <w:t>N+3 ~</w:t>
-            </w:r>
-          </w:p>
-        </w:tc>
-        <w:tc>
-          <w:tcPr>
-            <w:tcW w:type="dxa" w:w="1928"/>
-          </w:tcPr>
-          <w:p>
-            <w:pPr>
-              <w:spacing w:line="300" w:lineRule="auto" w:after="20"/>
-            </w:pPr>
-            <w:r/>
-            <w:r>
-              <w:rPr>
-                <w:rFonts w:ascii="맑은 고딕" w:hAnsi="맑은 고딕" w:eastAsia="맑은 고딕"/>
-                <w:b w:val="0"/>
-                <w:sz w:val="19"/>
-              </w:rPr>
-              <w:t>여백</w:t>
-            </w:r>
-          </w:p>
-        </w:tc>
-        <w:tc>
-          <w:tcPr>
-            <w:tcW w:type="dxa" w:w="6350"/>
-          </w:tcPr>
-          <w:p>
-            <w:pPr>
-              <w:spacing w:line="300" w:lineRule="auto" w:after="20"/>
-            </w:pPr>
-            <w:r/>
-            <w:r>
-              <w:rPr>
-                <w:rFonts w:ascii="맑은 고딕" w:hAnsi="맑은 고딕" w:eastAsia="맑은 고딕"/>
-                <w:b w:val="0"/>
-                <w:sz w:val="19"/>
-              </w:rPr>
-              <w:t>4의 배수 보정분, 문구 없이 공백</w:t>
-            </w:r>
-          </w:p>
-        </w:tc>
-      </w:tr>
-      <w:tr>
-        <w:tc>
-          <w:tcPr>
-            <w:tcW w:type="dxa" w:w="1361"/>
-          </w:tcPr>
-          <w:p>
-            <w:pPr>
-              <w:spacing w:line="300" w:lineRule="auto" w:after="20"/>
-            </w:pPr>
-            <w:r/>
-            <w:r>
-              <w:rPr>
-                <w:rFonts w:ascii="맑은 고딕" w:hAnsi="맑은 고딕" w:eastAsia="맑은 고딕"/>
-                <w:b w:val="0"/>
-                <w:sz w:val="19"/>
-              </w:rPr>
-              <w:t>마지막</w:t>
-            </w:r>
-          </w:p>
-        </w:tc>
-        <w:tc>
-          <w:tcPr>
-            <w:tcW w:type="dxa" w:w="1928"/>
-          </w:tcPr>
-          <w:p>
-            <w:pPr>
-              <w:spacing w:line="300" w:lineRule="auto" w:after="20"/>
-            </w:pPr>
-            <w:r/>
-            <w:r>
-              <w:rPr>
-                <w:rFonts w:ascii="맑은 고딕" w:hAnsi="맑은 고딕" w:eastAsia="맑은 고딕"/>
-                <w:b w:val="0"/>
-                <w:sz w:val="19"/>
-              </w:rPr>
-              <w:t>판권기</w:t>
-            </w:r>
-          </w:p>
-        </w:tc>
-        <w:tc>
-          <w:tcPr>
-            <w:tcW w:type="dxa" w:w="6350"/>
-          </w:tcPr>
-          <w:p>
-            <w:pPr>
-              <w:spacing w:line="300" w:lineRule="auto" w:after="20"/>
-            </w:pPr>
-            <w:r/>
-            <w:r>
-              <w:rPr>
-                <w:rFonts w:ascii="맑은 고딕" w:hAnsi="맑은 고딕" w:eastAsia="맑은 고딕"/>
-                <w:b w:val="0"/>
-                <w:sz w:val="19"/>
-              </w:rPr>
-              <w:t>원작 출처, 발행처, 발행일, 개인정보 고지</w:t>
-            </w:r>
-          </w:p>
-        </w:tc>
-      </w:tr>
-    </w:tbl>
-    <w:p>
-      <w:pPr>
-        <w:spacing w:after="40"/>
-      </w:pPr>
-    </w:p>
-    <w:p>
-      <w:pPr>
-        <w:ind w:firstLine="227"/>
-        <w:jc w:val="both"/>
-      </w:pPr>
-      <w:r>
-        <w:rPr>
-          <w:rFonts w:ascii="맑은 고딕" w:hAnsi="맑은 고딕" w:eastAsia="맑은 고딕"/>
-          <w:b w:val="0"/>
-          <w:sz w:val="21"/>
-        </w:rPr>
-        <w:t>인쇄 시 그림칸 테두리와 화면용 안내 문구는 제거되어 아동이 지면 전체에 자유롭게 그릴 수 있다.</w:t>
-      </w:r>
-    </w:p>
-    <w:p>
-      <w:pPr>
-        <w:spacing w:before="220" w:after="80"/>
-      </w:pPr>
-      <w:r>
-        <w:rPr>
-          <w:rFonts w:ascii="맑은 고딕" w:hAnsi="맑은 고딕" w:eastAsia="맑은 고딕"/>
-          <w:b/>
-          <w:color w:val="334155"/>
-          <w:sz w:val="22"/>
-        </w:rPr>
-        <w:t>표지 이미지 처리</w:t>
-      </w:r>
-    </w:p>
-    <w:p>
-      <w:pPr>
-        <w:ind w:firstLine="227"/>
-        <w:jc w:val="both"/>
-      </w:pPr>
-      <w:r>
-        <w:rPr>
-          <w:rFonts w:ascii="맑은 고딕" w:hAnsi="맑은 고딕" w:eastAsia="맑은 고딕"/>
-          <w:b w:val="0"/>
-          <w:sz w:val="21"/>
-        </w:rPr>
-        <w:t>표지 이미지는 base64 data URI로 인라인 삽입한다. Playwright가 빈 문서에 HTML을 주입하는 방식이라 file:// 하위 리소스 로드가 차단되며, data URI는 문서 오리진과 무관하고 로드 완료 시점이 보장된다.</w:t>
-      </w:r>
-    </w:p>
-    <w:p>
-      <w:pPr>
-        <w:spacing w:before="220" w:after="80"/>
-      </w:pPr>
-      <w:r>
-        <w:rPr>
-          <w:rFonts w:ascii="맑은 고딕" w:hAnsi="맑은 고딕" w:eastAsia="맑은 고딕"/>
-          <w:b/>
-          <w:color w:val="334155"/>
-          <w:sz w:val="22"/>
-        </w:rPr>
-        <w:t>상상 영수증</w:t>
-      </w:r>
-    </w:p>
-    <w:p>
-      <w:pPr>
-        <w:ind w:firstLine="227"/>
-        <w:jc w:val="both"/>
-      </w:pPr>
-      <w:r>
-        <w:rPr>
-          <w:rFonts w:ascii="맑은 고딕" w:hAnsi="맑은 고딕" w:eastAsia="맑은 고딕"/>
-          <w:b w:val="0"/>
-          <w:sz w:val="21"/>
-        </w:rPr>
-        <w:t>생성된 키워드로 조회한 연계 도서를 영수증 형식 화면으로 제시한다. 도서명, 저자, 출판사, 청구기호를 담아 아동이 서가에서 실물 도서를 찾는 경로를 제공한다. 도서관 프린터를 통한 청구기호표 출력은 현장 연동 지점으로 설계에 반영해 두었다.</w:t>
-      </w:r>
-    </w:p>
-    <w:p>
-      <w:pPr>
-        <w:spacing w:before="220" w:after="80"/>
-      </w:pPr>
-      <w:r>
-        <w:rPr>
-          <w:rFonts w:ascii="맑은 고딕" w:hAnsi="맑은 고딕" w:eastAsia="맑은 고딕"/>
-          <w:b/>
-          <w:color w:val="334155"/>
-          <w:sz w:val="22"/>
-        </w:rPr>
-        <w:t>장애 대응 — 3계층 폴백</w:t>
-      </w:r>
-    </w:p>
-    <w:tbl>
-      <w:tblPr>
-        <w:tblStyle w:val="TableGrid"/>
-        <w:tblW w:type="auto" w:w="0"/>
-        <w:jc w:val="center"/>
-        <w:tblLook w:firstColumn="1" w:firstRow="1" w:lastColumn="0" w:lastRow="0" w:noHBand="0" w:noVBand="1" w:val="04A0"/>
-      </w:tblPr>
-      <w:tblGrid>
-        <w:gridCol w:w="3213"/>
-        <w:gridCol w:w="3213"/>
-        <w:gridCol w:w="3213"/>
-      </w:tblGrid>
-      <w:tr>
-        <w:tc>
-          <w:tcPr>
-            <w:tcW w:type="dxa" w:w="1020"/>
-            <w:shd w:val="clear" w:fill="EFF3F8"/>
-          </w:tcPr>
-          <w:p>
-            <w:pPr>
-              <w:spacing w:line="300" w:lineRule="auto" w:after="20"/>
-              <w:jc w:val="center"/>
-            </w:pPr>
-            <w:r/>
-            <w:r>
-              <w:rPr>
-                <w:rFonts w:ascii="맑은 고딕" w:hAnsi="맑은 고딕" w:eastAsia="맑은 고딕"/>
-                <w:b/>
-                <w:sz w:val="19"/>
-              </w:rPr>
-              <w:t>계층</w:t>
-            </w:r>
-          </w:p>
-        </w:tc>
-        <w:tc>
-          <w:tcPr>
-            <w:tcW w:type="dxa" w:w="2381"/>
-            <w:shd w:val="clear" w:fill="EFF3F8"/>
-          </w:tcPr>
-          <w:p>
-            <w:pPr>
-              <w:spacing w:line="300" w:lineRule="auto" w:after="20"/>
-              <w:jc w:val="center"/>
-            </w:pPr>
-            <w:r/>
-            <w:r>
-              <w:rPr>
-                <w:rFonts w:ascii="맑은 고딕" w:hAnsi="맑은 고딕" w:eastAsia="맑은 고딕"/>
-                <w:b/>
-                <w:sz w:val="19"/>
-              </w:rPr>
-              <w:t>대상</w:t>
-            </w:r>
-          </w:p>
-        </w:tc>
-        <w:tc>
-          <w:tcPr>
-            <w:tcW w:type="dxa" w:w="6236"/>
-            <w:shd w:val="clear" w:fill="EFF3F8"/>
-          </w:tcPr>
-          <w:p>
-            <w:pPr>
-              <w:spacing w:line="300" w:lineRule="auto" w:after="20"/>
-              <w:jc w:val="center"/>
-            </w:pPr>
-            <w:r/>
-            <w:r>
-              <w:rPr>
-                <w:rFonts w:ascii="맑은 고딕" w:hAnsi="맑은 고딕" w:eastAsia="맑은 고딕"/>
-                <w:b/>
-                <w:sz w:val="19"/>
-              </w:rPr>
-              <w:t>동작</w:t>
-            </w:r>
-          </w:p>
-        </w:tc>
-      </w:tr>
-      <w:tr>
-        <w:tc>
-          <w:tcPr>
-            <w:tcW w:type="dxa" w:w="1020"/>
-          </w:tcPr>
-          <w:p>
-            <w:pPr>
-              <w:spacing w:line="300" w:lineRule="auto" w:after="20"/>
-            </w:pPr>
-            <w:r/>
-            <w:r>
-              <w:rPr>
-                <w:rFonts w:ascii="맑은 고딕" w:hAnsi="맑은 고딕" w:eastAsia="맑은 고딕"/>
-                <w:b w:val="0"/>
-                <w:sz w:val="19"/>
-              </w:rPr>
-              <w:t>1</w:t>
-            </w:r>
-          </w:p>
-        </w:tc>
-        <w:tc>
-          <w:tcPr>
-            <w:tcW w:type="dxa" w:w="2381"/>
-          </w:tcPr>
-          <w:p>
-            <w:pPr>
-              <w:spacing w:line="300" w:lineRule="auto" w:after="20"/>
-            </w:pPr>
-            <w:r/>
-            <w:r>
-              <w:rPr>
-                <w:rFonts w:ascii="맑은 고딕" w:hAnsi="맑은 고딕" w:eastAsia="맑은 고딕"/>
-                <w:b w:val="0"/>
-                <w:sz w:val="19"/>
-              </w:rPr>
-              <w:t>LLM 호출</w:t>
-            </w:r>
-          </w:p>
-        </w:tc>
-        <w:tc>
-          <w:tcPr>
-            <w:tcW w:type="dxa" w:w="6236"/>
-          </w:tcPr>
-          <w:p>
-            <w:pPr>
-              <w:spacing w:line="300" w:lineRule="auto" w:after="20"/>
-            </w:pPr>
-            <w:r/>
-            <w:r>
-              <w:rPr>
-                <w:rFonts w:ascii="맑은 고딕" w:hAnsi="맑은 고딕" w:eastAsia="맑은 고딕"/>
-                <w:b w:val="0"/>
-                <w:sz w:val="19"/>
-              </w:rPr>
-              <w:t>15초 타임아웃 · 재시도 1회 · 실패 시 재입력 유도</w:t>
-            </w:r>
-          </w:p>
-        </w:tc>
-      </w:tr>
-      <w:tr>
-        <w:tc>
-          <w:tcPr>
-            <w:tcW w:type="dxa" w:w="1020"/>
-          </w:tcPr>
-          <w:p>
-            <w:pPr>
-              <w:spacing w:line="300" w:lineRule="auto" w:after="20"/>
-            </w:pPr>
-            <w:r/>
-            <w:r>
-              <w:rPr>
-                <w:rFonts w:ascii="맑은 고딕" w:hAnsi="맑은 고딕" w:eastAsia="맑은 고딕"/>
-                <w:b w:val="0"/>
-                <w:sz w:val="19"/>
-              </w:rPr>
-              <w:t>2</w:t>
-            </w:r>
-          </w:p>
-        </w:tc>
-        <w:tc>
-          <w:tcPr>
-            <w:tcW w:type="dxa" w:w="2381"/>
-          </w:tcPr>
-          <w:p>
-            <w:pPr>
-              <w:spacing w:line="300" w:lineRule="auto" w:after="20"/>
-            </w:pPr>
-            <w:r/>
-            <w:r>
-              <w:rPr>
-                <w:rFonts w:ascii="맑은 고딕" w:hAnsi="맑은 고딕" w:eastAsia="맑은 고딕"/>
-                <w:b w:val="0"/>
-                <w:sz w:val="19"/>
-              </w:rPr>
-              <w:t>정보나루 검색</w:t>
-            </w:r>
-          </w:p>
-        </w:tc>
-        <w:tc>
-          <w:tcPr>
-            <w:tcW w:type="dxa" w:w="6236"/>
-          </w:tcPr>
-          <w:p>
-            <w:pPr>
-              <w:spacing w:line="300" w:lineRule="auto" w:after="20"/>
-            </w:pPr>
-            <w:r/>
-            <w:r>
-              <w:rPr>
-                <w:rFonts w:ascii="맑은 고딕" w:hAnsi="맑은 고딕" w:eastAsia="맑은 고딕"/>
-                <w:b w:val="0"/>
-                <w:sz w:val="19"/>
-              </w:rPr>
-              <w:t>8초 타임아웃 · 재시도 없음 · 사전 큐레이션 도서로 즉시 전환</w:t>
-            </w:r>
-          </w:p>
-        </w:tc>
-      </w:tr>
-      <w:tr>
-        <w:tc>
-          <w:tcPr>
-            <w:tcW w:type="dxa" w:w="1020"/>
-          </w:tcPr>
-          <w:p>
-            <w:pPr>
-              <w:spacing w:line="300" w:lineRule="auto" w:after="20"/>
-            </w:pPr>
-            <w:r/>
-            <w:r>
-              <w:rPr>
-                <w:rFonts w:ascii="맑은 고딕" w:hAnsi="맑은 고딕" w:eastAsia="맑은 고딕"/>
-                <w:b w:val="0"/>
-                <w:sz w:val="19"/>
-              </w:rPr>
-              <w:t>3</w:t>
-            </w:r>
-          </w:p>
-        </w:tc>
-        <w:tc>
-          <w:tcPr>
-            <w:tcW w:type="dxa" w:w="2381"/>
-          </w:tcPr>
-          <w:p>
-            <w:pPr>
-              <w:spacing w:line="300" w:lineRule="auto" w:after="20"/>
-            </w:pPr>
-            <w:r/>
-            <w:r>
-              <w:rPr>
-                <w:rFonts w:ascii="맑은 고딕" w:hAnsi="맑은 고딕" w:eastAsia="맑은 고딕"/>
-                <w:b w:val="0"/>
-                <w:sz w:val="19"/>
-              </w:rPr>
-              <w:t>네트워크 전면 차단</w:t>
-            </w:r>
-          </w:p>
-        </w:tc>
-        <w:tc>
-          <w:tcPr>
-            <w:tcW w:type="dxa" w:w="6236"/>
-          </w:tcPr>
-          <w:p>
-            <w:pPr>
-              <w:spacing w:line="300" w:lineRule="auto" w:after="20"/>
-            </w:pPr>
-            <w:r/>
-            <w:r>
-              <w:rPr>
-                <w:rFonts w:ascii="맑은 고딕" w:hAnsi="맑은 고딕" w:eastAsia="맑은 고딕"/>
-                <w:b w:val="0"/>
-                <w:sz w:val="19"/>
-              </w:rPr>
-              <w:t>사전 생성 샘플 PDF 제공 · 예시 작품으로 세션 진행</w:t>
-            </w:r>
-          </w:p>
-        </w:tc>
-      </w:tr>
-    </w:tbl>
-    <w:p>
-      <w:pPr>
-        <w:spacing w:after="40"/>
-      </w:pPr>
-    </w:p>
-    <w:p>
-      <w:pPr>
-        <w:ind w:firstLine="227"/>
-        <w:jc w:val="both"/>
-      </w:pPr>
-      <w:r>
-        <w:rPr>
-          <w:rFonts w:ascii="맑은 고딕" w:hAnsi="맑은 고딕" w:eastAsia="맑은 고딕"/>
-          <w:b w:val="0"/>
-          <w:sz w:val="21"/>
-        </w:rPr>
-        <w:t>정보나루에 재시도를 두지 않은 것은 지연 시 재호출로 개선될 여지가 적고 대기가 워크숍 진행을 지연시키기 때문이다. 원작 음성도 런타임 합성 대신 사전 생성 방식을 적용해 외부 호출 의존을 제거했다.</w:t>
-      </w:r>
-    </w:p>
-    <w:p>
-      <w:pPr>
-        <w:spacing w:before="220" w:after="80"/>
-      </w:pPr>
-      <w:r>
-        <w:rPr>
-          <w:rFonts w:ascii="맑은 고딕" w:hAnsi="맑은 고딕" w:eastAsia="맑은 고딕"/>
-          <w:b/>
-          <w:color w:val="334155"/>
-          <w:sz w:val="22"/>
-        </w:rPr>
-        <w:t>아동 개인정보 처리</w:t>
-      </w:r>
-    </w:p>
-    <w:p>
-      <w:pPr>
-        <w:ind w:firstLine="227"/>
-        <w:jc w:val="both"/>
-      </w:pPr>
-      <w:r>
-        <w:rPr>
-          <w:rFonts w:ascii="맑은 고딕" w:hAnsi="맑은 고딕" w:eastAsia="맑은 고딕"/>
-          <w:b w:val="0"/>
-          <w:sz w:val="21"/>
-        </w:rPr>
-        <w:t>인쇄물 표지와 판권기에 꼬마 작가명이 표시되지만 시스템은 이를 저장하지 않는다.</w:t>
-      </w:r>
-    </w:p>
-    <w:p>
-      <w:pPr>
-        <w:spacing w:after="60"/>
-        <w:ind w:left="369" w:hanging="198"/>
-      </w:pPr>
-      <w:r>
-        <w:rPr>
-          <w:rFonts w:ascii="맑은 고딕" w:hAnsi="맑은 고딕" w:eastAsia="맑은 고딕"/>
-          <w:b w:val="0"/>
-          <w:sz w:val="21"/>
-        </w:rPr>
-        <w:t>· 데이터베이스 스키마에 이름 컬럼이 없다. PDF 렌더링 요청 바디로만 전달되고 렌더링 종료와 함께 소멸한다.</w:t>
-      </w:r>
-    </w:p>
-    <w:p>
-      <w:pPr>
-        <w:spacing w:after="60"/>
-        <w:ind w:left="369" w:hanging="198"/>
-      </w:pPr>
-      <w:r>
-        <w:rPr>
-          <w:rFonts w:ascii="맑은 고딕" w:hAnsi="맑은 고딕" w:eastAsia="맑은 고딕"/>
-          <w:b w:val="0"/>
-          <w:sz w:val="21"/>
-        </w:rPr>
-        <w:t>· 액세스 로그는 쿼리스트링 전체를 마스킹한다. 이름뿐 아니라 추가되는 모든 파라미터에 적용된다.</w:t>
-      </w:r>
-    </w:p>
-    <w:p>
-      <w:pPr>
-        <w:spacing w:after="60"/>
-        <w:ind w:left="369" w:hanging="198"/>
-      </w:pPr>
-      <w:r>
-        <w:rPr>
-          <w:rFonts w:ascii="맑은 고딕" w:hAnsi="맑은 고딕" w:eastAsia="맑은 고딕"/>
-          <w:b w:val="0"/>
-          <w:sz w:val="21"/>
-        </w:rPr>
-        <w:t>· 다운로드 파일명에 이름을 포함하지 않는다. 사용자 PC의 다운로드 폴더에 흔적이 남지 않게 하기 위함이다.</w:t>
-      </w:r>
-    </w:p>
-    <w:p>
-      <w:pPr>
-        <w:ind w:firstLine="227"/>
-        <w:jc w:val="both"/>
-      </w:pPr>
-      <w:r>
-        <w:rPr>
-          <w:rFonts w:ascii="맑은 고딕" w:hAnsi="맑은 고딕" w:eastAsia="맑은 고딕"/>
-          <w:b w:val="0"/>
-          <w:sz w:val="21"/>
-        </w:rPr>
-        <w:t>판권기에 처리 방침을 함께 인쇄한다. "본 도서에 사용된 꼬마 작가의 이름은 오직 현장 도서 인쇄만을 위해 일회성으로 사용되었으며, 서버에 저장되거나 수집되지 않았음을 알립니다."</w:t>
-      </w:r>
-    </w:p>
-    <w:p>
-      <w:pPr>
-        <w:spacing w:before="220" w:after="80"/>
-      </w:pPr>
-      <w:r>
-        <w:rPr>
-          <w:rFonts w:ascii="맑은 고딕" w:hAnsi="맑은 고딕" w:eastAsia="맑은 고딕"/>
-          <w:b/>
-          <w:color w:val="334155"/>
-          <w:sz w:val="22"/>
-        </w:rPr>
-        <w:t>구현 검증</w:t>
-      </w:r>
-    </w:p>
-    <w:p>
-      <w:pPr>
-        <w:ind w:firstLine="227"/>
-        <w:jc w:val="both"/>
-      </w:pPr>
-      <w:r>
-        <w:rPr>
-          <w:rFonts w:ascii="맑은 고딕" w:hAnsi="맑은 고딕" w:eastAsia="맑은 고딕"/>
-          <w:b w:val="0"/>
-          <w:sz w:val="21"/>
-        </w:rPr>
-        <w:t>배포 환경에서 전 구간을 실측했다.</w:t>
-      </w:r>
-    </w:p>
-    <w:tbl>
-      <w:tblPr>
-        <w:tblStyle w:val="TableGrid"/>
-        <w:tblW w:type="auto" w:w="0"/>
-        <w:jc w:val="center"/>
-        <w:tblLook w:firstColumn="1" w:firstRow="1" w:lastColumn="0" w:lastRow="0" w:noHBand="0" w:noVBand="1" w:val="04A0"/>
-      </w:tblPr>
-      <w:tblGrid>
-        <w:gridCol w:w="4819"/>
-        <w:gridCol w:w="4819"/>
-      </w:tblGrid>
-      <w:tr>
-        <w:tc>
-          <w:tcPr>
-            <w:tcW w:type="dxa" w:w="3402"/>
-            <w:shd w:val="clear" w:fill="EFF3F8"/>
-          </w:tcPr>
-          <w:p>
-            <w:pPr>
-              <w:spacing w:line="300" w:lineRule="auto" w:after="20"/>
-              <w:jc w:val="center"/>
-            </w:pPr>
-            <w:r/>
-            <w:r>
-              <w:rPr>
-                <w:rFonts w:ascii="맑은 고딕" w:hAnsi="맑은 고딕" w:eastAsia="맑은 고딕"/>
-                <w:b/>
-                <w:sz w:val="19"/>
-              </w:rPr>
-              <w:t>항목</w:t>
-            </w:r>
-          </w:p>
-        </w:tc>
-        <w:tc>
-          <w:tcPr>
-            <w:tcW w:type="dxa" w:w="6236"/>
-            <w:shd w:val="clear" w:fill="EFF3F8"/>
-          </w:tcPr>
-          <w:p>
-            <w:pPr>
-              <w:spacing w:line="300" w:lineRule="auto" w:after="20"/>
-              <w:jc w:val="center"/>
-            </w:pPr>
-            <w:r/>
-            <w:r>
-              <w:rPr>
-                <w:rFonts w:ascii="맑은 고딕" w:hAnsi="맑은 고딕" w:eastAsia="맑은 고딕"/>
-                <w:b/>
-                <w:sz w:val="19"/>
-              </w:rPr>
-              <w:t>결과</w:t>
-            </w:r>
-          </w:p>
-        </w:tc>
-      </w:tr>
-      <w:tr>
-        <w:tc>
-          <w:tcPr>
-            <w:tcW w:type="dxa" w:w="3402"/>
-          </w:tcPr>
-          <w:p>
-            <w:pPr>
-              <w:spacing w:line="300" w:lineRule="auto" w:after="20"/>
-            </w:pPr>
-            <w:r/>
-            <w:r>
-              <w:rPr>
-                <w:rFonts w:ascii="맑은 고딕" w:hAnsi="맑은 고딕" w:eastAsia="맑은 고딕"/>
-                <w:b w:val="0"/>
-                <w:sz w:val="19"/>
-              </w:rPr>
-              <w:t>서가 목록 조회</w:t>
-            </w:r>
-          </w:p>
-        </w:tc>
-        <w:tc>
-          <w:tcPr>
-            <w:tcW w:type="dxa" w:w="6236"/>
-          </w:tcPr>
-          <w:p>
-            <w:pPr>
-              <w:spacing w:line="300" w:lineRule="auto" w:after="20"/>
-            </w:pPr>
-            <w:r/>
-            <w:r>
-              <w:rPr>
-                <w:rFonts w:ascii="맑은 고딕" w:hAnsi="맑은 고딕" w:eastAsia="맑은 고딕"/>
-                <w:b w:val="0"/>
-                <w:sz w:val="19"/>
-              </w:rPr>
-              <w:t>200</w:t>
-            </w:r>
-          </w:p>
-        </w:tc>
-      </w:tr>
-      <w:tr>
-        <w:tc>
-          <w:tcPr>
-            <w:tcW w:type="dxa" w:w="3402"/>
-          </w:tcPr>
-          <w:p>
-            <w:pPr>
-              <w:spacing w:line="300" w:lineRule="auto" w:after="20"/>
-            </w:pPr>
-            <w:r/>
-            <w:r>
-              <w:rPr>
-                <w:rFonts w:ascii="맑은 고딕" w:hAnsi="맑은 고딕" w:eastAsia="맑은 고딕"/>
-                <w:b w:val="0"/>
-                <w:sz w:val="19"/>
-              </w:rPr>
-              <w:t>창작 동화 생성</w:t>
-            </w:r>
-          </w:p>
-        </w:tc>
-        <w:tc>
-          <w:tcPr>
-            <w:tcW w:type="dxa" w:w="6236"/>
-          </w:tcPr>
-          <w:p>
-            <w:pPr>
-              <w:spacing w:line="300" w:lineRule="auto" w:after="20"/>
-            </w:pPr>
-            <w:r/>
-            <w:r>
-              <w:rPr>
-                <w:rFonts w:ascii="맑은 고딕" w:hAnsi="맑은 고딕" w:eastAsia="맑은 고딕"/>
-                <w:b w:val="0"/>
-                <w:sz w:val="19"/>
-              </w:rPr>
-              <w:t>200 · 2.0초 · 5쪽</w:t>
-            </w:r>
-          </w:p>
-        </w:tc>
-      </w:tr>
-      <w:tr>
-        <w:tc>
-          <w:tcPr>
-            <w:tcW w:type="dxa" w:w="3402"/>
-          </w:tcPr>
-          <w:p>
-            <w:pPr>
-              <w:spacing w:line="300" w:lineRule="auto" w:after="20"/>
-            </w:pPr>
-            <w:r/>
-            <w:r>
-              <w:rPr>
-                <w:rFonts w:ascii="맑은 고딕" w:hAnsi="맑은 고딕" w:eastAsia="맑은 고딕"/>
-                <w:b w:val="0"/>
-                <w:sz w:val="19"/>
-              </w:rPr>
-              <w:t>제본 PDF 생성</w:t>
-            </w:r>
-          </w:p>
-        </w:tc>
-        <w:tc>
-          <w:tcPr>
-            <w:tcW w:type="dxa" w:w="6236"/>
-          </w:tcPr>
-          <w:p>
-            <w:pPr>
-              <w:spacing w:line="300" w:lineRule="auto" w:after="20"/>
-            </w:pPr>
-            <w:r/>
-            <w:r>
-              <w:rPr>
-                <w:rFonts w:ascii="맑은 고딕" w:hAnsi="맑은 고딕" w:eastAsia="맑은 고딕"/>
-                <w:b w:val="0"/>
-                <w:sz w:val="19"/>
-              </w:rPr>
-              <w:t>200 · 13.1초 · 719KB · 4면 297×210mm</w:t>
-            </w:r>
-          </w:p>
-        </w:tc>
-      </w:tr>
-      <w:tr>
-        <w:tc>
-          <w:tcPr>
-            <w:tcW w:type="dxa" w:w="3402"/>
-          </w:tcPr>
-          <w:p>
-            <w:pPr>
-              <w:spacing w:line="300" w:lineRule="auto" w:after="20"/>
-            </w:pPr>
-            <w:r/>
-            <w:r>
-              <w:rPr>
-                <w:rFonts w:ascii="맑은 고딕" w:hAnsi="맑은 고딕" w:eastAsia="맑은 고딕"/>
-                <w:b w:val="0"/>
-                <w:sz w:val="19"/>
-              </w:rPr>
-              <w:t>연계 도서 추천</w:t>
-            </w:r>
-          </w:p>
-        </w:tc>
-        <w:tc>
-          <w:tcPr>
-            <w:tcW w:type="dxa" w:w="6236"/>
-          </w:tcPr>
-          <w:p>
-            <w:pPr>
-              <w:spacing w:line="300" w:lineRule="auto" w:after="20"/>
-            </w:pPr>
-            <w:r/>
-            <w:r>
-              <w:rPr>
-                <w:rFonts w:ascii="맑은 고딕" w:hAnsi="맑은 고딕" w:eastAsia="맑은 고딕"/>
-                <w:b w:val="0"/>
-                <w:sz w:val="19"/>
-              </w:rPr>
-              <w:t>200 · 0.8초 · 정보나루 실응답</w:t>
-            </w:r>
-          </w:p>
-        </w:tc>
-      </w:tr>
-      <w:tr>
-        <w:tc>
-          <w:tcPr>
-            <w:tcW w:type="dxa" w:w="3402"/>
-          </w:tcPr>
-          <w:p>
-            <w:pPr>
-              <w:spacing w:line="300" w:lineRule="auto" w:after="20"/>
-            </w:pPr>
-            <w:r/>
-            <w:r>
-              <w:rPr>
-                <w:rFonts w:ascii="맑은 고딕" w:hAnsi="맑은 고딕" w:eastAsia="맑은 고딕"/>
-                <w:b w:val="0"/>
-                <w:sz w:val="19"/>
-              </w:rPr>
-              <w:t>오프라인 폴백 PDF</w:t>
-            </w:r>
-          </w:p>
-        </w:tc>
-        <w:tc>
-          <w:tcPr>
-            <w:tcW w:type="dxa" w:w="6236"/>
-          </w:tcPr>
-          <w:p>
-            <w:pPr>
-              <w:spacing w:line="300" w:lineRule="auto" w:after="20"/>
-            </w:pPr>
-            <w:r/>
-            <w:r>
-              <w:rPr>
-                <w:rFonts w:ascii="맑은 고딕" w:hAnsi="맑은 고딕" w:eastAsia="맑은 고딕"/>
-                <w:b w:val="0"/>
-                <w:sz w:val="19"/>
-              </w:rPr>
-              <w:t>200</w:t>
-            </w:r>
-          </w:p>
-        </w:tc>
-      </w:tr>
-    </w:tbl>
-    <w:p>
-      <w:pPr>
-        <w:spacing w:after="40"/>
-      </w:pPr>
-    </w:p>
-    <w:p>
-      <w:pPr>
-        <w:ind w:firstLine="227"/>
-        <w:jc w:val="both"/>
-      </w:pPr>
-      <w:r>
-        <w:rPr>
-          <w:rFonts w:ascii="맑은 고딕" w:hAnsi="맑은 고딕" w:eastAsia="맑은 고딕"/>
-          <w:b w:val="0"/>
-          <w:sz w:val="21"/>
-        </w:rPr>
-        <w:t>PDF 렌더링 시간은 로컬 1.6초, 배포본 13.1초다. 배포 환경은 무료 티어 0.1 CPU에서 Chromium을 구동하며, 워크숍은 로컬 실행이 원칙이므로 현장 대기 시간은 1.6초다. 자동화 테스트 78건이 통과하고 GitHub Actions에서 코드 검사, 테스트, Chromium 실렌더, 시크릿 스캔, 의존성 취약점 검사가 커밋마다 실행된다.</w:t>
-      </w:r>
     </w:p>
     <w:sectPr>
       <w:pgSz w:w="11906" w:h="16838"/>
-      <w:pgMar w:top="1134" w:right="1134" w:bottom="1134" w:left="1134" w:header="720" w:footer="720" w:gutter="0"/>
+      <w:pgMar w:top="907" w:right="1134" w:bottom="907" w:left="1134" w:header="720" w:footer="720" w:gutter="0"/>
       <w:cols w:space="720"/>
       <w:docGrid w:linePitch="360"/>
     </w:sectPr>
@@ -4743,11 +2118,11 @@
     <w:qFormat/>
     <w:rsid w:val="00FC693F"/>
     <w:pPr>
-      <w:spacing w:line="384" w:lineRule="auto" w:after="120"/>
+      <w:spacing w:line="324" w:lineRule="auto" w:after="60"/>
     </w:pPr>
     <w:rPr>
       <w:rFonts w:ascii="맑은 고딕" w:hAnsi="맑은 고딕" w:eastAsia="맑은 고딕"/>
-      <w:sz w:val="21"/>
+      <w:sz w:val="20"/>
     </w:rPr>
   </w:style>
   <w:style w:type="paragraph" w:styleId="Header">
